--- a/Project-Snapshot-d365-personal-analytics-v2.docx
+++ b/Project-Snapshot-d365-personal-analytics-v2.docx
@@ -2,6 +2,3889 @@
 <file path=word/document.xml><?xml version="1.0" encoding="utf-8"?>
 <w:document xmlns:wpc="http://schemas.microsoft.com/office/word/2010/wordprocessingCanvas" xmlns:cx="http://schemas.microsoft.com/office/drawing/2014/chartex" xmlns:cx1="http://schemas.microsoft.com/office/drawing/2015/9/8/chartex" xmlns:cx2="http://schemas.microsoft.com/office/drawing/2015/10/21/chartex" xmlns:cx3="http://schemas.microsoft.com/office/drawing/2016/5/9/chartex" xmlns:cx4="http://schemas.microsoft.com/office/drawing/2016/5/10/chartex" xmlns:cx5="http://schemas.microsoft.com/office/drawing/2016/5/11/chartex" xmlns:cx6="http://schemas.microsoft.com/office/drawing/2016/5/12/chartex" xmlns:cx7="http://schemas.microsoft.com/office/drawing/2016/5/13/chartex" xmlns:cx8="http://schemas.microsoft.com/office/drawing/2016/5/14/chartex" xmlns:mc="http://schemas.openxmlformats.org/markup-compatibility/2006" xmlns:aink="http://schemas.microsoft.com/office/drawing/2016/ink" xmlns:am3d="http://schemas.microsoft.com/office/drawing/2017/model3d" xmlns:o="urn:schemas-microsoft-com:office:office" xmlns:oel="http://schemas.microsoft.com/office/2019/extlst" xmlns:r="http://schemas.openxmlformats.org/officeDocument/2006/relationships" xmlns:m="http://schemas.openxmlformats.org/officeDocument/2006/math" xmlns:v="urn:schemas-microsoft-com:vml" xmlns:wp14="http://schemas.microsoft.com/office/word/2010/wordprocessingDrawing" xmlns:wp="http://schemas.openxmlformats.org/drawingml/2006/wordprocessingDrawing" xmlns:w10="urn:schemas-microsoft-com:office:word" xmlns:w="http://schemas.openxmlformats.org/wordprocessingml/2006/main" xmlns:w14="http://schemas.microsoft.com/office/word/2010/wordml" xmlns:w15="http://schemas.microsoft.com/office/word/2012/wordml" xmlns:w16cex="http://schemas.microsoft.com/office/word/2018/wordml/cex" xmlns:w16cid="http://schemas.microsoft.com/office/word/2016/wordml/cid" xmlns:w16="http://schemas.microsoft.com/office/word/2018/wordml" xmlns:w16du="http://schemas.microsoft.com/office/word/2023/wordml/word16du" xmlns:w16sdtdh="http://schemas.microsoft.com/office/word/2020/wordml/sdtdatahash" xmlns:w16sdtfl="http://schemas.microsoft.com/office/word/2024/wordml/sdtformatlock" xmlns:w16se="http://schemas.microsoft.com/office/word/2015/wordml/symex" xmlns:wpg="http://schemas.microsoft.com/office/word/2010/wordprocessingGroup" xmlns:wpi="http://schemas.microsoft.com/office/word/2010/wordprocessingInk" xmlns:wne="http://schemas.microsoft.com/office/word/2006/wordml" xmlns:wps="http://schemas.microsoft.com/office/word/2010/wordprocessingShape" mc:Ignorable="w14 w15 w16se w16cid w16 w16cex w16sdtdh w16sdtfl w16du wp14">
   <w:body>
+    <w:p>
+      <w:r>
+        <w:rPr/>
+        <w:t>SEVENTH LOG:</w:t>
+      </w:r>
+    </w:p>
+    <w:p>
+      <w:pPr>
+        <w:pStyle w:val="Heading1"/>
+        <w:spacing w:before="322" w:beforeAutospacing="off" w:after="322" w:afterAutospacing="off"/>
+        <w:jc w:val="left"/>
+      </w:pPr>
+      <w:r>
+        <w:rPr>
+          <w:rFonts w:ascii="Aptos" w:hAnsi="Aptos" w:eastAsia="Aptos" w:cs="Aptos"/>
+          <w:b w:val="1"/>
+          <w:bCs w:val="1"/>
+          <w:noProof w:val="0"/>
+          <w:sz w:val="48"/>
+          <w:szCs w:val="48"/>
+          <w:lang w:val="en-US"/>
+        </w:rPr>
+        <w:t>d365‑personal‑analytics‑v2 – Project Snapshot (SEVENTH LOG)</w:t>
+      </w:r>
+    </w:p>
+    <w:p>
+      <w:pPr>
+        <w:pStyle w:val="Heading2"/>
+        <w:spacing w:before="299" w:beforeAutospacing="off" w:after="299" w:afterAutospacing="off"/>
+        <w:jc w:val="left"/>
+      </w:pPr>
+      <w:r>
+        <w:rPr>
+          <w:rFonts w:ascii="Aptos" w:hAnsi="Aptos" w:eastAsia="Aptos" w:cs="Aptos"/>
+          <w:b w:val="1"/>
+          <w:bCs w:val="1"/>
+          <w:noProof w:val="0"/>
+          <w:sz w:val="36"/>
+          <w:szCs w:val="36"/>
+          <w:lang w:val="en-US"/>
+        </w:rPr>
+        <w:t>X. Dashboard Semantics Contract (Authoritative)</w:t>
+      </w:r>
+    </w:p>
+    <w:p>
+      <w:pPr>
+        <w:pStyle w:val="Heading3"/>
+        <w:spacing w:before="281" w:beforeAutospacing="off" w:after="281" w:afterAutospacing="off"/>
+        <w:jc w:val="left"/>
+      </w:pPr>
+      <w:r>
+        <w:rPr>
+          <w:rFonts w:ascii="Aptos" w:hAnsi="Aptos" w:eastAsia="Aptos" w:cs="Aptos"/>
+          <w:b w:val="1"/>
+          <w:bCs w:val="1"/>
+          <w:noProof w:val="0"/>
+          <w:sz w:val="28"/>
+          <w:szCs w:val="28"/>
+          <w:lang w:val="en-US"/>
+        </w:rPr>
+        <w:t>Purpose</w:t>
+      </w:r>
+    </w:p>
+    <w:p>
+      <w:pPr>
+        <w:spacing w:before="0" w:beforeAutospacing="off" w:after="0" w:afterAutospacing="off"/>
+      </w:pPr>
+      <w:r>
+        <w:rPr>
+          <w:rFonts w:ascii="Aptos" w:hAnsi="Aptos" w:eastAsia="Aptos" w:cs="Aptos"/>
+          <w:noProof w:val="0"/>
+          <w:sz w:val="24"/>
+          <w:szCs w:val="24"/>
+          <w:lang w:val="en-US"/>
+        </w:rPr>
+        <w:t>This section defines the semantic rules that govern how the dashboard behaves and how data is interpreted.</w:t>
+      </w:r>
+    </w:p>
+    <w:p>
+      <w:pPr>
+        <w:spacing w:before="0" w:beforeAutospacing="off" w:after="0" w:afterAutospacing="off"/>
+      </w:pPr>
+      <w:r>
+        <w:rPr>
+          <w:rFonts w:ascii="Aptos" w:hAnsi="Aptos" w:eastAsia="Aptos" w:cs="Aptos"/>
+          <w:noProof w:val="0"/>
+          <w:sz w:val="24"/>
+          <w:szCs w:val="24"/>
+          <w:lang w:val="en-US"/>
+        </w:rPr>
+        <w:t xml:space="preserve">It exists to preserve </w:t>
+      </w:r>
+      <w:r>
+        <w:rPr>
+          <w:rFonts w:ascii="Aptos" w:hAnsi="Aptos" w:eastAsia="Aptos" w:cs="Aptos"/>
+          <w:b w:val="1"/>
+          <w:bCs w:val="1"/>
+          <w:noProof w:val="0"/>
+          <w:sz w:val="24"/>
+          <w:szCs w:val="24"/>
+          <w:lang w:val="en-US"/>
+        </w:rPr>
+        <w:t>metric trust</w:t>
+      </w:r>
+      <w:r>
+        <w:rPr>
+          <w:rFonts w:ascii="Aptos" w:hAnsi="Aptos" w:eastAsia="Aptos" w:cs="Aptos"/>
+          <w:noProof w:val="0"/>
+          <w:sz w:val="24"/>
+          <w:szCs w:val="24"/>
+          <w:lang w:val="en-US"/>
+        </w:rPr>
+        <w:t xml:space="preserve">, </w:t>
+      </w:r>
+      <w:r>
+        <w:rPr>
+          <w:rFonts w:ascii="Aptos" w:hAnsi="Aptos" w:eastAsia="Aptos" w:cs="Aptos"/>
+          <w:b w:val="1"/>
+          <w:bCs w:val="1"/>
+          <w:noProof w:val="0"/>
+          <w:sz w:val="24"/>
+          <w:szCs w:val="24"/>
+          <w:lang w:val="en-US"/>
+        </w:rPr>
+        <w:t>analytical correctness</w:t>
+      </w:r>
+      <w:r>
+        <w:rPr>
+          <w:rFonts w:ascii="Aptos" w:hAnsi="Aptos" w:eastAsia="Aptos" w:cs="Aptos"/>
+          <w:noProof w:val="0"/>
+          <w:sz w:val="24"/>
+          <w:szCs w:val="24"/>
+          <w:lang w:val="en-US"/>
+        </w:rPr>
+        <w:t xml:space="preserve">, and </w:t>
+      </w:r>
+      <w:r>
+        <w:rPr>
+          <w:rFonts w:ascii="Aptos" w:hAnsi="Aptos" w:eastAsia="Aptos" w:cs="Aptos"/>
+          <w:b w:val="1"/>
+          <w:bCs w:val="1"/>
+          <w:noProof w:val="0"/>
+          <w:sz w:val="24"/>
+          <w:szCs w:val="24"/>
+          <w:lang w:val="en-US"/>
+        </w:rPr>
+        <w:t>long‑term evolvability</w:t>
+      </w:r>
+      <w:r>
+        <w:rPr>
+          <w:rFonts w:ascii="Aptos" w:hAnsi="Aptos" w:eastAsia="Aptos" w:cs="Aptos"/>
+          <w:noProof w:val="0"/>
+          <w:sz w:val="24"/>
+          <w:szCs w:val="24"/>
+          <w:lang w:val="en-US"/>
+        </w:rPr>
+        <w:t xml:space="preserve"> as the solution matures through real usage.</w:t>
+      </w:r>
+    </w:p>
+    <w:p>
+      <w:pPr>
+        <w:spacing w:before="0" w:beforeAutospacing="off" w:after="0" w:afterAutospacing="off"/>
+      </w:pPr>
+      <w:r>
+        <w:rPr>
+          <w:rFonts w:ascii="Aptos" w:hAnsi="Aptos" w:eastAsia="Aptos" w:cs="Aptos"/>
+          <w:noProof w:val="0"/>
+          <w:sz w:val="24"/>
+          <w:szCs w:val="24"/>
+          <w:lang w:val="en-US"/>
+        </w:rPr>
+        <w:t xml:space="preserve">This section describes </w:t>
+      </w:r>
+      <w:r>
+        <w:rPr>
+          <w:rFonts w:ascii="Aptos" w:hAnsi="Aptos" w:eastAsia="Aptos" w:cs="Aptos"/>
+          <w:b w:val="1"/>
+          <w:bCs w:val="1"/>
+          <w:noProof w:val="0"/>
+          <w:sz w:val="24"/>
+          <w:szCs w:val="24"/>
+          <w:lang w:val="en-US"/>
+        </w:rPr>
+        <w:t>meaning</w:t>
+      </w:r>
+      <w:r>
+        <w:rPr>
+          <w:rFonts w:ascii="Aptos" w:hAnsi="Aptos" w:eastAsia="Aptos" w:cs="Aptos"/>
+          <w:noProof w:val="0"/>
+          <w:sz w:val="24"/>
+          <w:szCs w:val="24"/>
+          <w:lang w:val="en-US"/>
+        </w:rPr>
+        <w:t>, not implementation.</w:t>
+      </w:r>
+    </w:p>
+    <w:p>
+      <w:pPr>
+        <w:spacing w:before="0" w:beforeAutospacing="off" w:after="0" w:afterAutospacing="off"/>
+      </w:pPr>
+    </w:p>
+    <w:p>
+      <w:pPr>
+        <w:pStyle w:val="Heading3"/>
+        <w:spacing w:before="281" w:beforeAutospacing="off" w:after="281" w:afterAutospacing="off"/>
+        <w:jc w:val="left"/>
+      </w:pPr>
+      <w:r>
+        <w:rPr>
+          <w:rFonts w:ascii="Aptos" w:hAnsi="Aptos" w:eastAsia="Aptos" w:cs="Aptos"/>
+          <w:b w:val="1"/>
+          <w:bCs w:val="1"/>
+          <w:noProof w:val="0"/>
+          <w:sz w:val="28"/>
+          <w:szCs w:val="28"/>
+          <w:lang w:val="en-US"/>
+        </w:rPr>
+        <w:t>X.1 Core Principle — Metric Trust Is Non‑Negotiable</w:t>
+      </w:r>
+    </w:p>
+    <w:p>
+      <w:pPr>
+        <w:spacing w:before="0" w:beforeAutospacing="off" w:after="0" w:afterAutospacing="off"/>
+      </w:pPr>
+      <w:r>
+        <w:rPr>
+          <w:rFonts w:ascii="Aptos" w:hAnsi="Aptos" w:eastAsia="Aptos" w:cs="Aptos"/>
+          <w:noProof w:val="0"/>
+          <w:sz w:val="24"/>
+          <w:szCs w:val="24"/>
+          <w:lang w:val="en-US"/>
+        </w:rPr>
+        <w:t xml:space="preserve">The dashboard is a </w:t>
+      </w:r>
+      <w:r>
+        <w:rPr>
+          <w:rFonts w:ascii="Aptos" w:hAnsi="Aptos" w:eastAsia="Aptos" w:cs="Aptos"/>
+          <w:b w:val="1"/>
+          <w:bCs w:val="1"/>
+          <w:noProof w:val="0"/>
+          <w:sz w:val="24"/>
+          <w:szCs w:val="24"/>
+          <w:lang w:val="en-US"/>
+        </w:rPr>
+        <w:t>decision‑support tool</w:t>
+      </w:r>
+      <w:r>
+        <w:rPr>
+          <w:rFonts w:ascii="Aptos" w:hAnsi="Aptos" w:eastAsia="Aptos" w:cs="Aptos"/>
+          <w:noProof w:val="0"/>
+          <w:sz w:val="24"/>
+          <w:szCs w:val="24"/>
+          <w:lang w:val="en-US"/>
+        </w:rPr>
+        <w:t>.</w:t>
+      </w:r>
+    </w:p>
+    <w:p>
+      <w:pPr>
+        <w:spacing w:before="0" w:beforeAutospacing="off" w:after="0" w:afterAutospacing="off"/>
+      </w:pPr>
+      <w:r>
+        <w:rPr>
+          <w:rFonts w:ascii="Aptos" w:hAnsi="Aptos" w:eastAsia="Aptos" w:cs="Aptos"/>
+          <w:noProof w:val="0"/>
+          <w:sz w:val="24"/>
+          <w:szCs w:val="24"/>
+          <w:lang w:val="en-US"/>
+        </w:rPr>
+        <w:t xml:space="preserve">Any interaction that causes core metrics to change based on UI visibility or filters is considered a </w:t>
+      </w:r>
+      <w:r>
+        <w:rPr>
+          <w:rFonts w:ascii="Aptos" w:hAnsi="Aptos" w:eastAsia="Aptos" w:cs="Aptos"/>
+          <w:b w:val="1"/>
+          <w:bCs w:val="1"/>
+          <w:noProof w:val="0"/>
+          <w:sz w:val="24"/>
+          <w:szCs w:val="24"/>
+          <w:lang w:val="en-US"/>
+        </w:rPr>
+        <w:t>defect</w:t>
+      </w:r>
+      <w:r>
+        <w:rPr>
+          <w:rFonts w:ascii="Aptos" w:hAnsi="Aptos" w:eastAsia="Aptos" w:cs="Aptos"/>
+          <w:noProof w:val="0"/>
+          <w:sz w:val="24"/>
+          <w:szCs w:val="24"/>
+          <w:lang w:val="en-US"/>
+        </w:rPr>
+        <w:t>.</w:t>
+      </w:r>
+    </w:p>
+    <w:p>
+      <w:pPr>
+        <w:spacing w:before="0" w:beforeAutospacing="off" w:after="0" w:afterAutospacing="off"/>
+      </w:pPr>
+    </w:p>
+    <w:p>
+      <w:pPr>
+        <w:pStyle w:val="Heading3"/>
+        <w:spacing w:before="281" w:beforeAutospacing="off" w:after="281" w:afterAutospacing="off"/>
+        <w:jc w:val="left"/>
+      </w:pPr>
+      <w:r>
+        <w:rPr>
+          <w:rFonts w:ascii="Aptos" w:hAnsi="Aptos" w:eastAsia="Aptos" w:cs="Aptos"/>
+          <w:b w:val="1"/>
+          <w:bCs w:val="1"/>
+          <w:noProof w:val="0"/>
+          <w:sz w:val="28"/>
+          <w:szCs w:val="28"/>
+          <w:lang w:val="en-US"/>
+        </w:rPr>
+        <w:t>X.2 Canonical Dataset</w:t>
+      </w:r>
+    </w:p>
+    <w:p>
+      <w:pPr>
+        <w:pStyle w:val="ListParagraph"/>
+        <w:numPr>
+          <w:ilvl w:val="0"/>
+          <w:numId w:val="84"/>
+        </w:numPr>
+        <w:spacing w:before="0" w:beforeAutospacing="off" w:after="0" w:afterAutospacing="off"/>
+        <w:rPr>
+          <w:rFonts w:ascii="Aptos" w:hAnsi="Aptos" w:eastAsia="Aptos" w:cs="Aptos"/>
+          <w:noProof w:val="0"/>
+          <w:sz w:val="24"/>
+          <w:szCs w:val="24"/>
+          <w:lang w:val="en-US"/>
+        </w:rPr>
+      </w:pPr>
+      <w:r>
+        <w:rPr>
+          <w:rFonts w:ascii="Aptos" w:hAnsi="Aptos" w:eastAsia="Aptos" w:cs="Aptos"/>
+          <w:noProof w:val="0"/>
+          <w:sz w:val="24"/>
+          <w:szCs w:val="24"/>
+          <w:lang w:val="en-US"/>
+        </w:rPr>
+        <w:t xml:space="preserve">There exists a single </w:t>
+      </w:r>
+      <w:r>
+        <w:rPr>
+          <w:rFonts w:ascii="Aptos" w:hAnsi="Aptos" w:eastAsia="Aptos" w:cs="Aptos"/>
+          <w:b w:val="1"/>
+          <w:bCs w:val="1"/>
+          <w:noProof w:val="0"/>
+          <w:sz w:val="24"/>
+          <w:szCs w:val="24"/>
+          <w:lang w:val="en-US"/>
+        </w:rPr>
+        <w:t>canonical opportunity dataset</w:t>
+      </w:r>
+      <w:r>
+        <w:rPr>
+          <w:rFonts w:ascii="Aptos" w:hAnsi="Aptos" w:eastAsia="Aptos" w:cs="Aptos"/>
+          <w:noProof w:val="0"/>
+          <w:sz w:val="24"/>
+          <w:szCs w:val="24"/>
+          <w:lang w:val="en-US"/>
+        </w:rPr>
+        <w:t xml:space="preserve"> representing the current FY point‑in‑time view.</w:t>
+      </w:r>
+    </w:p>
+    <w:p>
+      <w:pPr>
+        <w:pStyle w:val="ListParagraph"/>
+        <w:numPr>
+          <w:ilvl w:val="0"/>
+          <w:numId w:val="84"/>
+        </w:numPr>
+        <w:spacing w:before="0" w:beforeAutospacing="off" w:after="0" w:afterAutospacing="off"/>
+        <w:rPr>
+          <w:rFonts w:ascii="Aptos" w:hAnsi="Aptos" w:eastAsia="Aptos" w:cs="Aptos"/>
+          <w:noProof w:val="0"/>
+          <w:sz w:val="24"/>
+          <w:szCs w:val="24"/>
+          <w:lang w:val="en-US"/>
+        </w:rPr>
+      </w:pPr>
+      <w:r>
+        <w:rPr>
+          <w:rFonts w:ascii="Aptos" w:hAnsi="Aptos" w:eastAsia="Aptos" w:cs="Aptos"/>
+          <w:noProof w:val="0"/>
+          <w:sz w:val="24"/>
+          <w:szCs w:val="24"/>
+          <w:lang w:val="en-US"/>
+        </w:rPr>
+        <w:t xml:space="preserve">All </w:t>
+      </w:r>
+      <w:r>
+        <w:rPr>
+          <w:rFonts w:ascii="Aptos" w:hAnsi="Aptos" w:eastAsia="Aptos" w:cs="Aptos"/>
+          <w:b w:val="1"/>
+          <w:bCs w:val="1"/>
+          <w:noProof w:val="0"/>
+          <w:sz w:val="24"/>
+          <w:szCs w:val="24"/>
+          <w:lang w:val="en-US"/>
+        </w:rPr>
+        <w:t>source‑of‑truth metrics</w:t>
+      </w:r>
+      <w:r>
+        <w:rPr>
+          <w:rFonts w:ascii="Aptos" w:hAnsi="Aptos" w:eastAsia="Aptos" w:cs="Aptos"/>
+          <w:noProof w:val="0"/>
+          <w:sz w:val="24"/>
+          <w:szCs w:val="24"/>
+          <w:lang w:val="en-US"/>
+        </w:rPr>
+        <w:t xml:space="preserve"> are computed from this dataset.</w:t>
+      </w:r>
+    </w:p>
+    <w:p>
+      <w:pPr>
+        <w:pStyle w:val="ListParagraph"/>
+        <w:numPr>
+          <w:ilvl w:val="0"/>
+          <w:numId w:val="84"/>
+        </w:numPr>
+        <w:spacing w:before="0" w:beforeAutospacing="off" w:after="0" w:afterAutospacing="off"/>
+        <w:rPr>
+          <w:rFonts w:ascii="Aptos" w:hAnsi="Aptos" w:eastAsia="Aptos" w:cs="Aptos"/>
+          <w:noProof w:val="0"/>
+          <w:sz w:val="24"/>
+          <w:szCs w:val="24"/>
+          <w:lang w:val="en-US"/>
+        </w:rPr>
+      </w:pPr>
+      <w:r>
+        <w:rPr>
+          <w:rFonts w:ascii="Aptos" w:hAnsi="Aptos" w:eastAsia="Aptos" w:cs="Aptos"/>
+          <w:noProof w:val="0"/>
+          <w:sz w:val="24"/>
+          <w:szCs w:val="24"/>
+          <w:lang w:val="en-US"/>
+        </w:rPr>
+        <w:t xml:space="preserve">UI filters and views must </w:t>
+      </w:r>
+      <w:r>
+        <w:rPr>
+          <w:rFonts w:ascii="Aptos" w:hAnsi="Aptos" w:eastAsia="Aptos" w:cs="Aptos"/>
+          <w:b w:val="1"/>
+          <w:bCs w:val="1"/>
+          <w:noProof w:val="0"/>
+          <w:sz w:val="24"/>
+          <w:szCs w:val="24"/>
+          <w:lang w:val="en-US"/>
+        </w:rPr>
+        <w:t>not mutate or redefine</w:t>
+      </w:r>
+      <w:r>
+        <w:rPr>
+          <w:rFonts w:ascii="Aptos" w:hAnsi="Aptos" w:eastAsia="Aptos" w:cs="Aptos"/>
+          <w:noProof w:val="0"/>
+          <w:sz w:val="24"/>
+          <w:szCs w:val="24"/>
+          <w:lang w:val="en-US"/>
+        </w:rPr>
+        <w:t xml:space="preserve"> this dataset.</w:t>
+      </w:r>
+    </w:p>
+    <w:p>
+      <w:pPr>
+        <w:spacing w:before="0" w:beforeAutospacing="off" w:after="0" w:afterAutospacing="off"/>
+      </w:pPr>
+    </w:p>
+    <w:p>
+      <w:pPr>
+        <w:pStyle w:val="Heading3"/>
+        <w:spacing w:before="281" w:beforeAutospacing="off" w:after="281" w:afterAutospacing="off"/>
+        <w:jc w:val="left"/>
+      </w:pPr>
+      <w:r>
+        <w:rPr>
+          <w:rFonts w:ascii="Aptos" w:hAnsi="Aptos" w:eastAsia="Aptos" w:cs="Aptos"/>
+          <w:b w:val="1"/>
+          <w:bCs w:val="1"/>
+          <w:noProof w:val="0"/>
+          <w:sz w:val="28"/>
+          <w:szCs w:val="28"/>
+          <w:lang w:val="en-US"/>
+        </w:rPr>
+        <w:t>X.3 Metric Semantics (Stable Across Views)</w:t>
+      </w:r>
+    </w:p>
+    <w:p>
+      <w:pPr>
+        <w:spacing w:before="0" w:beforeAutospacing="off" w:after="0" w:afterAutospacing="off"/>
+      </w:pPr>
+      <w:r>
+        <w:rPr>
+          <w:rFonts w:ascii="Aptos" w:hAnsi="Aptos" w:eastAsia="Aptos" w:cs="Aptos"/>
+          <w:noProof w:val="0"/>
+          <w:sz w:val="24"/>
+          <w:szCs w:val="24"/>
+          <w:lang w:val="en-US"/>
+        </w:rPr>
+        <w:t xml:space="preserve">The following metrics are </w:t>
+      </w:r>
+      <w:r>
+        <w:rPr>
+          <w:rFonts w:ascii="Aptos" w:hAnsi="Aptos" w:eastAsia="Aptos" w:cs="Aptos"/>
+          <w:b w:val="1"/>
+          <w:bCs w:val="1"/>
+          <w:noProof w:val="0"/>
+          <w:sz w:val="24"/>
+          <w:szCs w:val="24"/>
+          <w:lang w:val="en-US"/>
+        </w:rPr>
+        <w:t>authoritative and time‑based</w:t>
+      </w:r>
+      <w:r>
+        <w:rPr>
+          <w:rFonts w:ascii="Aptos" w:hAnsi="Aptos" w:eastAsia="Aptos" w:cs="Aptos"/>
+          <w:noProof w:val="0"/>
+          <w:sz w:val="24"/>
+          <w:szCs w:val="24"/>
+          <w:lang w:val="en-US"/>
+        </w:rPr>
+        <w:t>:</w:t>
+      </w:r>
+    </w:p>
+    <w:p>
+      <w:pPr>
+        <w:pStyle w:val="ListParagraph"/>
+        <w:numPr>
+          <w:ilvl w:val="0"/>
+          <w:numId w:val="85"/>
+        </w:numPr>
+        <w:spacing w:before="0" w:beforeAutospacing="off" w:after="0" w:afterAutospacing="off"/>
+        <w:rPr>
+          <w:rFonts w:ascii="Aptos" w:hAnsi="Aptos" w:eastAsia="Aptos" w:cs="Aptos"/>
+          <w:noProof w:val="0"/>
+          <w:sz w:val="24"/>
+          <w:szCs w:val="24"/>
+          <w:lang w:val="en-US"/>
+        </w:rPr>
+      </w:pPr>
+      <w:r>
+        <w:rPr>
+          <w:rFonts w:ascii="Aptos" w:hAnsi="Aptos" w:eastAsia="Aptos" w:cs="Aptos"/>
+          <w:noProof w:val="0"/>
+          <w:sz w:val="24"/>
+          <w:szCs w:val="24"/>
+          <w:lang w:val="en-US"/>
+        </w:rPr>
+        <w:t>Quota Attainment</w:t>
+      </w:r>
+    </w:p>
+    <w:p>
+      <w:pPr>
+        <w:pStyle w:val="ListParagraph"/>
+        <w:numPr>
+          <w:ilvl w:val="0"/>
+          <w:numId w:val="85"/>
+        </w:numPr>
+        <w:spacing w:before="0" w:beforeAutospacing="off" w:after="0" w:afterAutospacing="off"/>
+        <w:rPr>
+          <w:rFonts w:ascii="Aptos" w:hAnsi="Aptos" w:eastAsia="Aptos" w:cs="Aptos"/>
+          <w:noProof w:val="0"/>
+          <w:sz w:val="24"/>
+          <w:szCs w:val="24"/>
+          <w:lang w:val="en-US"/>
+        </w:rPr>
+      </w:pPr>
+      <w:r>
+        <w:rPr>
+          <w:rFonts w:ascii="Aptos" w:hAnsi="Aptos" w:eastAsia="Aptos" w:cs="Aptos"/>
+          <w:noProof w:val="0"/>
+          <w:sz w:val="24"/>
+          <w:szCs w:val="24"/>
+          <w:lang w:val="en-US"/>
+        </w:rPr>
+        <w:t>Pipeline Coverage</w:t>
+      </w:r>
+    </w:p>
+    <w:p>
+      <w:pPr>
+        <w:pStyle w:val="ListParagraph"/>
+        <w:numPr>
+          <w:ilvl w:val="0"/>
+          <w:numId w:val="85"/>
+        </w:numPr>
+        <w:spacing w:before="0" w:beforeAutospacing="off" w:after="0" w:afterAutospacing="off"/>
+        <w:rPr>
+          <w:rFonts w:ascii="Aptos" w:hAnsi="Aptos" w:eastAsia="Aptos" w:cs="Aptos"/>
+          <w:noProof w:val="0"/>
+          <w:sz w:val="24"/>
+          <w:szCs w:val="24"/>
+          <w:lang w:val="en-US"/>
+        </w:rPr>
+      </w:pPr>
+      <w:r>
+        <w:rPr>
+          <w:rFonts w:ascii="Aptos" w:hAnsi="Aptos" w:eastAsia="Aptos" w:cs="Aptos"/>
+          <w:noProof w:val="0"/>
+          <w:sz w:val="24"/>
+          <w:szCs w:val="24"/>
+          <w:lang w:val="en-US"/>
+        </w:rPr>
+        <w:t>Win Rate</w:t>
+      </w:r>
+    </w:p>
+    <w:p>
+      <w:pPr>
+        <w:spacing w:before="0" w:beforeAutospacing="off" w:after="0" w:afterAutospacing="off"/>
+      </w:pPr>
+      <w:r>
+        <w:rPr>
+          <w:rFonts w:ascii="Aptos" w:hAnsi="Aptos" w:eastAsia="Aptos" w:cs="Aptos"/>
+          <w:b w:val="1"/>
+          <w:bCs w:val="1"/>
+          <w:noProof w:val="0"/>
+          <w:sz w:val="24"/>
+          <w:szCs w:val="24"/>
+          <w:lang w:val="en-US"/>
+        </w:rPr>
+        <w:t>Rules:</w:t>
+      </w:r>
+    </w:p>
+    <w:p>
+      <w:pPr>
+        <w:pStyle w:val="ListParagraph"/>
+        <w:numPr>
+          <w:ilvl w:val="0"/>
+          <w:numId w:val="86"/>
+        </w:numPr>
+        <w:spacing w:before="0" w:beforeAutospacing="off" w:after="0" w:afterAutospacing="off"/>
+        <w:rPr>
+          <w:rFonts w:ascii="Aptos" w:hAnsi="Aptos" w:eastAsia="Aptos" w:cs="Aptos"/>
+          <w:noProof w:val="0"/>
+          <w:sz w:val="24"/>
+          <w:szCs w:val="24"/>
+          <w:lang w:val="en-US"/>
+        </w:rPr>
+      </w:pPr>
+      <w:r>
+        <w:rPr>
+          <w:rFonts w:ascii="Aptos" w:hAnsi="Aptos" w:eastAsia="Aptos" w:cs="Aptos"/>
+          <w:noProof w:val="0"/>
+          <w:sz w:val="24"/>
+          <w:szCs w:val="24"/>
+          <w:lang w:val="en-US"/>
+        </w:rPr>
+        <w:t xml:space="preserve">Metrics are computed </w:t>
+      </w:r>
+      <w:r>
+        <w:rPr>
+          <w:rFonts w:ascii="Aptos" w:hAnsi="Aptos" w:eastAsia="Aptos" w:cs="Aptos"/>
+          <w:b w:val="1"/>
+          <w:bCs w:val="1"/>
+          <w:noProof w:val="0"/>
+          <w:sz w:val="24"/>
+          <w:szCs w:val="24"/>
+          <w:lang w:val="en-US"/>
+        </w:rPr>
+        <w:t>independently of UI filters</w:t>
+      </w:r>
+      <w:r>
+        <w:rPr>
+          <w:rFonts w:ascii="Aptos" w:hAnsi="Aptos" w:eastAsia="Aptos" w:cs="Aptos"/>
+          <w:noProof w:val="0"/>
+          <w:sz w:val="24"/>
+          <w:szCs w:val="24"/>
+          <w:lang w:val="en-US"/>
+        </w:rPr>
+        <w:t>.</w:t>
+      </w:r>
+    </w:p>
+    <w:p>
+      <w:pPr>
+        <w:pStyle w:val="ListParagraph"/>
+        <w:numPr>
+          <w:ilvl w:val="0"/>
+          <w:numId w:val="86"/>
+        </w:numPr>
+        <w:spacing w:before="0" w:beforeAutospacing="off" w:after="0" w:afterAutospacing="off"/>
+        <w:rPr>
+          <w:rFonts w:ascii="Aptos" w:hAnsi="Aptos" w:eastAsia="Aptos" w:cs="Aptos"/>
+          <w:noProof w:val="0"/>
+          <w:sz w:val="24"/>
+          <w:szCs w:val="24"/>
+          <w:lang w:val="en-US"/>
+        </w:rPr>
+      </w:pPr>
+      <w:r>
+        <w:rPr>
+          <w:rFonts w:ascii="Aptos" w:hAnsi="Aptos" w:eastAsia="Aptos" w:cs="Aptos"/>
+          <w:noProof w:val="0"/>
+          <w:sz w:val="24"/>
+          <w:szCs w:val="24"/>
+          <w:lang w:val="en-US"/>
+        </w:rPr>
+        <w:t xml:space="preserve">Metrics reflect </w:t>
+      </w:r>
+      <w:r>
+        <w:rPr>
+          <w:rFonts w:ascii="Aptos" w:hAnsi="Aptos" w:eastAsia="Aptos" w:cs="Aptos"/>
+          <w:b w:val="1"/>
+          <w:bCs w:val="1"/>
+          <w:noProof w:val="0"/>
+          <w:sz w:val="24"/>
+          <w:szCs w:val="24"/>
+          <w:lang w:val="en-US"/>
+        </w:rPr>
+        <w:t>FY‑to‑date reality</w:t>
+      </w:r>
+      <w:r>
+        <w:rPr>
+          <w:rFonts w:ascii="Aptos" w:hAnsi="Aptos" w:eastAsia="Aptos" w:cs="Aptos"/>
+          <w:noProof w:val="0"/>
+          <w:sz w:val="24"/>
+          <w:szCs w:val="24"/>
+          <w:lang w:val="en-US"/>
+        </w:rPr>
+        <w:t>.</w:t>
+      </w:r>
+    </w:p>
+    <w:p>
+      <w:pPr>
+        <w:pStyle w:val="ListParagraph"/>
+        <w:numPr>
+          <w:ilvl w:val="0"/>
+          <w:numId w:val="86"/>
+        </w:numPr>
+        <w:spacing w:before="0" w:beforeAutospacing="off" w:after="0" w:afterAutospacing="off"/>
+        <w:rPr>
+          <w:rFonts w:ascii="Aptos" w:hAnsi="Aptos" w:eastAsia="Aptos" w:cs="Aptos"/>
+          <w:noProof w:val="0"/>
+          <w:sz w:val="24"/>
+          <w:szCs w:val="24"/>
+          <w:lang w:val="en-US"/>
+        </w:rPr>
+      </w:pPr>
+      <w:r>
+        <w:rPr>
+          <w:rFonts w:ascii="Aptos" w:hAnsi="Aptos" w:eastAsia="Aptos" w:cs="Aptos"/>
+          <w:noProof w:val="0"/>
+          <w:sz w:val="24"/>
+          <w:szCs w:val="24"/>
+          <w:lang w:val="en-US"/>
+        </w:rPr>
+        <w:t xml:space="preserve">Metrics change </w:t>
+      </w:r>
+      <w:r>
+        <w:rPr>
+          <w:rFonts w:ascii="Aptos" w:hAnsi="Aptos" w:eastAsia="Aptos" w:cs="Aptos"/>
+          <w:b w:val="1"/>
+          <w:bCs w:val="1"/>
+          <w:noProof w:val="0"/>
+          <w:sz w:val="24"/>
+          <w:szCs w:val="24"/>
+          <w:lang w:val="en-US"/>
+        </w:rPr>
+        <w:t>only when underlying data changes</w:t>
+      </w:r>
+      <w:r>
+        <w:rPr>
+          <w:rFonts w:ascii="Aptos" w:hAnsi="Aptos" w:eastAsia="Aptos" w:cs="Aptos"/>
+          <w:noProof w:val="0"/>
+          <w:sz w:val="24"/>
+          <w:szCs w:val="24"/>
+          <w:lang w:val="en-US"/>
+        </w:rPr>
+        <w:t>, not when the UI view changes.</w:t>
+      </w:r>
+    </w:p>
+    <w:p>
+      <w:pPr>
+        <w:spacing w:before="0" w:beforeAutospacing="off" w:after="0" w:afterAutospacing="off"/>
+      </w:pPr>
+    </w:p>
+    <w:p>
+      <w:pPr>
+        <w:pStyle w:val="Heading3"/>
+        <w:spacing w:before="281" w:beforeAutospacing="off" w:after="281" w:afterAutospacing="off"/>
+        <w:jc w:val="left"/>
+      </w:pPr>
+      <w:r>
+        <w:rPr>
+          <w:rFonts w:ascii="Aptos" w:hAnsi="Aptos" w:eastAsia="Aptos" w:cs="Aptos"/>
+          <w:b w:val="1"/>
+          <w:bCs w:val="1"/>
+          <w:noProof w:val="0"/>
+          <w:sz w:val="28"/>
+          <w:szCs w:val="28"/>
+          <w:lang w:val="en-US"/>
+        </w:rPr>
+        <w:t>X.4 Opportunity Lifecycle vs Metric Eligibility</w:t>
+      </w:r>
+    </w:p>
+    <w:p>
+      <w:pPr>
+        <w:spacing w:before="0" w:beforeAutospacing="off" w:after="0" w:afterAutospacing="off"/>
+      </w:pPr>
+      <w:r>
+        <w:rPr>
+          <w:rFonts w:ascii="Aptos" w:hAnsi="Aptos" w:eastAsia="Aptos" w:cs="Aptos"/>
+          <w:noProof w:val="0"/>
+          <w:sz w:val="24"/>
+          <w:szCs w:val="24"/>
+          <w:lang w:val="en-US"/>
+        </w:rPr>
+        <w:t>These concepts are explicitly distinct:</w:t>
+      </w:r>
+    </w:p>
+    <w:p>
+      <w:pPr>
+        <w:pStyle w:val="ListParagraph"/>
+        <w:numPr>
+          <w:ilvl w:val="0"/>
+          <w:numId w:val="87"/>
+        </w:numPr>
+        <w:spacing w:before="0" w:beforeAutospacing="off" w:after="0" w:afterAutospacing="off"/>
+        <w:rPr>
+          <w:rFonts w:ascii="Aptos" w:hAnsi="Aptos" w:eastAsia="Aptos" w:cs="Aptos"/>
+          <w:noProof w:val="0"/>
+          <w:sz w:val="24"/>
+          <w:szCs w:val="24"/>
+          <w:lang w:val="en-US"/>
+        </w:rPr>
+      </w:pPr>
+      <w:r>
+        <w:rPr>
+          <w:rFonts w:ascii="Aptos" w:hAnsi="Aptos" w:eastAsia="Aptos" w:cs="Aptos"/>
+          <w:b w:val="1"/>
+          <w:bCs w:val="1"/>
+          <w:noProof w:val="0"/>
+          <w:sz w:val="24"/>
+          <w:szCs w:val="24"/>
+          <w:lang w:val="en-US"/>
+        </w:rPr>
+        <w:t>Lifecycle State</w:t>
+      </w:r>
+      <w:r>
+        <w:rPr>
+          <w:rFonts w:ascii="Aptos" w:hAnsi="Aptos" w:eastAsia="Aptos" w:cs="Aptos"/>
+          <w:noProof w:val="0"/>
+          <w:sz w:val="24"/>
+          <w:szCs w:val="24"/>
+          <w:lang w:val="en-US"/>
+        </w:rPr>
+        <w:t xml:space="preserve"> (Open / Won / Lost)</w:t>
+      </w:r>
+    </w:p>
+    <w:p>
+      <w:pPr>
+        <w:spacing w:before="0" w:beforeAutospacing="off" w:after="0" w:afterAutospacing="off"/>
+      </w:pPr>
+      <w:r>
+        <w:rPr>
+          <w:rFonts w:ascii="Aptos" w:hAnsi="Aptos" w:eastAsia="Aptos" w:cs="Aptos"/>
+          <w:noProof w:val="0"/>
+          <w:sz w:val="24"/>
+          <w:szCs w:val="24"/>
+          <w:lang w:val="en-US"/>
+        </w:rPr>
+        <w:t>→ Used for filtering and exploration.</w:t>
+      </w:r>
+    </w:p>
+    <w:p>
+      <w:pPr>
+        <w:pStyle w:val="ListParagraph"/>
+        <w:numPr>
+          <w:ilvl w:val="0"/>
+          <w:numId w:val="88"/>
+        </w:numPr>
+        <w:spacing w:before="0" w:beforeAutospacing="off" w:after="0" w:afterAutospacing="off"/>
+        <w:rPr>
+          <w:rFonts w:ascii="Aptos" w:hAnsi="Aptos" w:eastAsia="Aptos" w:cs="Aptos"/>
+          <w:noProof w:val="0"/>
+          <w:sz w:val="24"/>
+          <w:szCs w:val="24"/>
+          <w:lang w:val="en-US"/>
+        </w:rPr>
+      </w:pPr>
+      <w:r>
+        <w:rPr>
+          <w:rFonts w:ascii="Aptos" w:hAnsi="Aptos" w:eastAsia="Aptos" w:cs="Aptos"/>
+          <w:b w:val="1"/>
+          <w:bCs w:val="1"/>
+          <w:noProof w:val="0"/>
+          <w:sz w:val="24"/>
+          <w:szCs w:val="24"/>
+          <w:lang w:val="en-US"/>
+        </w:rPr>
+        <w:t>Metric Eligibility Rules</w:t>
+      </w:r>
+      <w:r>
+        <w:rPr>
+          <w:rFonts w:ascii="Aptos" w:hAnsi="Aptos" w:eastAsia="Aptos" w:cs="Aptos"/>
+          <w:noProof w:val="0"/>
+          <w:sz w:val="24"/>
+          <w:szCs w:val="24"/>
+          <w:lang w:val="en-US"/>
+        </w:rPr>
+        <w:t xml:space="preserve"> (e.g., exclusions for duplicates, hygiene artifacts)</w:t>
+      </w:r>
+    </w:p>
+    <w:p>
+      <w:pPr>
+        <w:spacing w:before="0" w:beforeAutospacing="off" w:after="0" w:afterAutospacing="off"/>
+      </w:pPr>
+      <w:r>
+        <w:rPr>
+          <w:rFonts w:ascii="Aptos" w:hAnsi="Aptos" w:eastAsia="Aptos" w:cs="Aptos"/>
+          <w:noProof w:val="0"/>
+          <w:sz w:val="24"/>
+          <w:szCs w:val="24"/>
+          <w:lang w:val="en-US"/>
+        </w:rPr>
+        <w:t>→ Used only in KPI computation.</w:t>
+      </w:r>
+    </w:p>
+    <w:p>
+      <w:pPr>
+        <w:spacing w:before="0" w:beforeAutospacing="off" w:after="0" w:afterAutospacing="off"/>
+      </w:pPr>
+      <w:r>
+        <w:rPr>
+          <w:rFonts w:ascii="Aptos" w:hAnsi="Aptos" w:eastAsia="Aptos" w:cs="Aptos"/>
+          <w:noProof w:val="0"/>
+          <w:sz w:val="24"/>
+          <w:szCs w:val="24"/>
+          <w:lang w:val="en-US"/>
+        </w:rPr>
+        <w:t xml:space="preserve">Lifecycle filters must </w:t>
+      </w:r>
+      <w:r>
+        <w:rPr>
+          <w:rFonts w:ascii="Aptos" w:hAnsi="Aptos" w:eastAsia="Aptos" w:cs="Aptos"/>
+          <w:b w:val="1"/>
+          <w:bCs w:val="1"/>
+          <w:noProof w:val="0"/>
+          <w:sz w:val="24"/>
+          <w:szCs w:val="24"/>
+          <w:lang w:val="en-US"/>
+        </w:rPr>
+        <w:t>never reuse KPI exclusion logic</w:t>
+      </w:r>
+      <w:r>
+        <w:rPr>
+          <w:rFonts w:ascii="Aptos" w:hAnsi="Aptos" w:eastAsia="Aptos" w:cs="Aptos"/>
+          <w:noProof w:val="0"/>
+          <w:sz w:val="24"/>
+          <w:szCs w:val="24"/>
+          <w:lang w:val="en-US"/>
+        </w:rPr>
+        <w:t>.</w:t>
+      </w:r>
+    </w:p>
+    <w:p>
+      <w:pPr>
+        <w:spacing w:before="0" w:beforeAutospacing="off" w:after="0" w:afterAutospacing="off"/>
+      </w:pPr>
+    </w:p>
+    <w:p>
+      <w:pPr>
+        <w:pStyle w:val="Heading3"/>
+        <w:spacing w:before="281" w:beforeAutospacing="off" w:after="281" w:afterAutospacing="off"/>
+        <w:jc w:val="left"/>
+      </w:pPr>
+      <w:r>
+        <w:rPr>
+          <w:rFonts w:ascii="Aptos" w:hAnsi="Aptos" w:eastAsia="Aptos" w:cs="Aptos"/>
+          <w:b w:val="1"/>
+          <w:bCs w:val="1"/>
+          <w:noProof w:val="0"/>
+          <w:sz w:val="28"/>
+          <w:szCs w:val="28"/>
+          <w:lang w:val="en-US"/>
+        </w:rPr>
+        <w:t>X.5 Filters Are Analytical Lenses, Not Modes</w:t>
+      </w:r>
+    </w:p>
+    <w:p>
+      <w:pPr>
+        <w:pStyle w:val="ListParagraph"/>
+        <w:numPr>
+          <w:ilvl w:val="0"/>
+          <w:numId w:val="89"/>
+        </w:numPr>
+        <w:spacing w:before="0" w:beforeAutospacing="off" w:after="0" w:afterAutospacing="off"/>
+        <w:rPr>
+          <w:rFonts w:ascii="Aptos" w:hAnsi="Aptos" w:eastAsia="Aptos" w:cs="Aptos"/>
+          <w:noProof w:val="0"/>
+          <w:sz w:val="24"/>
+          <w:szCs w:val="24"/>
+          <w:lang w:val="en-US"/>
+        </w:rPr>
+      </w:pPr>
+      <w:r>
+        <w:rPr>
+          <w:rFonts w:ascii="Aptos" w:hAnsi="Aptos" w:eastAsia="Aptos" w:cs="Aptos"/>
+          <w:noProof w:val="0"/>
+          <w:sz w:val="24"/>
+          <w:szCs w:val="24"/>
+          <w:lang w:val="en-US"/>
+        </w:rPr>
+        <w:t xml:space="preserve">Filters represent </w:t>
+      </w:r>
+      <w:r>
+        <w:rPr>
+          <w:rFonts w:ascii="Aptos" w:hAnsi="Aptos" w:eastAsia="Aptos" w:cs="Aptos"/>
+          <w:b w:val="1"/>
+          <w:bCs w:val="1"/>
+          <w:noProof w:val="0"/>
+          <w:sz w:val="24"/>
+          <w:szCs w:val="24"/>
+          <w:lang w:val="en-US"/>
+        </w:rPr>
+        <w:t>lenses for analysis</w:t>
+      </w:r>
+      <w:r>
+        <w:rPr>
+          <w:rFonts w:ascii="Aptos" w:hAnsi="Aptos" w:eastAsia="Aptos" w:cs="Aptos"/>
+          <w:noProof w:val="0"/>
+          <w:sz w:val="24"/>
+          <w:szCs w:val="24"/>
+          <w:lang w:val="en-US"/>
+        </w:rPr>
+        <w:t>, not mutually exclusive modes.</w:t>
+      </w:r>
+    </w:p>
+    <w:p>
+      <w:pPr>
+        <w:pStyle w:val="ListParagraph"/>
+        <w:numPr>
+          <w:ilvl w:val="0"/>
+          <w:numId w:val="89"/>
+        </w:numPr>
+        <w:spacing w:before="0" w:beforeAutospacing="off" w:after="0" w:afterAutospacing="off"/>
+        <w:rPr>
+          <w:rFonts w:ascii="Aptos" w:hAnsi="Aptos" w:eastAsia="Aptos" w:cs="Aptos"/>
+          <w:noProof w:val="0"/>
+          <w:sz w:val="24"/>
+          <w:szCs w:val="24"/>
+          <w:lang w:val="en-US"/>
+        </w:rPr>
+      </w:pPr>
+      <w:r>
+        <w:rPr>
+          <w:rFonts w:ascii="Aptos" w:hAnsi="Aptos" w:eastAsia="Aptos" w:cs="Aptos"/>
+          <w:noProof w:val="0"/>
+          <w:sz w:val="24"/>
+          <w:szCs w:val="24"/>
+          <w:lang w:val="en-US"/>
+        </w:rPr>
+        <w:t xml:space="preserve">Filters are </w:t>
+      </w:r>
+      <w:r>
+        <w:rPr>
+          <w:rFonts w:ascii="Aptos" w:hAnsi="Aptos" w:eastAsia="Aptos" w:cs="Aptos"/>
+          <w:b w:val="1"/>
+          <w:bCs w:val="1"/>
+          <w:noProof w:val="0"/>
+          <w:sz w:val="24"/>
+          <w:szCs w:val="24"/>
+          <w:lang w:val="en-US"/>
+        </w:rPr>
+        <w:t>combinatorial</w:t>
+      </w:r>
+      <w:r>
+        <w:rPr>
+          <w:rFonts w:ascii="Aptos" w:hAnsi="Aptos" w:eastAsia="Aptos" w:cs="Aptos"/>
+          <w:noProof w:val="0"/>
+          <w:sz w:val="24"/>
+          <w:szCs w:val="24"/>
+          <w:lang w:val="en-US"/>
+        </w:rPr>
+        <w:t xml:space="preserve"> (e.g., Open + Won).</w:t>
+      </w:r>
+    </w:p>
+    <w:p>
+      <w:pPr>
+        <w:pStyle w:val="ListParagraph"/>
+        <w:numPr>
+          <w:ilvl w:val="0"/>
+          <w:numId w:val="89"/>
+        </w:numPr>
+        <w:spacing w:before="0" w:beforeAutospacing="off" w:after="0" w:afterAutospacing="off"/>
+        <w:rPr>
+          <w:rFonts w:ascii="Aptos" w:hAnsi="Aptos" w:eastAsia="Aptos" w:cs="Aptos"/>
+          <w:noProof w:val="0"/>
+          <w:sz w:val="24"/>
+          <w:szCs w:val="24"/>
+          <w:lang w:val="en-US"/>
+        </w:rPr>
+      </w:pPr>
+      <w:r>
+        <w:rPr>
+          <w:rFonts w:ascii="Aptos" w:hAnsi="Aptos" w:eastAsia="Aptos" w:cs="Aptos"/>
+          <w:noProof w:val="0"/>
+          <w:sz w:val="24"/>
+          <w:szCs w:val="24"/>
+          <w:lang w:val="en-US"/>
+        </w:rPr>
+        <w:t xml:space="preserve">Filters affect </w:t>
+      </w:r>
+      <w:r>
+        <w:rPr>
+          <w:rFonts w:ascii="Aptos" w:hAnsi="Aptos" w:eastAsia="Aptos" w:cs="Aptos"/>
+          <w:b w:val="1"/>
+          <w:bCs w:val="1"/>
+          <w:noProof w:val="0"/>
+          <w:sz w:val="24"/>
+          <w:szCs w:val="24"/>
+          <w:lang w:val="en-US"/>
+        </w:rPr>
+        <w:t>what is visible</w:t>
+      </w:r>
+      <w:r>
+        <w:rPr>
+          <w:rFonts w:ascii="Aptos" w:hAnsi="Aptos" w:eastAsia="Aptos" w:cs="Aptos"/>
+          <w:noProof w:val="0"/>
+          <w:sz w:val="24"/>
+          <w:szCs w:val="24"/>
+          <w:lang w:val="en-US"/>
+        </w:rPr>
+        <w:t xml:space="preserve">, not </w:t>
+      </w:r>
+      <w:r>
+        <w:rPr>
+          <w:rFonts w:ascii="Aptos" w:hAnsi="Aptos" w:eastAsia="Aptos" w:cs="Aptos"/>
+          <w:b w:val="1"/>
+          <w:bCs w:val="1"/>
+          <w:noProof w:val="0"/>
+          <w:sz w:val="24"/>
+          <w:szCs w:val="24"/>
+          <w:lang w:val="en-US"/>
+        </w:rPr>
+        <w:t>what is true</w:t>
+      </w:r>
+      <w:r>
+        <w:rPr>
+          <w:rFonts w:ascii="Aptos" w:hAnsi="Aptos" w:eastAsia="Aptos" w:cs="Aptos"/>
+          <w:noProof w:val="0"/>
+          <w:sz w:val="24"/>
+          <w:szCs w:val="24"/>
+          <w:lang w:val="en-US"/>
+        </w:rPr>
+        <w:t>.</w:t>
+      </w:r>
+    </w:p>
+    <w:p>
+      <w:pPr>
+        <w:spacing w:before="0" w:beforeAutospacing="off" w:after="0" w:afterAutospacing="off"/>
+      </w:pPr>
+    </w:p>
+    <w:p>
+      <w:pPr>
+        <w:pStyle w:val="Heading3"/>
+        <w:spacing w:before="281" w:beforeAutospacing="off" w:after="281" w:afterAutospacing="off"/>
+        <w:jc w:val="left"/>
+      </w:pPr>
+      <w:r>
+        <w:rPr>
+          <w:rFonts w:ascii="Aptos" w:hAnsi="Aptos" w:eastAsia="Aptos" w:cs="Aptos"/>
+          <w:b w:val="1"/>
+          <w:bCs w:val="1"/>
+          <w:noProof w:val="0"/>
+          <w:sz w:val="28"/>
+          <w:szCs w:val="28"/>
+          <w:lang w:val="en-US"/>
+        </w:rPr>
+        <w:t>X.6 Scope of Filter Impact</w:t>
+      </w:r>
+    </w:p>
+    <w:p>
+      <w:pPr>
+        <w:spacing w:before="0" w:beforeAutospacing="off" w:after="0" w:afterAutospacing="off"/>
+      </w:pPr>
+      <w:r>
+        <w:rPr>
+          <w:rFonts w:ascii="Aptos" w:hAnsi="Aptos" w:eastAsia="Aptos" w:cs="Aptos"/>
+          <w:noProof w:val="0"/>
+          <w:sz w:val="24"/>
+          <w:szCs w:val="24"/>
+          <w:lang w:val="en-US"/>
+        </w:rPr>
+        <w:t xml:space="preserve">Filters </w:t>
+      </w:r>
+      <w:r>
+        <w:rPr>
+          <w:rFonts w:ascii="Aptos" w:hAnsi="Aptos" w:eastAsia="Aptos" w:cs="Aptos"/>
+          <w:b w:val="1"/>
+          <w:bCs w:val="1"/>
+          <w:noProof w:val="0"/>
+          <w:sz w:val="24"/>
+          <w:szCs w:val="24"/>
+          <w:lang w:val="en-US"/>
+        </w:rPr>
+        <w:t>may affect</w:t>
+      </w:r>
+      <w:r>
+        <w:rPr>
+          <w:rFonts w:ascii="Aptos" w:hAnsi="Aptos" w:eastAsia="Aptos" w:cs="Aptos"/>
+          <w:noProof w:val="0"/>
+          <w:sz w:val="24"/>
+          <w:szCs w:val="24"/>
+          <w:lang w:val="en-US"/>
+        </w:rPr>
+        <w:t>:</w:t>
+      </w:r>
+    </w:p>
+    <w:p>
+      <w:pPr>
+        <w:pStyle w:val="ListParagraph"/>
+        <w:numPr>
+          <w:ilvl w:val="0"/>
+          <w:numId w:val="90"/>
+        </w:numPr>
+        <w:spacing w:before="0" w:beforeAutospacing="off" w:after="0" w:afterAutospacing="off"/>
+        <w:rPr>
+          <w:rFonts w:ascii="Aptos" w:hAnsi="Aptos" w:eastAsia="Aptos" w:cs="Aptos"/>
+          <w:noProof w:val="0"/>
+          <w:sz w:val="24"/>
+          <w:szCs w:val="24"/>
+          <w:lang w:val="en-US"/>
+        </w:rPr>
+      </w:pPr>
+      <w:r>
+        <w:rPr>
+          <w:rFonts w:ascii="Aptos" w:hAnsi="Aptos" w:eastAsia="Aptos" w:cs="Aptos"/>
+          <w:noProof w:val="0"/>
+          <w:sz w:val="24"/>
+          <w:szCs w:val="24"/>
+          <w:lang w:val="en-US"/>
+        </w:rPr>
+        <w:t>Opportunity lists and tables</w:t>
+      </w:r>
+    </w:p>
+    <w:p>
+      <w:pPr>
+        <w:pStyle w:val="ListParagraph"/>
+        <w:numPr>
+          <w:ilvl w:val="0"/>
+          <w:numId w:val="90"/>
+        </w:numPr>
+        <w:spacing w:before="0" w:beforeAutospacing="off" w:after="0" w:afterAutospacing="off"/>
+        <w:rPr>
+          <w:rFonts w:ascii="Aptos" w:hAnsi="Aptos" w:eastAsia="Aptos" w:cs="Aptos"/>
+          <w:noProof w:val="0"/>
+          <w:sz w:val="24"/>
+          <w:szCs w:val="24"/>
+          <w:lang w:val="en-US"/>
+        </w:rPr>
+      </w:pPr>
+      <w:r>
+        <w:rPr>
+          <w:rFonts w:ascii="Aptos" w:hAnsi="Aptos" w:eastAsia="Aptos" w:cs="Aptos"/>
+          <w:noProof w:val="0"/>
+          <w:sz w:val="24"/>
+          <w:szCs w:val="24"/>
+          <w:lang w:val="en-US"/>
+        </w:rPr>
+        <w:t>Exploratory breakdowns</w:t>
+      </w:r>
+    </w:p>
+    <w:p>
+      <w:pPr>
+        <w:spacing w:before="0" w:beforeAutospacing="off" w:after="0" w:afterAutospacing="off"/>
+      </w:pPr>
+      <w:r>
+        <w:rPr>
+          <w:rFonts w:ascii="Aptos" w:hAnsi="Aptos" w:eastAsia="Aptos" w:cs="Aptos"/>
+          <w:noProof w:val="0"/>
+          <w:sz w:val="24"/>
+          <w:szCs w:val="24"/>
+          <w:lang w:val="en-US"/>
+        </w:rPr>
+        <w:t xml:space="preserve">Filters </w:t>
+      </w:r>
+      <w:r>
+        <w:rPr>
+          <w:rFonts w:ascii="Aptos" w:hAnsi="Aptos" w:eastAsia="Aptos" w:cs="Aptos"/>
+          <w:b w:val="1"/>
+          <w:bCs w:val="1"/>
+          <w:noProof w:val="0"/>
+          <w:sz w:val="24"/>
+          <w:szCs w:val="24"/>
+          <w:lang w:val="en-US"/>
+        </w:rPr>
+        <w:t>must not affect</w:t>
+      </w:r>
+      <w:r>
+        <w:rPr>
+          <w:rFonts w:ascii="Aptos" w:hAnsi="Aptos" w:eastAsia="Aptos" w:cs="Aptos"/>
+          <w:noProof w:val="0"/>
+          <w:sz w:val="24"/>
+          <w:szCs w:val="24"/>
+          <w:lang w:val="en-US"/>
+        </w:rPr>
+        <w:t>:</w:t>
+      </w:r>
+    </w:p>
+    <w:p>
+      <w:pPr>
+        <w:pStyle w:val="ListParagraph"/>
+        <w:numPr>
+          <w:ilvl w:val="0"/>
+          <w:numId w:val="91"/>
+        </w:numPr>
+        <w:spacing w:before="0" w:beforeAutospacing="off" w:after="0" w:afterAutospacing="off"/>
+        <w:rPr>
+          <w:rFonts w:ascii="Aptos" w:hAnsi="Aptos" w:eastAsia="Aptos" w:cs="Aptos"/>
+          <w:noProof w:val="0"/>
+          <w:sz w:val="24"/>
+          <w:szCs w:val="24"/>
+          <w:lang w:val="en-US"/>
+        </w:rPr>
+      </w:pPr>
+      <w:r>
+        <w:rPr>
+          <w:rFonts w:ascii="Aptos" w:hAnsi="Aptos" w:eastAsia="Aptos" w:cs="Aptos"/>
+          <w:noProof w:val="0"/>
+          <w:sz w:val="24"/>
+          <w:szCs w:val="24"/>
+          <w:lang w:val="en-US"/>
+        </w:rPr>
+        <w:t>KPI tiles</w:t>
+      </w:r>
+    </w:p>
+    <w:p>
+      <w:pPr>
+        <w:pStyle w:val="ListParagraph"/>
+        <w:numPr>
+          <w:ilvl w:val="0"/>
+          <w:numId w:val="91"/>
+        </w:numPr>
+        <w:spacing w:before="0" w:beforeAutospacing="off" w:after="0" w:afterAutospacing="off"/>
+        <w:rPr>
+          <w:rFonts w:ascii="Aptos" w:hAnsi="Aptos" w:eastAsia="Aptos" w:cs="Aptos"/>
+          <w:noProof w:val="0"/>
+          <w:sz w:val="24"/>
+          <w:szCs w:val="24"/>
+          <w:lang w:val="en-US"/>
+        </w:rPr>
+      </w:pPr>
+      <w:r>
+        <w:rPr>
+          <w:rFonts w:ascii="Aptos" w:hAnsi="Aptos" w:eastAsia="Aptos" w:cs="Aptos"/>
+          <w:noProof w:val="0"/>
+          <w:sz w:val="24"/>
+          <w:szCs w:val="24"/>
+          <w:lang w:val="en-US"/>
+        </w:rPr>
+        <w:t>Summary metrics</w:t>
+      </w:r>
+    </w:p>
+    <w:p>
+      <w:pPr>
+        <w:pStyle w:val="ListParagraph"/>
+        <w:numPr>
+          <w:ilvl w:val="0"/>
+          <w:numId w:val="91"/>
+        </w:numPr>
+        <w:spacing w:before="0" w:beforeAutospacing="off" w:after="0" w:afterAutospacing="off"/>
+        <w:rPr>
+          <w:rFonts w:ascii="Aptos" w:hAnsi="Aptos" w:eastAsia="Aptos" w:cs="Aptos"/>
+          <w:noProof w:val="0"/>
+          <w:sz w:val="24"/>
+          <w:szCs w:val="24"/>
+          <w:lang w:val="en-US"/>
+        </w:rPr>
+      </w:pPr>
+      <w:r>
+        <w:rPr>
+          <w:rFonts w:ascii="Aptos" w:hAnsi="Aptos" w:eastAsia="Aptos" w:cs="Aptos"/>
+          <w:noProof w:val="0"/>
+          <w:sz w:val="24"/>
+          <w:szCs w:val="24"/>
+          <w:lang w:val="en-US"/>
+        </w:rPr>
+        <w:t>Forecast‑relevant aggregates</w:t>
+      </w:r>
+    </w:p>
+    <w:p>
+      <w:pPr>
+        <w:spacing w:before="0" w:beforeAutospacing="off" w:after="0" w:afterAutospacing="off"/>
+      </w:pPr>
+    </w:p>
+    <w:p>
+      <w:pPr>
+        <w:pStyle w:val="Heading3"/>
+        <w:spacing w:before="281" w:beforeAutospacing="off" w:after="281" w:afterAutospacing="off"/>
+        <w:jc w:val="left"/>
+      </w:pPr>
+      <w:r>
+        <w:rPr>
+          <w:rFonts w:ascii="Aptos" w:hAnsi="Aptos" w:eastAsia="Aptos" w:cs="Aptos"/>
+          <w:b w:val="1"/>
+          <w:bCs w:val="1"/>
+          <w:noProof w:val="0"/>
+          <w:sz w:val="28"/>
+          <w:szCs w:val="28"/>
+          <w:lang w:val="en-US"/>
+        </w:rPr>
+        <w:t>X.7 Default Analytical Posture</w:t>
+      </w:r>
+    </w:p>
+    <w:p>
+      <w:pPr>
+        <w:pStyle w:val="ListParagraph"/>
+        <w:numPr>
+          <w:ilvl w:val="0"/>
+          <w:numId w:val="92"/>
+        </w:numPr>
+        <w:spacing w:before="0" w:beforeAutospacing="off" w:after="0" w:afterAutospacing="off"/>
+        <w:rPr>
+          <w:rFonts w:ascii="Aptos" w:hAnsi="Aptos" w:eastAsia="Aptos" w:cs="Aptos"/>
+          <w:noProof w:val="0"/>
+          <w:sz w:val="24"/>
+          <w:szCs w:val="24"/>
+          <w:lang w:val="en-US"/>
+        </w:rPr>
+      </w:pPr>
+      <w:r>
+        <w:rPr>
+          <w:rFonts w:ascii="Aptos" w:hAnsi="Aptos" w:eastAsia="Aptos" w:cs="Aptos"/>
+          <w:noProof w:val="0"/>
+          <w:sz w:val="24"/>
+          <w:szCs w:val="24"/>
+          <w:lang w:val="en-US"/>
+        </w:rPr>
+        <w:t xml:space="preserve">Default dashboard view emphasizes </w:t>
+      </w:r>
+      <w:r>
+        <w:rPr>
+          <w:rFonts w:ascii="Aptos" w:hAnsi="Aptos" w:eastAsia="Aptos" w:cs="Aptos"/>
+          <w:b w:val="1"/>
+          <w:bCs w:val="1"/>
+          <w:noProof w:val="0"/>
+          <w:sz w:val="24"/>
+          <w:szCs w:val="24"/>
+          <w:lang w:val="en-US"/>
+        </w:rPr>
+        <w:t>execution focus</w:t>
+      </w:r>
+      <w:r>
+        <w:rPr>
+          <w:rFonts w:ascii="Aptos" w:hAnsi="Aptos" w:eastAsia="Aptos" w:cs="Aptos"/>
+          <w:noProof w:val="0"/>
+          <w:sz w:val="24"/>
+          <w:szCs w:val="24"/>
+          <w:lang w:val="en-US"/>
+        </w:rPr>
+        <w:t>.</w:t>
+      </w:r>
+    </w:p>
+    <w:p>
+      <w:pPr>
+        <w:pStyle w:val="ListParagraph"/>
+        <w:numPr>
+          <w:ilvl w:val="0"/>
+          <w:numId w:val="92"/>
+        </w:numPr>
+        <w:spacing w:before="0" w:beforeAutospacing="off" w:after="0" w:afterAutospacing="off"/>
+        <w:rPr>
+          <w:rFonts w:ascii="Aptos" w:hAnsi="Aptos" w:eastAsia="Aptos" w:cs="Aptos"/>
+          <w:noProof w:val="0"/>
+          <w:sz w:val="24"/>
+          <w:szCs w:val="24"/>
+          <w:lang w:val="en-US"/>
+        </w:rPr>
+      </w:pPr>
+      <w:r>
+        <w:rPr>
+          <w:rFonts w:ascii="Aptos" w:hAnsi="Aptos" w:eastAsia="Aptos" w:cs="Aptos"/>
+          <w:noProof w:val="0"/>
+          <w:sz w:val="24"/>
+          <w:szCs w:val="24"/>
+          <w:lang w:val="en-US"/>
+        </w:rPr>
+        <w:t xml:space="preserve">Default lifecycle visibility: </w:t>
+      </w:r>
+      <w:r>
+        <w:rPr>
+          <w:rFonts w:ascii="Aptos" w:hAnsi="Aptos" w:eastAsia="Aptos" w:cs="Aptos"/>
+          <w:b w:val="1"/>
+          <w:bCs w:val="1"/>
+          <w:noProof w:val="0"/>
+          <w:sz w:val="24"/>
+          <w:szCs w:val="24"/>
+          <w:lang w:val="en-US"/>
+        </w:rPr>
+        <w:t>Open</w:t>
+      </w:r>
+      <w:r>
+        <w:rPr>
+          <w:rFonts w:ascii="Aptos" w:hAnsi="Aptos" w:eastAsia="Aptos" w:cs="Aptos"/>
+          <w:noProof w:val="0"/>
+          <w:sz w:val="24"/>
+          <w:szCs w:val="24"/>
+          <w:lang w:val="en-US"/>
+        </w:rPr>
+        <w:t>.</w:t>
+      </w:r>
+    </w:p>
+    <w:p>
+      <w:pPr>
+        <w:pStyle w:val="ListParagraph"/>
+        <w:numPr>
+          <w:ilvl w:val="0"/>
+          <w:numId w:val="92"/>
+        </w:numPr>
+        <w:spacing w:before="0" w:beforeAutospacing="off" w:after="0" w:afterAutospacing="off"/>
+        <w:rPr>
+          <w:rFonts w:ascii="Aptos" w:hAnsi="Aptos" w:eastAsia="Aptos" w:cs="Aptos"/>
+          <w:noProof w:val="0"/>
+          <w:sz w:val="24"/>
+          <w:szCs w:val="24"/>
+          <w:lang w:val="en-US"/>
+        </w:rPr>
+      </w:pPr>
+      <w:r>
+        <w:rPr>
+          <w:rFonts w:ascii="Aptos" w:hAnsi="Aptos" w:eastAsia="Aptos" w:cs="Aptos"/>
+          <w:noProof w:val="0"/>
+          <w:sz w:val="24"/>
+          <w:szCs w:val="24"/>
+          <w:lang w:val="en-US"/>
+        </w:rPr>
+        <w:t xml:space="preserve">Historical states (Won / Lost) are </w:t>
+      </w:r>
+      <w:r>
+        <w:rPr>
+          <w:rFonts w:ascii="Aptos" w:hAnsi="Aptos" w:eastAsia="Aptos" w:cs="Aptos"/>
+          <w:b w:val="1"/>
+          <w:bCs w:val="1"/>
+          <w:noProof w:val="0"/>
+          <w:sz w:val="24"/>
+          <w:szCs w:val="24"/>
+          <w:lang w:val="en-US"/>
+        </w:rPr>
+        <w:t>opt‑in</w:t>
+      </w:r>
+      <w:r>
+        <w:rPr>
+          <w:rFonts w:ascii="Aptos" w:hAnsi="Aptos" w:eastAsia="Aptos" w:cs="Aptos"/>
+          <w:noProof w:val="0"/>
+          <w:sz w:val="24"/>
+          <w:szCs w:val="24"/>
+          <w:lang w:val="en-US"/>
+        </w:rPr>
+        <w:t xml:space="preserve"> for learning and review.</w:t>
+      </w:r>
+    </w:p>
+    <w:p>
+      <w:pPr>
+        <w:spacing w:before="0" w:beforeAutospacing="off" w:after="0" w:afterAutospacing="off"/>
+      </w:pPr>
+    </w:p>
+    <w:p>
+      <w:pPr>
+        <w:pStyle w:val="Heading3"/>
+        <w:spacing w:before="281" w:beforeAutospacing="off" w:after="281" w:afterAutospacing="off"/>
+        <w:jc w:val="left"/>
+      </w:pPr>
+      <w:r>
+        <w:rPr>
+          <w:rFonts w:ascii="Aptos" w:hAnsi="Aptos" w:eastAsia="Aptos" w:cs="Aptos"/>
+          <w:b w:val="1"/>
+          <w:bCs w:val="1"/>
+          <w:noProof w:val="0"/>
+          <w:sz w:val="28"/>
+          <w:szCs w:val="28"/>
+          <w:lang w:val="en-US"/>
+        </w:rPr>
+        <w:t>X.8 Evolution Clause</w:t>
+      </w:r>
+    </w:p>
+    <w:p>
+      <w:pPr>
+        <w:spacing w:before="0" w:beforeAutospacing="off" w:after="0" w:afterAutospacing="off"/>
+      </w:pPr>
+      <w:r>
+        <w:rPr>
+          <w:rFonts w:ascii="Aptos" w:hAnsi="Aptos" w:eastAsia="Aptos" w:cs="Aptos"/>
+          <w:noProof w:val="0"/>
+          <w:sz w:val="24"/>
+          <w:szCs w:val="24"/>
+          <w:lang w:val="en-US"/>
+        </w:rPr>
+        <w:t>This dashboard is expected to evolve as real usage surfaces new needs.</w:t>
+      </w:r>
+    </w:p>
+    <w:p>
+      <w:pPr>
+        <w:spacing w:before="0" w:beforeAutospacing="off" w:after="0" w:afterAutospacing="off"/>
+      </w:pPr>
+      <w:r>
+        <w:rPr>
+          <w:rFonts w:ascii="Aptos" w:hAnsi="Aptos" w:eastAsia="Aptos" w:cs="Aptos"/>
+          <w:noProof w:val="0"/>
+          <w:sz w:val="24"/>
+          <w:szCs w:val="24"/>
+          <w:lang w:val="en-US"/>
+        </w:rPr>
+        <w:t>When behavior feels incorrect:</w:t>
+      </w:r>
+    </w:p>
+    <w:p>
+      <w:pPr>
+        <w:pStyle w:val="ListParagraph"/>
+        <w:numPr>
+          <w:ilvl w:val="0"/>
+          <w:numId w:val="93"/>
+        </w:numPr>
+        <w:spacing w:before="0" w:beforeAutospacing="off" w:after="0" w:afterAutospacing="off"/>
+        <w:rPr>
+          <w:rFonts w:ascii="Aptos" w:hAnsi="Aptos" w:eastAsia="Aptos" w:cs="Aptos"/>
+          <w:noProof w:val="0"/>
+          <w:sz w:val="24"/>
+          <w:szCs w:val="24"/>
+          <w:lang w:val="en-US"/>
+        </w:rPr>
+      </w:pPr>
+      <w:r>
+        <w:rPr>
+          <w:rFonts w:ascii="Aptos" w:hAnsi="Aptos" w:eastAsia="Aptos" w:cs="Aptos"/>
+          <w:noProof w:val="0"/>
+          <w:sz w:val="24"/>
+          <w:szCs w:val="24"/>
+          <w:lang w:val="en-US"/>
+        </w:rPr>
+        <w:t>The semantics contract is reviewed first.</w:t>
+      </w:r>
+    </w:p>
+    <w:p>
+      <w:pPr>
+        <w:pStyle w:val="ListParagraph"/>
+        <w:numPr>
+          <w:ilvl w:val="0"/>
+          <w:numId w:val="93"/>
+        </w:numPr>
+        <w:spacing w:before="0" w:beforeAutospacing="off" w:after="0" w:afterAutospacing="off"/>
+        <w:rPr>
+          <w:rFonts w:ascii="Aptos" w:hAnsi="Aptos" w:eastAsia="Aptos" w:cs="Aptos"/>
+          <w:noProof w:val="0"/>
+          <w:sz w:val="24"/>
+          <w:szCs w:val="24"/>
+          <w:lang w:val="en-US"/>
+        </w:rPr>
+      </w:pPr>
+      <w:r>
+        <w:rPr>
+          <w:rFonts w:ascii="Aptos" w:hAnsi="Aptos" w:eastAsia="Aptos" w:cs="Aptos"/>
+          <w:noProof w:val="0"/>
+          <w:sz w:val="24"/>
+          <w:szCs w:val="24"/>
+          <w:lang w:val="en-US"/>
+        </w:rPr>
+        <w:t xml:space="preserve">If needed, semantics are updated </w:t>
+      </w:r>
+      <w:r>
+        <w:rPr>
+          <w:rFonts w:ascii="Aptos" w:hAnsi="Aptos" w:eastAsia="Aptos" w:cs="Aptos"/>
+          <w:b w:val="1"/>
+          <w:bCs w:val="1"/>
+          <w:noProof w:val="0"/>
+          <w:sz w:val="24"/>
+          <w:szCs w:val="24"/>
+          <w:lang w:val="en-US"/>
+        </w:rPr>
+        <w:t>before refactoring code</w:t>
+      </w:r>
+      <w:r>
+        <w:rPr>
+          <w:rFonts w:ascii="Aptos" w:hAnsi="Aptos" w:eastAsia="Aptos" w:cs="Aptos"/>
+          <w:noProof w:val="0"/>
+          <w:sz w:val="24"/>
+          <w:szCs w:val="24"/>
+          <w:lang w:val="en-US"/>
+        </w:rPr>
+        <w:t>.</w:t>
+      </w:r>
+    </w:p>
+    <w:p>
+      <w:pPr>
+        <w:spacing w:before="0" w:beforeAutospacing="off" w:after="0" w:afterAutospacing="off"/>
+      </w:pPr>
+      <w:r>
+        <w:rPr>
+          <w:rFonts w:ascii="Aptos" w:hAnsi="Aptos" w:eastAsia="Aptos" w:cs="Aptos"/>
+          <w:b w:val="1"/>
+          <w:bCs w:val="1"/>
+          <w:noProof w:val="0"/>
+          <w:sz w:val="24"/>
+          <w:szCs w:val="24"/>
+          <w:lang w:val="en-US"/>
+        </w:rPr>
+        <w:t>Semantic clarity precedes implementation changes.</w:t>
+      </w:r>
+    </w:p>
+    <w:p>
+      <w:pPr>
+        <w:spacing w:before="0" w:beforeAutospacing="off" w:after="0" w:afterAutospacing="off"/>
+      </w:pPr>
+    </w:p>
+    <w:p>
+      <w:pPr>
+        <w:pStyle w:val="Heading2"/>
+        <w:spacing w:before="299" w:beforeAutospacing="off" w:after="299" w:afterAutospacing="off"/>
+        <w:jc w:val="left"/>
+      </w:pPr>
+      <w:r>
+        <w:rPr>
+          <w:rFonts w:ascii="Aptos" w:hAnsi="Aptos" w:eastAsia="Aptos" w:cs="Aptos"/>
+          <w:b w:val="1"/>
+          <w:bCs w:val="1"/>
+          <w:noProof w:val="0"/>
+          <w:sz w:val="36"/>
+          <w:szCs w:val="36"/>
+          <w:lang w:val="en-US"/>
+        </w:rPr>
+        <w:t>X.9 Development Hygiene &amp; Git Discipline (New – Locked Best Practice)</w:t>
+      </w:r>
+    </w:p>
+    <w:p>
+      <w:pPr>
+        <w:pStyle w:val="Heading3"/>
+        <w:spacing w:before="281" w:beforeAutospacing="off" w:after="281" w:afterAutospacing="off"/>
+        <w:jc w:val="left"/>
+      </w:pPr>
+      <w:r>
+        <w:rPr>
+          <w:rFonts w:ascii="Aptos" w:hAnsi="Aptos" w:eastAsia="Aptos" w:cs="Aptos"/>
+          <w:b w:val="1"/>
+          <w:bCs w:val="1"/>
+          <w:noProof w:val="0"/>
+          <w:sz w:val="28"/>
+          <w:szCs w:val="28"/>
+          <w:lang w:val="en-US"/>
+        </w:rPr>
+        <w:t>Purpose</w:t>
+      </w:r>
+    </w:p>
+    <w:p>
+      <w:pPr>
+        <w:spacing w:before="0" w:beforeAutospacing="off" w:after="0" w:afterAutospacing="off"/>
+      </w:pPr>
+      <w:r>
+        <w:rPr>
+          <w:rFonts w:ascii="Aptos" w:hAnsi="Aptos" w:eastAsia="Aptos" w:cs="Aptos"/>
+          <w:noProof w:val="0"/>
+          <w:sz w:val="24"/>
+          <w:szCs w:val="24"/>
+          <w:lang w:val="en-US"/>
+        </w:rPr>
+        <w:t xml:space="preserve">Preserve a </w:t>
+      </w:r>
+      <w:r>
+        <w:rPr>
+          <w:rFonts w:ascii="Aptos" w:hAnsi="Aptos" w:eastAsia="Aptos" w:cs="Aptos"/>
+          <w:b w:val="1"/>
+          <w:bCs w:val="1"/>
+          <w:noProof w:val="0"/>
+          <w:sz w:val="24"/>
+          <w:szCs w:val="24"/>
+          <w:lang w:val="en-US"/>
+        </w:rPr>
+        <w:t>recoverable, trustworthy working state</w:t>
+      </w:r>
+      <w:r>
+        <w:rPr>
+          <w:rFonts w:ascii="Aptos" w:hAnsi="Aptos" w:eastAsia="Aptos" w:cs="Aptos"/>
+          <w:noProof w:val="0"/>
+          <w:sz w:val="24"/>
+          <w:szCs w:val="24"/>
+          <w:lang w:val="en-US"/>
+        </w:rPr>
+        <w:t xml:space="preserve"> at all times while iterating quickly on data correctness and semantics.</w:t>
+      </w:r>
+    </w:p>
+    <w:p>
+      <w:pPr>
+        <w:pStyle w:val="Heading3"/>
+        <w:spacing w:before="281" w:beforeAutospacing="off" w:after="281" w:afterAutospacing="off"/>
+        <w:jc w:val="left"/>
+      </w:pPr>
+      <w:r>
+        <w:rPr>
+          <w:rFonts w:ascii="Aptos" w:hAnsi="Aptos" w:eastAsia="Aptos" w:cs="Aptos"/>
+          <w:b w:val="1"/>
+          <w:bCs w:val="1"/>
+          <w:noProof w:val="0"/>
+          <w:sz w:val="28"/>
+          <w:szCs w:val="28"/>
+          <w:lang w:val="en-US"/>
+        </w:rPr>
+        <w:t>Core Principles</w:t>
+      </w:r>
+    </w:p>
+    <w:p>
+      <w:pPr>
+        <w:pStyle w:val="ListParagraph"/>
+        <w:numPr>
+          <w:ilvl w:val="0"/>
+          <w:numId w:val="94"/>
+        </w:numPr>
+        <w:spacing w:before="0" w:beforeAutospacing="off" w:after="0" w:afterAutospacing="off"/>
+        <w:rPr>
+          <w:rFonts w:ascii="Aptos" w:hAnsi="Aptos" w:eastAsia="Aptos" w:cs="Aptos"/>
+          <w:noProof w:val="0"/>
+          <w:sz w:val="24"/>
+          <w:szCs w:val="24"/>
+          <w:lang w:val="en-US"/>
+        </w:rPr>
+      </w:pPr>
+      <w:r>
+        <w:rPr>
+          <w:rFonts w:ascii="Aptos" w:hAnsi="Aptos" w:eastAsia="Aptos" w:cs="Aptos"/>
+          <w:noProof w:val="0"/>
+          <w:sz w:val="24"/>
+          <w:szCs w:val="24"/>
+          <w:lang w:val="en-US"/>
+        </w:rPr>
+        <w:t xml:space="preserve">There must </w:t>
+      </w:r>
+      <w:r>
+        <w:rPr>
+          <w:rFonts w:ascii="Aptos" w:hAnsi="Aptos" w:eastAsia="Aptos" w:cs="Aptos"/>
+          <w:b w:val="1"/>
+          <w:bCs w:val="1"/>
+          <w:noProof w:val="0"/>
+          <w:sz w:val="24"/>
+          <w:szCs w:val="24"/>
+          <w:lang w:val="en-US"/>
+        </w:rPr>
+        <w:t>always</w:t>
+      </w:r>
+      <w:r>
+        <w:rPr>
+          <w:rFonts w:ascii="Aptos" w:hAnsi="Aptos" w:eastAsia="Aptos" w:cs="Aptos"/>
+          <w:noProof w:val="0"/>
+          <w:sz w:val="24"/>
+          <w:szCs w:val="24"/>
+          <w:lang w:val="en-US"/>
+        </w:rPr>
+        <w:t xml:space="preserve"> exist a known‑good commit that: </w:t>
+      </w:r>
+    </w:p>
+    <w:p>
+      <w:pPr>
+        <w:pStyle w:val="ListParagraph"/>
+        <w:numPr>
+          <w:ilvl w:val="1"/>
+          <w:numId w:val="94"/>
+        </w:numPr>
+        <w:spacing w:before="0" w:beforeAutospacing="off" w:after="0" w:afterAutospacing="off"/>
+        <w:rPr>
+          <w:rFonts w:ascii="Aptos" w:hAnsi="Aptos" w:eastAsia="Aptos" w:cs="Aptos"/>
+          <w:noProof w:val="0"/>
+          <w:sz w:val="24"/>
+          <w:szCs w:val="24"/>
+          <w:lang w:val="en-US"/>
+        </w:rPr>
+      </w:pPr>
+      <w:r>
+        <w:rPr>
+          <w:rFonts w:ascii="Aptos" w:hAnsi="Aptos" w:eastAsia="Aptos" w:cs="Aptos"/>
+          <w:noProof w:val="0"/>
+          <w:sz w:val="24"/>
+          <w:szCs w:val="24"/>
+          <w:lang w:val="en-US"/>
+        </w:rPr>
+        <w:t>builds successfully (</w:t>
+      </w:r>
+      <w:r>
+        <w:rPr>
+          <w:rFonts w:ascii="Consolas" w:hAnsi="Consolas" w:eastAsia="Consolas" w:cs="Consolas"/>
+          <w:noProof w:val="0"/>
+          <w:sz w:val="24"/>
+          <w:szCs w:val="24"/>
+          <w:lang w:val="en-US"/>
+        </w:rPr>
+        <w:t>npm run build</w:t>
+      </w:r>
+      <w:r>
+        <w:rPr>
+          <w:rFonts w:ascii="Aptos" w:hAnsi="Aptos" w:eastAsia="Aptos" w:cs="Aptos"/>
+          <w:noProof w:val="0"/>
+          <w:sz w:val="24"/>
+          <w:szCs w:val="24"/>
+          <w:lang w:val="en-US"/>
+        </w:rPr>
+        <w:t>)</w:t>
+      </w:r>
+    </w:p>
+    <w:p>
+      <w:pPr>
+        <w:pStyle w:val="ListParagraph"/>
+        <w:numPr>
+          <w:ilvl w:val="1"/>
+          <w:numId w:val="94"/>
+        </w:numPr>
+        <w:spacing w:before="0" w:beforeAutospacing="off" w:after="0" w:afterAutospacing="off"/>
+        <w:rPr>
+          <w:rFonts w:ascii="Aptos" w:hAnsi="Aptos" w:eastAsia="Aptos" w:cs="Aptos"/>
+          <w:noProof w:val="0"/>
+          <w:sz w:val="24"/>
+          <w:szCs w:val="24"/>
+          <w:lang w:val="en-US"/>
+        </w:rPr>
+      </w:pPr>
+      <w:r>
+        <w:rPr>
+          <w:rFonts w:ascii="Aptos" w:hAnsi="Aptos" w:eastAsia="Aptos" w:cs="Aptos"/>
+          <w:noProof w:val="0"/>
+          <w:sz w:val="24"/>
+          <w:szCs w:val="24"/>
+          <w:lang w:val="en-US"/>
+        </w:rPr>
+        <w:t>represents a coherent semantic state</w:t>
+      </w:r>
+    </w:p>
+    <w:p>
+      <w:pPr>
+        <w:pStyle w:val="ListParagraph"/>
+        <w:numPr>
+          <w:ilvl w:val="0"/>
+          <w:numId w:val="94"/>
+        </w:numPr>
+        <w:spacing w:before="0" w:beforeAutospacing="off" w:after="0" w:afterAutospacing="off"/>
+        <w:rPr>
+          <w:rFonts w:ascii="Aptos" w:hAnsi="Aptos" w:eastAsia="Aptos" w:cs="Aptos"/>
+          <w:noProof w:val="0"/>
+          <w:sz w:val="24"/>
+          <w:szCs w:val="24"/>
+          <w:lang w:val="en-US"/>
+        </w:rPr>
+      </w:pPr>
+      <w:r>
+        <w:rPr>
+          <w:rFonts w:ascii="Aptos" w:hAnsi="Aptos" w:eastAsia="Aptos" w:cs="Aptos"/>
+          <w:noProof w:val="0"/>
+          <w:sz w:val="24"/>
+          <w:szCs w:val="24"/>
+          <w:lang w:val="en-US"/>
+        </w:rPr>
+        <w:t xml:space="preserve">Debugging must </w:t>
+      </w:r>
+      <w:r>
+        <w:rPr>
+          <w:rFonts w:ascii="Aptos" w:hAnsi="Aptos" w:eastAsia="Aptos" w:cs="Aptos"/>
+          <w:b w:val="1"/>
+          <w:bCs w:val="1"/>
+          <w:noProof w:val="0"/>
+          <w:sz w:val="24"/>
+          <w:szCs w:val="24"/>
+          <w:lang w:val="en-US"/>
+        </w:rPr>
+        <w:t>never</w:t>
+      </w:r>
+      <w:r>
+        <w:rPr>
+          <w:rFonts w:ascii="Aptos" w:hAnsi="Aptos" w:eastAsia="Aptos" w:cs="Aptos"/>
+          <w:noProof w:val="0"/>
+          <w:sz w:val="24"/>
+          <w:szCs w:val="24"/>
+          <w:lang w:val="en-US"/>
+        </w:rPr>
+        <w:t xml:space="preserve"> push the codebase into an unrecoverable or ambiguous state.</w:t>
+      </w:r>
+    </w:p>
+    <w:p>
+      <w:pPr>
+        <w:pStyle w:val="Heading3"/>
+        <w:spacing w:before="281" w:beforeAutospacing="off" w:after="281" w:afterAutospacing="off"/>
+        <w:jc w:val="left"/>
+      </w:pPr>
+      <w:r>
+        <w:rPr>
+          <w:rFonts w:ascii="Aptos" w:hAnsi="Aptos" w:eastAsia="Aptos" w:cs="Aptos"/>
+          <w:b w:val="1"/>
+          <w:bCs w:val="1"/>
+          <w:noProof w:val="0"/>
+          <w:sz w:val="28"/>
+          <w:szCs w:val="28"/>
+          <w:lang w:val="en-US"/>
+        </w:rPr>
+        <w:t>Best Practices (Required)</w:t>
+      </w:r>
+    </w:p>
+    <w:p>
+      <w:pPr>
+        <w:pStyle w:val="ListParagraph"/>
+        <w:numPr>
+          <w:ilvl w:val="0"/>
+          <w:numId w:val="95"/>
+        </w:numPr>
+        <w:spacing w:before="0" w:beforeAutospacing="off" w:after="0" w:afterAutospacing="off"/>
+        <w:rPr>
+          <w:rFonts w:ascii="Aptos" w:hAnsi="Aptos" w:eastAsia="Aptos" w:cs="Aptos"/>
+          <w:noProof w:val="0"/>
+          <w:sz w:val="24"/>
+          <w:szCs w:val="24"/>
+          <w:lang w:val="en-US"/>
+        </w:rPr>
+      </w:pPr>
+      <w:r>
+        <w:rPr>
+          <w:rFonts w:ascii="Aptos" w:hAnsi="Aptos" w:eastAsia="Aptos" w:cs="Aptos"/>
+          <w:noProof w:val="0"/>
+          <w:sz w:val="24"/>
+          <w:szCs w:val="24"/>
+          <w:lang w:val="en-US"/>
+        </w:rPr>
+        <w:t xml:space="preserve">✅ Treat </w:t>
+      </w:r>
+      <w:r>
+        <w:rPr>
+          <w:rFonts w:ascii="Consolas" w:hAnsi="Consolas" w:eastAsia="Consolas" w:cs="Consolas"/>
+          <w:b w:val="1"/>
+          <w:bCs w:val="1"/>
+          <w:noProof w:val="0"/>
+          <w:sz w:val="24"/>
+          <w:szCs w:val="24"/>
+          <w:lang w:val="en-US"/>
+        </w:rPr>
+        <w:t>npm run build</w:t>
+      </w:r>
+      <w:r>
+        <w:rPr>
+          <w:rFonts w:ascii="Aptos" w:hAnsi="Aptos" w:eastAsia="Aptos" w:cs="Aptos"/>
+          <w:b w:val="1"/>
+          <w:bCs w:val="1"/>
+          <w:noProof w:val="0"/>
+          <w:sz w:val="24"/>
+          <w:szCs w:val="24"/>
+          <w:lang w:val="en-US"/>
+        </w:rPr>
+        <w:t xml:space="preserve"> passing</w:t>
+      </w:r>
+      <w:r>
+        <w:rPr>
+          <w:rFonts w:ascii="Aptos" w:hAnsi="Aptos" w:eastAsia="Aptos" w:cs="Aptos"/>
+          <w:noProof w:val="0"/>
+          <w:sz w:val="24"/>
+          <w:szCs w:val="24"/>
+          <w:lang w:val="en-US"/>
+        </w:rPr>
+        <w:t xml:space="preserve"> as the hard gate before committing.</w:t>
+      </w:r>
+    </w:p>
+    <w:p>
+      <w:pPr>
+        <w:pStyle w:val="ListParagraph"/>
+        <w:numPr>
+          <w:ilvl w:val="0"/>
+          <w:numId w:val="95"/>
+        </w:numPr>
+        <w:spacing w:before="0" w:beforeAutospacing="off" w:after="0" w:afterAutospacing="off"/>
+        <w:rPr>
+          <w:rFonts w:ascii="Aptos" w:hAnsi="Aptos" w:eastAsia="Aptos" w:cs="Aptos"/>
+          <w:noProof w:val="0"/>
+          <w:sz w:val="24"/>
+          <w:szCs w:val="24"/>
+          <w:lang w:val="en-US"/>
+        </w:rPr>
+      </w:pPr>
+      <w:r>
+        <w:rPr>
+          <w:rFonts w:ascii="Aptos" w:hAnsi="Aptos" w:eastAsia="Aptos" w:cs="Aptos"/>
+          <w:noProof w:val="0"/>
+          <w:sz w:val="24"/>
+          <w:szCs w:val="24"/>
+          <w:lang w:val="en-US"/>
+        </w:rPr>
+        <w:t xml:space="preserve">✅ Commit </w:t>
+      </w:r>
+      <w:r>
+        <w:rPr>
+          <w:rFonts w:ascii="Aptos" w:hAnsi="Aptos" w:eastAsia="Aptos" w:cs="Aptos"/>
+          <w:b w:val="1"/>
+          <w:bCs w:val="1"/>
+          <w:noProof w:val="0"/>
+          <w:sz w:val="24"/>
+          <w:szCs w:val="24"/>
+          <w:lang w:val="en-US"/>
+        </w:rPr>
+        <w:t>frequently and incrementally</w:t>
+      </w:r>
+      <w:r>
+        <w:rPr>
+          <w:rFonts w:ascii="Aptos" w:hAnsi="Aptos" w:eastAsia="Aptos" w:cs="Aptos"/>
+          <w:noProof w:val="0"/>
+          <w:sz w:val="24"/>
+          <w:szCs w:val="24"/>
+          <w:lang w:val="en-US"/>
+        </w:rPr>
+        <w:t xml:space="preserve">, especially: </w:t>
+      </w:r>
+    </w:p>
+    <w:p>
+      <w:pPr>
+        <w:pStyle w:val="ListParagraph"/>
+        <w:numPr>
+          <w:ilvl w:val="1"/>
+          <w:numId w:val="95"/>
+        </w:numPr>
+        <w:spacing w:before="0" w:beforeAutospacing="off" w:after="0" w:afterAutospacing="off"/>
+        <w:rPr>
+          <w:rFonts w:ascii="Aptos" w:hAnsi="Aptos" w:eastAsia="Aptos" w:cs="Aptos"/>
+          <w:noProof w:val="0"/>
+          <w:sz w:val="24"/>
+          <w:szCs w:val="24"/>
+          <w:lang w:val="en-US"/>
+        </w:rPr>
+      </w:pPr>
+      <w:r>
+        <w:rPr>
+          <w:rFonts w:ascii="Aptos" w:hAnsi="Aptos" w:eastAsia="Aptos" w:cs="Aptos"/>
+          <w:noProof w:val="0"/>
+          <w:sz w:val="24"/>
+          <w:szCs w:val="24"/>
+          <w:lang w:val="en-US"/>
+        </w:rPr>
+        <w:t>after refactors</w:t>
+      </w:r>
+    </w:p>
+    <w:p>
+      <w:pPr>
+        <w:pStyle w:val="ListParagraph"/>
+        <w:numPr>
+          <w:ilvl w:val="1"/>
+          <w:numId w:val="95"/>
+        </w:numPr>
+        <w:spacing w:before="0" w:beforeAutospacing="off" w:after="0" w:afterAutospacing="off"/>
+        <w:rPr>
+          <w:rFonts w:ascii="Aptos" w:hAnsi="Aptos" w:eastAsia="Aptos" w:cs="Aptos"/>
+          <w:noProof w:val="0"/>
+          <w:sz w:val="24"/>
+          <w:szCs w:val="24"/>
+          <w:lang w:val="en-US"/>
+        </w:rPr>
+      </w:pPr>
+      <w:r>
+        <w:rPr>
+          <w:rFonts w:ascii="Aptos" w:hAnsi="Aptos" w:eastAsia="Aptos" w:cs="Aptos"/>
+          <w:noProof w:val="0"/>
+          <w:sz w:val="24"/>
+          <w:szCs w:val="24"/>
+          <w:lang w:val="en-US"/>
+        </w:rPr>
+        <w:t>after semantic clarifications</w:t>
+      </w:r>
+    </w:p>
+    <w:p>
+      <w:pPr>
+        <w:pStyle w:val="ListParagraph"/>
+        <w:numPr>
+          <w:ilvl w:val="1"/>
+          <w:numId w:val="95"/>
+        </w:numPr>
+        <w:spacing w:before="0" w:beforeAutospacing="off" w:after="0" w:afterAutospacing="off"/>
+        <w:rPr>
+          <w:rFonts w:ascii="Aptos" w:hAnsi="Aptos" w:eastAsia="Aptos" w:cs="Aptos"/>
+          <w:noProof w:val="0"/>
+          <w:sz w:val="24"/>
+          <w:szCs w:val="24"/>
+          <w:lang w:val="en-US"/>
+        </w:rPr>
+      </w:pPr>
+      <w:r>
+        <w:rPr>
+          <w:rFonts w:ascii="Aptos" w:hAnsi="Aptos" w:eastAsia="Aptos" w:cs="Aptos"/>
+          <w:noProof w:val="0"/>
+          <w:sz w:val="24"/>
+          <w:szCs w:val="24"/>
+          <w:lang w:val="en-US"/>
+        </w:rPr>
+        <w:t>after build‑fix cycles</w:t>
+      </w:r>
+    </w:p>
+    <w:p>
+      <w:pPr>
+        <w:pStyle w:val="ListParagraph"/>
+        <w:numPr>
+          <w:ilvl w:val="0"/>
+          <w:numId w:val="95"/>
+        </w:numPr>
+        <w:spacing w:before="0" w:beforeAutospacing="off" w:after="0" w:afterAutospacing="off"/>
+        <w:rPr>
+          <w:rFonts w:ascii="Aptos" w:hAnsi="Aptos" w:eastAsia="Aptos" w:cs="Aptos"/>
+          <w:noProof w:val="0"/>
+          <w:sz w:val="24"/>
+          <w:szCs w:val="24"/>
+          <w:lang w:val="en-US"/>
+        </w:rPr>
+      </w:pPr>
+      <w:r>
+        <w:rPr>
+          <w:rFonts w:ascii="Aptos" w:hAnsi="Aptos" w:eastAsia="Aptos" w:cs="Aptos"/>
+          <w:noProof w:val="0"/>
+          <w:sz w:val="24"/>
+          <w:szCs w:val="24"/>
+          <w:lang w:val="en-US"/>
+        </w:rPr>
+        <w:t xml:space="preserve">✅ Prefer </w:t>
+      </w:r>
+      <w:r>
+        <w:rPr>
+          <w:rFonts w:ascii="Aptos" w:hAnsi="Aptos" w:eastAsia="Aptos" w:cs="Aptos"/>
+          <w:b w:val="1"/>
+          <w:bCs w:val="1"/>
+          <w:noProof w:val="0"/>
+          <w:sz w:val="24"/>
+          <w:szCs w:val="24"/>
+          <w:lang w:val="en-US"/>
+        </w:rPr>
+        <w:t>small, intention‑revealing commits</w:t>
+      </w:r>
+      <w:r>
+        <w:rPr>
+          <w:rFonts w:ascii="Aptos" w:hAnsi="Aptos" w:eastAsia="Aptos" w:cs="Aptos"/>
+          <w:noProof w:val="0"/>
+          <w:sz w:val="24"/>
+          <w:szCs w:val="24"/>
+          <w:lang w:val="en-US"/>
+        </w:rPr>
+        <w:t xml:space="preserve"> over large “session dumps”.</w:t>
+      </w:r>
+    </w:p>
+    <w:p>
+      <w:pPr>
+        <w:pStyle w:val="ListParagraph"/>
+        <w:numPr>
+          <w:ilvl w:val="0"/>
+          <w:numId w:val="95"/>
+        </w:numPr>
+        <w:spacing w:before="0" w:beforeAutospacing="off" w:after="0" w:afterAutospacing="off"/>
+        <w:rPr>
+          <w:rFonts w:ascii="Aptos" w:hAnsi="Aptos" w:eastAsia="Aptos" w:cs="Aptos"/>
+          <w:noProof w:val="0"/>
+          <w:sz w:val="24"/>
+          <w:szCs w:val="24"/>
+          <w:lang w:val="en-US"/>
+        </w:rPr>
+      </w:pPr>
+      <w:r>
+        <w:rPr>
+          <w:rFonts w:ascii="Aptos" w:hAnsi="Aptos" w:eastAsia="Aptos" w:cs="Aptos"/>
+          <w:noProof w:val="0"/>
+          <w:sz w:val="24"/>
+          <w:szCs w:val="24"/>
+          <w:lang w:val="en-US"/>
+        </w:rPr>
+        <w:t>✅ Push early and often to preserve rollback points (GitHub → Vercel deploys are deterministic).</w:t>
+      </w:r>
+    </w:p>
+    <w:p>
+      <w:pPr>
+        <w:pStyle w:val="ListParagraph"/>
+        <w:numPr>
+          <w:ilvl w:val="0"/>
+          <w:numId w:val="95"/>
+        </w:numPr>
+        <w:spacing w:before="0" w:beforeAutospacing="off" w:after="0" w:afterAutospacing="off"/>
+        <w:rPr>
+          <w:rFonts w:ascii="Aptos" w:hAnsi="Aptos" w:eastAsia="Aptos" w:cs="Aptos"/>
+          <w:noProof w:val="0"/>
+          <w:sz w:val="24"/>
+          <w:szCs w:val="24"/>
+          <w:lang w:val="en-US"/>
+        </w:rPr>
+      </w:pPr>
+      <w:r>
+        <w:rPr>
+          <w:rFonts w:ascii="Aptos" w:hAnsi="Aptos" w:eastAsia="Aptos" w:cs="Aptos"/>
+          <w:noProof w:val="0"/>
+          <w:sz w:val="24"/>
+          <w:szCs w:val="24"/>
+          <w:lang w:val="en-US"/>
+        </w:rPr>
+        <w:t xml:space="preserve">✅ When debugging: </w:t>
+      </w:r>
+    </w:p>
+    <w:p>
+      <w:pPr>
+        <w:pStyle w:val="ListParagraph"/>
+        <w:numPr>
+          <w:ilvl w:val="1"/>
+          <w:numId w:val="95"/>
+        </w:numPr>
+        <w:spacing w:before="0" w:beforeAutospacing="off" w:after="0" w:afterAutospacing="off"/>
+        <w:rPr>
+          <w:rFonts w:ascii="Aptos" w:hAnsi="Aptos" w:eastAsia="Aptos" w:cs="Aptos"/>
+          <w:b w:val="1"/>
+          <w:bCs w:val="1"/>
+          <w:noProof w:val="0"/>
+          <w:sz w:val="24"/>
+          <w:szCs w:val="24"/>
+          <w:lang w:val="en-US"/>
+        </w:rPr>
+      </w:pPr>
+      <w:r>
+        <w:rPr>
+          <w:rFonts w:ascii="Aptos" w:hAnsi="Aptos" w:eastAsia="Aptos" w:cs="Aptos"/>
+          <w:noProof w:val="0"/>
+          <w:sz w:val="24"/>
+          <w:szCs w:val="24"/>
+          <w:lang w:val="en-US"/>
+        </w:rPr>
+        <w:t xml:space="preserve">introduce instrumentation in </w:t>
+      </w:r>
+      <w:r>
+        <w:rPr>
+          <w:rFonts w:ascii="Aptos" w:hAnsi="Aptos" w:eastAsia="Aptos" w:cs="Aptos"/>
+          <w:b w:val="1"/>
+          <w:bCs w:val="1"/>
+          <w:noProof w:val="0"/>
+          <w:sz w:val="24"/>
+          <w:szCs w:val="24"/>
+          <w:lang w:val="en-US"/>
+        </w:rPr>
+        <w:t>isolated commits</w:t>
+      </w:r>
+    </w:p>
+    <w:p>
+      <w:pPr>
+        <w:pStyle w:val="ListParagraph"/>
+        <w:numPr>
+          <w:ilvl w:val="1"/>
+          <w:numId w:val="95"/>
+        </w:numPr>
+        <w:spacing w:before="0" w:beforeAutospacing="off" w:after="0" w:afterAutospacing="off"/>
+        <w:rPr>
+          <w:rFonts w:ascii="Aptos" w:hAnsi="Aptos" w:eastAsia="Aptos" w:cs="Aptos"/>
+          <w:b w:val="1"/>
+          <w:bCs w:val="1"/>
+          <w:noProof w:val="0"/>
+          <w:sz w:val="24"/>
+          <w:szCs w:val="24"/>
+          <w:lang w:val="en-US"/>
+        </w:rPr>
+      </w:pPr>
+      <w:r>
+        <w:rPr>
+          <w:rFonts w:ascii="Aptos" w:hAnsi="Aptos" w:eastAsia="Aptos" w:cs="Aptos"/>
+          <w:noProof w:val="0"/>
+          <w:sz w:val="24"/>
+          <w:szCs w:val="24"/>
+          <w:lang w:val="en-US"/>
+        </w:rPr>
+        <w:t xml:space="preserve">remove it in a </w:t>
+      </w:r>
+      <w:r>
+        <w:rPr>
+          <w:rFonts w:ascii="Aptos" w:hAnsi="Aptos" w:eastAsia="Aptos" w:cs="Aptos"/>
+          <w:b w:val="1"/>
+          <w:bCs w:val="1"/>
+          <w:noProof w:val="0"/>
+          <w:sz w:val="24"/>
+          <w:szCs w:val="24"/>
+          <w:lang w:val="en-US"/>
+        </w:rPr>
+        <w:t>follow‑up cleanup commit</w:t>
+      </w:r>
+    </w:p>
+    <w:p>
+      <w:pPr>
+        <w:pStyle w:val="ListParagraph"/>
+        <w:numPr>
+          <w:ilvl w:val="0"/>
+          <w:numId w:val="95"/>
+        </w:numPr>
+        <w:spacing w:before="0" w:beforeAutospacing="off" w:after="0" w:afterAutospacing="off"/>
+        <w:rPr>
+          <w:rFonts w:ascii="Aptos" w:hAnsi="Aptos" w:eastAsia="Aptos" w:cs="Aptos"/>
+          <w:noProof w:val="0"/>
+          <w:sz w:val="24"/>
+          <w:szCs w:val="24"/>
+          <w:lang w:val="en-US"/>
+        </w:rPr>
+      </w:pPr>
+      <w:r>
+        <w:rPr>
+          <w:rFonts w:ascii="Aptos" w:hAnsi="Aptos" w:eastAsia="Aptos" w:cs="Aptos"/>
+          <w:noProof w:val="0"/>
+          <w:sz w:val="24"/>
+          <w:szCs w:val="24"/>
+          <w:lang w:val="en-US"/>
+        </w:rPr>
+        <w:t>❌ Do not stack multiple conceptual changes in a single commit.</w:t>
+      </w:r>
+    </w:p>
+    <w:p>
+      <w:pPr>
+        <w:pStyle w:val="ListParagraph"/>
+        <w:numPr>
+          <w:ilvl w:val="0"/>
+          <w:numId w:val="95"/>
+        </w:numPr>
+        <w:spacing w:before="0" w:beforeAutospacing="off" w:after="0" w:afterAutospacing="off"/>
+        <w:rPr>
+          <w:rFonts w:ascii="Aptos" w:hAnsi="Aptos" w:eastAsia="Aptos" w:cs="Aptos"/>
+          <w:noProof w:val="0"/>
+          <w:sz w:val="24"/>
+          <w:szCs w:val="24"/>
+          <w:lang w:val="en-US"/>
+        </w:rPr>
+      </w:pPr>
+      <w:r>
+        <w:rPr>
+          <w:rFonts w:ascii="Aptos" w:hAnsi="Aptos" w:eastAsia="Aptos" w:cs="Aptos"/>
+          <w:noProof w:val="0"/>
+          <w:sz w:val="24"/>
+          <w:szCs w:val="24"/>
+          <w:lang w:val="en-US"/>
+        </w:rPr>
+        <w:t>❌ Do not continue down a path once build integrity or semantic clarity is lost.</w:t>
+      </w:r>
+    </w:p>
+    <w:p>
+      <w:pPr>
+        <w:pStyle w:val="Heading3"/>
+        <w:spacing w:before="281" w:beforeAutospacing="off" w:after="281" w:afterAutospacing="off"/>
+        <w:jc w:val="left"/>
+      </w:pPr>
+      <w:r>
+        <w:rPr>
+          <w:rFonts w:ascii="Aptos" w:hAnsi="Aptos" w:eastAsia="Aptos" w:cs="Aptos"/>
+          <w:b w:val="1"/>
+          <w:bCs w:val="1"/>
+          <w:noProof w:val="0"/>
+          <w:sz w:val="28"/>
+          <w:szCs w:val="28"/>
+          <w:lang w:val="en-US"/>
+        </w:rPr>
+        <w:t>Canonical Dev Loop</w:t>
+      </w:r>
+    </w:p>
+    <w:p>
+      <w:pPr>
+        <w:pStyle w:val="ListParagraph"/>
+        <w:numPr>
+          <w:ilvl w:val="0"/>
+          <w:numId w:val="96"/>
+        </w:numPr>
+        <w:spacing w:before="0" w:beforeAutospacing="off" w:after="0" w:afterAutospacing="off"/>
+        <w:rPr>
+          <w:rFonts w:ascii="Aptos" w:hAnsi="Aptos" w:eastAsia="Aptos" w:cs="Aptos"/>
+          <w:noProof w:val="0"/>
+          <w:sz w:val="24"/>
+          <w:szCs w:val="24"/>
+          <w:lang w:val="en-US"/>
+        </w:rPr>
+      </w:pPr>
+      <w:r>
+        <w:rPr>
+          <w:rFonts w:ascii="Aptos" w:hAnsi="Aptos" w:eastAsia="Aptos" w:cs="Aptos"/>
+          <w:noProof w:val="0"/>
+          <w:sz w:val="24"/>
+          <w:szCs w:val="24"/>
+          <w:lang w:val="en-US"/>
+        </w:rPr>
+        <w:t>Make a small change</w:t>
+      </w:r>
+    </w:p>
+    <w:p>
+      <w:pPr>
+        <w:pStyle w:val="ListParagraph"/>
+        <w:numPr>
+          <w:ilvl w:val="0"/>
+          <w:numId w:val="96"/>
+        </w:numPr>
+        <w:spacing w:before="0" w:beforeAutospacing="off" w:after="0" w:afterAutospacing="off"/>
+        <w:rPr>
+          <w:rFonts w:ascii="Consolas" w:hAnsi="Consolas" w:eastAsia="Consolas" w:cs="Consolas"/>
+          <w:noProof w:val="0"/>
+          <w:sz w:val="24"/>
+          <w:szCs w:val="24"/>
+          <w:lang w:val="en-US"/>
+        </w:rPr>
+      </w:pPr>
+      <w:r>
+        <w:rPr>
+          <w:rFonts w:ascii="Aptos" w:hAnsi="Aptos" w:eastAsia="Aptos" w:cs="Aptos"/>
+          <w:noProof w:val="0"/>
+          <w:sz w:val="24"/>
+          <w:szCs w:val="24"/>
+          <w:lang w:val="en-US"/>
+        </w:rPr>
+        <w:t xml:space="preserve">Run </w:t>
+      </w:r>
+      <w:r>
+        <w:rPr>
+          <w:rFonts w:ascii="Consolas" w:hAnsi="Consolas" w:eastAsia="Consolas" w:cs="Consolas"/>
+          <w:noProof w:val="0"/>
+          <w:sz w:val="24"/>
+          <w:szCs w:val="24"/>
+          <w:lang w:val="en-US"/>
+        </w:rPr>
+        <w:t>npm run build</w:t>
+      </w:r>
+    </w:p>
+    <w:p>
+      <w:pPr>
+        <w:pStyle w:val="ListParagraph"/>
+        <w:numPr>
+          <w:ilvl w:val="0"/>
+          <w:numId w:val="96"/>
+        </w:numPr>
+        <w:spacing w:before="0" w:beforeAutospacing="off" w:after="0" w:afterAutospacing="off"/>
+        <w:rPr>
+          <w:rFonts w:ascii="Consolas" w:hAnsi="Consolas" w:eastAsia="Consolas" w:cs="Consolas"/>
+          <w:noProof w:val="0"/>
+          <w:sz w:val="24"/>
+          <w:szCs w:val="24"/>
+          <w:lang w:val="en-US"/>
+        </w:rPr>
+      </w:pPr>
+      <w:r>
+        <w:rPr>
+          <w:rFonts w:ascii="Aptos" w:hAnsi="Aptos" w:eastAsia="Aptos" w:cs="Aptos"/>
+          <w:noProof w:val="0"/>
+          <w:sz w:val="24"/>
+          <w:szCs w:val="24"/>
+          <w:lang w:val="en-US"/>
+        </w:rPr>
+        <w:t xml:space="preserve">If green → </w:t>
+      </w:r>
+      <w:r>
+        <w:rPr>
+          <w:rFonts w:ascii="Consolas" w:hAnsi="Consolas" w:eastAsia="Consolas" w:cs="Consolas"/>
+          <w:noProof w:val="0"/>
+          <w:sz w:val="24"/>
+          <w:szCs w:val="24"/>
+          <w:lang w:val="en-US"/>
+        </w:rPr>
+        <w:t>git commit</w:t>
+      </w:r>
+    </w:p>
+    <w:p>
+      <w:pPr>
+        <w:pStyle w:val="ListParagraph"/>
+        <w:numPr>
+          <w:ilvl w:val="0"/>
+          <w:numId w:val="96"/>
+        </w:numPr>
+        <w:spacing w:before="0" w:beforeAutospacing="off" w:after="0" w:afterAutospacing="off"/>
+        <w:rPr>
+          <w:rFonts w:ascii="Aptos" w:hAnsi="Aptos" w:eastAsia="Aptos" w:cs="Aptos"/>
+          <w:noProof w:val="0"/>
+          <w:sz w:val="24"/>
+          <w:szCs w:val="24"/>
+          <w:lang w:val="en-US"/>
+        </w:rPr>
+      </w:pPr>
+      <w:r>
+        <w:rPr>
+          <w:rFonts w:ascii="Consolas" w:hAnsi="Consolas" w:eastAsia="Consolas" w:cs="Consolas"/>
+          <w:noProof w:val="0"/>
+          <w:sz w:val="24"/>
+          <w:szCs w:val="24"/>
+          <w:lang w:val="en-US"/>
+        </w:rPr>
+        <w:t>git push</w:t>
+      </w:r>
+      <w:r>
+        <w:rPr>
+          <w:rFonts w:ascii="Aptos" w:hAnsi="Aptos" w:eastAsia="Aptos" w:cs="Aptos"/>
+          <w:noProof w:val="0"/>
+          <w:sz w:val="24"/>
+          <w:szCs w:val="24"/>
+          <w:lang w:val="en-US"/>
+        </w:rPr>
+        <w:t xml:space="preserve"> (preserves rollback + redeploys demo)</w:t>
+      </w:r>
+    </w:p>
+    <w:p>
+      <w:pPr>
+        <w:pStyle w:val="ListParagraph"/>
+        <w:numPr>
+          <w:ilvl w:val="0"/>
+          <w:numId w:val="96"/>
+        </w:numPr>
+        <w:spacing w:before="0" w:beforeAutospacing="off" w:after="0" w:afterAutospacing="off"/>
+        <w:rPr>
+          <w:rFonts w:ascii="Aptos" w:hAnsi="Aptos" w:eastAsia="Aptos" w:cs="Aptos"/>
+          <w:noProof w:val="0"/>
+          <w:sz w:val="24"/>
+          <w:szCs w:val="24"/>
+          <w:lang w:val="en-US"/>
+        </w:rPr>
+      </w:pPr>
+      <w:r>
+        <w:rPr>
+          <w:rFonts w:ascii="Aptos" w:hAnsi="Aptos" w:eastAsia="Aptos" w:cs="Aptos"/>
+          <w:noProof w:val="0"/>
+          <w:sz w:val="24"/>
+          <w:szCs w:val="24"/>
+          <w:lang w:val="en-US"/>
+        </w:rPr>
+        <w:t>Continue</w:t>
+      </w:r>
+    </w:p>
+    <w:p>
+      <w:pPr>
+        <w:spacing w:before="0" w:beforeAutospacing="off" w:after="0" w:afterAutospacing="off"/>
+      </w:pPr>
+      <w:r>
+        <w:rPr>
+          <w:rFonts w:ascii="Aptos" w:hAnsi="Aptos" w:eastAsia="Aptos" w:cs="Aptos"/>
+          <w:noProof w:val="0"/>
+          <w:sz w:val="24"/>
+          <w:szCs w:val="24"/>
+          <w:lang w:val="en-US"/>
+        </w:rPr>
+        <w:t xml:space="preserve">This ensures </w:t>
+      </w:r>
+      <w:r>
+        <w:rPr>
+          <w:rFonts w:ascii="Aptos" w:hAnsi="Aptos" w:eastAsia="Aptos" w:cs="Aptos"/>
+          <w:b w:val="1"/>
+          <w:bCs w:val="1"/>
+          <w:noProof w:val="0"/>
+          <w:sz w:val="24"/>
+          <w:szCs w:val="24"/>
+          <w:lang w:val="en-US"/>
+        </w:rPr>
+        <w:t>no point of no return</w:t>
+      </w:r>
+      <w:r>
+        <w:rPr>
+          <w:rFonts w:ascii="Aptos" w:hAnsi="Aptos" w:eastAsia="Aptos" w:cs="Aptos"/>
+          <w:noProof w:val="0"/>
+          <w:sz w:val="24"/>
+          <w:szCs w:val="24"/>
+          <w:lang w:val="en-US"/>
+        </w:rPr>
+        <w:t xml:space="preserve"> during deep semantic or data debugging.</w:t>
+      </w:r>
+    </w:p>
+    <w:p>
+      <w:pPr>
+        <w:spacing w:before="0" w:beforeAutospacing="off" w:after="0" w:afterAutospacing="off"/>
+      </w:pPr>
+    </w:p>
+    <w:p>
+      <w:pPr>
+        <w:pStyle w:val="Heading2"/>
+        <w:spacing w:before="299" w:beforeAutospacing="off" w:after="299" w:afterAutospacing="off"/>
+        <w:jc w:val="left"/>
+      </w:pPr>
+      <w:r>
+        <w:rPr>
+          <w:rFonts w:ascii="Aptos" w:hAnsi="Aptos" w:eastAsia="Aptos" w:cs="Aptos"/>
+          <w:b w:val="1"/>
+          <w:bCs w:val="1"/>
+          <w:noProof w:val="0"/>
+          <w:sz w:val="36"/>
+          <w:szCs w:val="36"/>
+          <w:lang w:val="en-US"/>
+        </w:rPr>
+        <w:t>1. Project Overview</w:t>
+      </w:r>
+    </w:p>
+    <w:p>
+      <w:pPr>
+        <w:pStyle w:val="ListParagraph"/>
+        <w:numPr>
+          <w:ilvl w:val="0"/>
+          <w:numId w:val="97"/>
+        </w:numPr>
+        <w:spacing w:before="0" w:beforeAutospacing="off" w:after="0" w:afterAutospacing="off"/>
+        <w:rPr>
+          <w:rFonts w:ascii="Aptos" w:hAnsi="Aptos" w:eastAsia="Aptos" w:cs="Aptos"/>
+          <w:b w:val="1"/>
+          <w:bCs w:val="1"/>
+          <w:noProof w:val="0"/>
+          <w:sz w:val="24"/>
+          <w:szCs w:val="24"/>
+          <w:lang w:val="en-US"/>
+        </w:rPr>
+      </w:pPr>
+      <w:r>
+        <w:rPr>
+          <w:rFonts w:ascii="Aptos" w:hAnsi="Aptos" w:eastAsia="Aptos" w:cs="Aptos"/>
+          <w:b w:val="1"/>
+          <w:bCs w:val="1"/>
+          <w:noProof w:val="0"/>
+          <w:sz w:val="24"/>
+          <w:szCs w:val="24"/>
+          <w:lang w:val="en-US"/>
+        </w:rPr>
+        <w:t>Objective:</w:t>
+      </w:r>
+    </w:p>
+    <w:p>
+      <w:pPr>
+        <w:spacing w:before="0" w:beforeAutospacing="off" w:after="0" w:afterAutospacing="off"/>
+      </w:pPr>
+      <w:r>
+        <w:rPr>
+          <w:rFonts w:ascii="Aptos" w:hAnsi="Aptos" w:eastAsia="Aptos" w:cs="Aptos"/>
+          <w:noProof w:val="0"/>
+          <w:sz w:val="24"/>
+          <w:szCs w:val="24"/>
+          <w:lang w:val="en-US"/>
+        </w:rPr>
+        <w:t>Build a lightweight, local‑first personal quota‑attainment and pipeline analytics dashboard with trusted KPI semantics and a safe public demo.</w:t>
+      </w:r>
+    </w:p>
+    <w:p>
+      <w:pPr>
+        <w:pStyle w:val="ListParagraph"/>
+        <w:numPr>
+          <w:ilvl w:val="0"/>
+          <w:numId w:val="98"/>
+        </w:numPr>
+        <w:spacing w:before="0" w:beforeAutospacing="off" w:after="0" w:afterAutospacing="off"/>
+        <w:rPr>
+          <w:rFonts w:ascii="Aptos" w:hAnsi="Aptos" w:eastAsia="Aptos" w:cs="Aptos"/>
+          <w:b w:val="1"/>
+          <w:bCs w:val="1"/>
+          <w:noProof w:val="0"/>
+          <w:sz w:val="24"/>
+          <w:szCs w:val="24"/>
+          <w:lang w:val="en-US"/>
+        </w:rPr>
+      </w:pPr>
+      <w:r>
+        <w:rPr>
+          <w:rFonts w:ascii="Aptos" w:hAnsi="Aptos" w:eastAsia="Aptos" w:cs="Aptos"/>
+          <w:b w:val="1"/>
+          <w:bCs w:val="1"/>
+          <w:noProof w:val="0"/>
+          <w:sz w:val="24"/>
+          <w:szCs w:val="24"/>
+          <w:lang w:val="en-US"/>
+        </w:rPr>
+        <w:t>Business context:</w:t>
+      </w:r>
+    </w:p>
+    <w:p>
+      <w:pPr>
+        <w:spacing w:before="0" w:beforeAutospacing="off" w:after="0" w:afterAutospacing="off"/>
+      </w:pPr>
+      <w:r>
+        <w:rPr>
+          <w:rFonts w:ascii="Aptos" w:hAnsi="Aptos" w:eastAsia="Aptos" w:cs="Aptos"/>
+          <w:noProof w:val="0"/>
+          <w:sz w:val="24"/>
+          <w:szCs w:val="24"/>
+          <w:lang w:val="en-US"/>
+        </w:rPr>
+        <w:t xml:space="preserve">FY27 has begun; dashboard is transitioning from feature‑complete to </w:t>
+      </w:r>
+      <w:r>
+        <w:rPr>
+          <w:rFonts w:ascii="Aptos" w:hAnsi="Aptos" w:eastAsia="Aptos" w:cs="Aptos"/>
+          <w:b w:val="1"/>
+          <w:bCs w:val="1"/>
+          <w:noProof w:val="0"/>
+          <w:sz w:val="24"/>
+          <w:szCs w:val="24"/>
+          <w:lang w:val="en-US"/>
+        </w:rPr>
+        <w:t>trust‑critical daily use</w:t>
+      </w:r>
+      <w:r>
+        <w:rPr>
+          <w:rFonts w:ascii="Aptos" w:hAnsi="Aptos" w:eastAsia="Aptos" w:cs="Aptos"/>
+          <w:noProof w:val="0"/>
+          <w:sz w:val="24"/>
+          <w:szCs w:val="24"/>
+          <w:lang w:val="en-US"/>
+        </w:rPr>
+        <w:t>.</w:t>
+      </w:r>
+    </w:p>
+    <w:p>
+      <w:pPr>
+        <w:pStyle w:val="ListParagraph"/>
+        <w:numPr>
+          <w:ilvl w:val="0"/>
+          <w:numId w:val="99"/>
+        </w:numPr>
+        <w:spacing w:before="0" w:beforeAutospacing="off" w:after="0" w:afterAutospacing="off"/>
+        <w:rPr>
+          <w:rFonts w:ascii="Aptos" w:hAnsi="Aptos" w:eastAsia="Aptos" w:cs="Aptos"/>
+          <w:b w:val="1"/>
+          <w:bCs w:val="1"/>
+          <w:noProof w:val="0"/>
+          <w:sz w:val="24"/>
+          <w:szCs w:val="24"/>
+          <w:lang w:val="en-US"/>
+        </w:rPr>
+      </w:pPr>
+      <w:r>
+        <w:rPr>
+          <w:rFonts w:ascii="Aptos" w:hAnsi="Aptos" w:eastAsia="Aptos" w:cs="Aptos"/>
+          <w:b w:val="1"/>
+          <w:bCs w:val="1"/>
+          <w:noProof w:val="0"/>
+          <w:sz w:val="24"/>
+          <w:szCs w:val="24"/>
+          <w:lang w:val="en-US"/>
+        </w:rPr>
+        <w:t>Stakeholders:</w:t>
+      </w:r>
+    </w:p>
+    <w:p>
+      <w:pPr>
+        <w:spacing w:before="0" w:beforeAutospacing="off" w:after="0" w:afterAutospacing="off"/>
+      </w:pPr>
+      <w:r>
+        <w:rPr>
+          <w:rFonts w:ascii="Aptos" w:hAnsi="Aptos" w:eastAsia="Aptos" w:cs="Aptos"/>
+          <w:noProof w:val="0"/>
+          <w:sz w:val="24"/>
+          <w:szCs w:val="24"/>
+          <w:lang w:val="en-US"/>
+        </w:rPr>
+        <w:t>Primary: Hans Westphal</w:t>
+      </w:r>
+    </w:p>
+    <w:p>
+      <w:pPr>
+        <w:spacing w:before="0" w:beforeAutospacing="off" w:after="0" w:afterAutospacing="off"/>
+      </w:pPr>
+      <w:r>
+        <w:rPr>
+          <w:rFonts w:ascii="Aptos" w:hAnsi="Aptos" w:eastAsia="Aptos" w:cs="Aptos"/>
+          <w:noProof w:val="0"/>
+          <w:sz w:val="24"/>
+          <w:szCs w:val="24"/>
+          <w:lang w:val="en-US"/>
+        </w:rPr>
+        <w:t>Secondary: Sales management</w:t>
+      </w:r>
+    </w:p>
+    <w:p>
+      <w:pPr>
+        <w:spacing w:before="0" w:beforeAutospacing="off" w:after="0" w:afterAutospacing="off"/>
+      </w:pPr>
+      <w:r>
+        <w:rPr>
+          <w:rFonts w:ascii="Aptos" w:hAnsi="Aptos" w:eastAsia="Aptos" w:cs="Aptos"/>
+          <w:noProof w:val="0"/>
+          <w:sz w:val="24"/>
+          <w:szCs w:val="24"/>
+          <w:lang w:val="en-US"/>
+        </w:rPr>
+        <w:t>Tertiary: Other technically inclined sellers</w:t>
+      </w:r>
+    </w:p>
+    <w:p>
+      <w:pPr>
+        <w:pStyle w:val="ListParagraph"/>
+        <w:numPr>
+          <w:ilvl w:val="0"/>
+          <w:numId w:val="100"/>
+        </w:numPr>
+        <w:spacing w:before="0" w:beforeAutospacing="off" w:after="0" w:afterAutospacing="off"/>
+        <w:rPr>
+          <w:rFonts w:ascii="Aptos" w:hAnsi="Aptos" w:eastAsia="Aptos" w:cs="Aptos"/>
+          <w:b w:val="1"/>
+          <w:bCs w:val="1"/>
+          <w:noProof w:val="0"/>
+          <w:sz w:val="24"/>
+          <w:szCs w:val="24"/>
+          <w:lang w:val="en-US"/>
+        </w:rPr>
+      </w:pPr>
+      <w:r>
+        <w:rPr>
+          <w:rFonts w:ascii="Aptos" w:hAnsi="Aptos" w:eastAsia="Aptos" w:cs="Aptos"/>
+          <w:b w:val="1"/>
+          <w:bCs w:val="1"/>
+          <w:noProof w:val="0"/>
+          <w:sz w:val="24"/>
+          <w:szCs w:val="24"/>
+          <w:lang w:val="en-US"/>
+        </w:rPr>
+        <w:t>Environments (Dev / Test / Prod):</w:t>
+      </w:r>
+    </w:p>
+    <w:p>
+      <w:pPr>
+        <w:pStyle w:val="ListParagraph"/>
+        <w:numPr>
+          <w:ilvl w:val="1"/>
+          <w:numId w:val="100"/>
+        </w:numPr>
+        <w:spacing w:before="0" w:beforeAutospacing="off" w:after="0" w:afterAutospacing="off"/>
+        <w:rPr>
+          <w:rFonts w:ascii="Aptos" w:hAnsi="Aptos" w:eastAsia="Aptos" w:cs="Aptos"/>
+          <w:noProof w:val="0"/>
+          <w:sz w:val="24"/>
+          <w:szCs w:val="24"/>
+          <w:lang w:val="en-US"/>
+        </w:rPr>
+      </w:pPr>
+      <w:r>
+        <w:rPr>
+          <w:rFonts w:ascii="Aptos" w:hAnsi="Aptos" w:eastAsia="Aptos" w:cs="Aptos"/>
+          <w:noProof w:val="0"/>
+          <w:sz w:val="24"/>
+          <w:szCs w:val="24"/>
+          <w:lang w:val="en-US"/>
+        </w:rPr>
+        <w:t>Dev: Local machine (</w:t>
+      </w:r>
+      <w:r>
+        <w:rPr>
+          <w:rFonts w:ascii="Consolas" w:hAnsi="Consolas" w:eastAsia="Consolas" w:cs="Consolas"/>
+          <w:noProof w:val="0"/>
+          <w:sz w:val="24"/>
+          <w:szCs w:val="24"/>
+          <w:lang w:val="en-US"/>
+        </w:rPr>
+        <w:t>npm</w:t>
+      </w:r>
+      <w:r>
+        <w:rPr>
+          <w:rFonts w:ascii="Aptos" w:hAnsi="Aptos" w:eastAsia="Aptos" w:cs="Aptos"/>
+          <w:noProof w:val="0"/>
+          <w:sz w:val="24"/>
+          <w:szCs w:val="24"/>
+          <w:lang w:val="en-US"/>
+        </w:rPr>
+        <w:t>)</w:t>
+      </w:r>
+    </w:p>
+    <w:p>
+      <w:pPr>
+        <w:pStyle w:val="ListParagraph"/>
+        <w:numPr>
+          <w:ilvl w:val="1"/>
+          <w:numId w:val="100"/>
+        </w:numPr>
+        <w:spacing w:before="0" w:beforeAutospacing="off" w:after="0" w:afterAutospacing="off"/>
+        <w:rPr>
+          <w:rFonts w:ascii="Aptos" w:hAnsi="Aptos" w:eastAsia="Aptos" w:cs="Aptos"/>
+          <w:noProof w:val="0"/>
+          <w:sz w:val="24"/>
+          <w:szCs w:val="24"/>
+          <w:lang w:val="en-US"/>
+        </w:rPr>
+      </w:pPr>
+      <w:r>
+        <w:rPr>
+          <w:rFonts w:ascii="Aptos" w:hAnsi="Aptos" w:eastAsia="Aptos" w:cs="Aptos"/>
+          <w:noProof w:val="0"/>
+          <w:sz w:val="24"/>
+          <w:szCs w:val="24"/>
+          <w:lang w:val="en-US"/>
+        </w:rPr>
+        <w:t>Test: Local transformed datasets (conceptual)</w:t>
+      </w:r>
+    </w:p>
+    <w:p>
+      <w:pPr>
+        <w:pStyle w:val="ListParagraph"/>
+        <w:numPr>
+          <w:ilvl w:val="1"/>
+          <w:numId w:val="100"/>
+        </w:numPr>
+        <w:spacing w:before="0" w:beforeAutospacing="off" w:after="0" w:afterAutospacing="off"/>
+        <w:rPr>
+          <w:rFonts w:ascii="Aptos" w:hAnsi="Aptos" w:eastAsia="Aptos" w:cs="Aptos"/>
+          <w:noProof w:val="0"/>
+          <w:sz w:val="24"/>
+          <w:szCs w:val="24"/>
+          <w:lang w:val="en-US"/>
+        </w:rPr>
+      </w:pPr>
+      <w:r>
+        <w:rPr>
+          <w:rFonts w:ascii="Aptos" w:hAnsi="Aptos" w:eastAsia="Aptos" w:cs="Aptos"/>
+          <w:noProof w:val="0"/>
+          <w:sz w:val="24"/>
+          <w:szCs w:val="24"/>
+          <w:lang w:val="en-US"/>
+        </w:rPr>
+        <w:t xml:space="preserve">Prod: </w:t>
+      </w:r>
+    </w:p>
+    <w:p>
+      <w:pPr>
+        <w:pStyle w:val="ListParagraph"/>
+        <w:numPr>
+          <w:ilvl w:val="2"/>
+          <w:numId w:val="100"/>
+        </w:numPr>
+        <w:spacing w:before="0" w:beforeAutospacing="off" w:after="0" w:afterAutospacing="off"/>
+        <w:rPr>
+          <w:rFonts w:ascii="Aptos" w:hAnsi="Aptos" w:eastAsia="Aptos" w:cs="Aptos"/>
+          <w:noProof w:val="0"/>
+          <w:sz w:val="24"/>
+          <w:szCs w:val="24"/>
+          <w:lang w:val="en-US"/>
+        </w:rPr>
+      </w:pPr>
+      <w:r>
+        <w:rPr>
+          <w:rFonts w:ascii="Aptos" w:hAnsi="Aptos" w:eastAsia="Aptos" w:cs="Aptos"/>
+          <w:noProof w:val="0"/>
+          <w:sz w:val="24"/>
+          <w:szCs w:val="24"/>
+          <w:lang w:val="en-US"/>
+        </w:rPr>
+        <w:t>Local‑first real data (private)</w:t>
+      </w:r>
+    </w:p>
+    <w:p>
+      <w:pPr>
+        <w:pStyle w:val="ListParagraph"/>
+        <w:numPr>
+          <w:ilvl w:val="2"/>
+          <w:numId w:val="100"/>
+        </w:numPr>
+        <w:spacing w:before="0" w:beforeAutospacing="off" w:after="0" w:afterAutospacing="off"/>
+        <w:rPr>
+          <w:rFonts w:ascii="Aptos" w:hAnsi="Aptos" w:eastAsia="Aptos" w:cs="Aptos"/>
+          <w:noProof w:val="0"/>
+          <w:sz w:val="24"/>
+          <w:szCs w:val="24"/>
+          <w:lang w:val="en-US"/>
+        </w:rPr>
+      </w:pPr>
+      <w:r>
+        <w:rPr>
+          <w:rFonts w:ascii="Aptos" w:hAnsi="Aptos" w:eastAsia="Aptos" w:cs="Aptos"/>
+          <w:noProof w:val="0"/>
+          <w:sz w:val="24"/>
+          <w:szCs w:val="24"/>
+          <w:lang w:val="en-US"/>
+        </w:rPr>
+        <w:t>Public demo via GitHub → Vercel (obfuscated)</w:t>
+      </w:r>
+    </w:p>
+    <w:p>
+      <w:pPr>
+        <w:spacing w:before="0" w:beforeAutospacing="off" w:after="0" w:afterAutospacing="off"/>
+      </w:pPr>
+    </w:p>
+    <w:p>
+      <w:pPr>
+        <w:pStyle w:val="Heading2"/>
+        <w:spacing w:before="299" w:beforeAutospacing="off" w:after="299" w:afterAutospacing="off"/>
+        <w:jc w:val="left"/>
+      </w:pPr>
+      <w:r>
+        <w:rPr>
+          <w:rFonts w:ascii="Aptos" w:hAnsi="Aptos" w:eastAsia="Aptos" w:cs="Aptos"/>
+          <w:b w:val="1"/>
+          <w:bCs w:val="1"/>
+          <w:noProof w:val="0"/>
+          <w:sz w:val="36"/>
+          <w:szCs w:val="36"/>
+          <w:lang w:val="en-US"/>
+        </w:rPr>
+        <w:t>2. Current State (Source of Truth)</w:t>
+      </w:r>
+    </w:p>
+    <w:p>
+      <w:pPr>
+        <w:pStyle w:val="ListParagraph"/>
+        <w:numPr>
+          <w:ilvl w:val="0"/>
+          <w:numId w:val="101"/>
+        </w:numPr>
+        <w:spacing w:before="0" w:beforeAutospacing="off" w:after="0" w:afterAutospacing="off"/>
+        <w:rPr>
+          <w:rFonts w:ascii="Aptos" w:hAnsi="Aptos" w:eastAsia="Aptos" w:cs="Aptos"/>
+          <w:b w:val="1"/>
+          <w:bCs w:val="1"/>
+          <w:noProof w:val="0"/>
+          <w:sz w:val="24"/>
+          <w:szCs w:val="24"/>
+          <w:lang w:val="en-US"/>
+        </w:rPr>
+      </w:pPr>
+      <w:r>
+        <w:rPr>
+          <w:rFonts w:ascii="Aptos" w:hAnsi="Aptos" w:eastAsia="Aptos" w:cs="Aptos"/>
+          <w:b w:val="1"/>
+          <w:bCs w:val="1"/>
+          <w:noProof w:val="0"/>
+          <w:sz w:val="24"/>
+          <w:szCs w:val="24"/>
+          <w:lang w:val="en-US"/>
+        </w:rPr>
+        <w:t>Production status:</w:t>
+      </w:r>
+    </w:p>
+    <w:p>
+      <w:pPr>
+        <w:spacing w:before="0" w:beforeAutospacing="off" w:after="0" w:afterAutospacing="off"/>
+      </w:pPr>
+      <w:r>
+        <w:rPr>
+          <w:rFonts w:ascii="Aptos" w:hAnsi="Aptos" w:eastAsia="Aptos" w:cs="Aptos"/>
+          <w:noProof w:val="0"/>
+          <w:sz w:val="24"/>
+          <w:szCs w:val="24"/>
+          <w:lang w:val="en-US"/>
+        </w:rPr>
+        <w:t>✅ Build stable</w:t>
+      </w:r>
+    </w:p>
+    <w:p>
+      <w:pPr>
+        <w:spacing w:before="0" w:beforeAutospacing="off" w:after="0" w:afterAutospacing="off"/>
+      </w:pPr>
+      <w:r>
+        <w:rPr>
+          <w:rFonts w:ascii="Aptos" w:hAnsi="Aptos" w:eastAsia="Aptos" w:cs="Aptos"/>
+          <w:noProof w:val="0"/>
+          <w:sz w:val="24"/>
+          <w:szCs w:val="24"/>
+          <w:lang w:val="en-US"/>
+        </w:rPr>
+        <w:t>⚠️ One known lifecycle visibility bug remains (Won opportunity not surfacing)</w:t>
+      </w:r>
+    </w:p>
+    <w:p>
+      <w:pPr>
+        <w:pStyle w:val="ListParagraph"/>
+        <w:numPr>
+          <w:ilvl w:val="0"/>
+          <w:numId w:val="102"/>
+        </w:numPr>
+        <w:spacing w:before="0" w:beforeAutospacing="off" w:after="0" w:afterAutospacing="off"/>
+        <w:rPr>
+          <w:rFonts w:ascii="Aptos" w:hAnsi="Aptos" w:eastAsia="Aptos" w:cs="Aptos"/>
+          <w:b w:val="1"/>
+          <w:bCs w:val="1"/>
+          <w:noProof w:val="0"/>
+          <w:sz w:val="24"/>
+          <w:szCs w:val="24"/>
+          <w:lang w:val="en-US"/>
+        </w:rPr>
+      </w:pPr>
+      <w:r>
+        <w:rPr>
+          <w:rFonts w:ascii="Aptos" w:hAnsi="Aptos" w:eastAsia="Aptos" w:cs="Aptos"/>
+          <w:b w:val="1"/>
+          <w:bCs w:val="1"/>
+          <w:noProof w:val="0"/>
+          <w:sz w:val="24"/>
+          <w:szCs w:val="24"/>
+          <w:lang w:val="en-US"/>
+        </w:rPr>
+        <w:t>What is live right now:</w:t>
+      </w:r>
+    </w:p>
+    <w:p>
+      <w:pPr>
+        <w:pStyle w:val="ListParagraph"/>
+        <w:numPr>
+          <w:ilvl w:val="1"/>
+          <w:numId w:val="102"/>
+        </w:numPr>
+        <w:spacing w:before="0" w:beforeAutospacing="off" w:after="0" w:afterAutospacing="off"/>
+        <w:rPr>
+          <w:rFonts w:ascii="Aptos" w:hAnsi="Aptos" w:eastAsia="Aptos" w:cs="Aptos"/>
+          <w:noProof w:val="0"/>
+          <w:sz w:val="24"/>
+          <w:szCs w:val="24"/>
+          <w:lang w:val="en-US"/>
+        </w:rPr>
+      </w:pPr>
+      <w:r>
+        <w:rPr>
+          <w:rFonts w:ascii="Aptos" w:hAnsi="Aptos" w:eastAsia="Aptos" w:cs="Aptos"/>
+          <w:noProof w:val="0"/>
+          <w:sz w:val="24"/>
+          <w:szCs w:val="24"/>
+          <w:lang w:val="en-US"/>
+        </w:rPr>
+        <w:t>Dashboard + Opportunity Detail pages</w:t>
+      </w:r>
+    </w:p>
+    <w:p>
+      <w:pPr>
+        <w:pStyle w:val="ListParagraph"/>
+        <w:numPr>
+          <w:ilvl w:val="1"/>
+          <w:numId w:val="102"/>
+        </w:numPr>
+        <w:spacing w:before="0" w:beforeAutospacing="off" w:after="0" w:afterAutospacing="off"/>
+        <w:rPr>
+          <w:rFonts w:ascii="Aptos" w:hAnsi="Aptos" w:eastAsia="Aptos" w:cs="Aptos"/>
+          <w:noProof w:val="0"/>
+          <w:sz w:val="24"/>
+          <w:szCs w:val="24"/>
+          <w:lang w:val="en-US"/>
+        </w:rPr>
+      </w:pPr>
+      <w:r>
+        <w:rPr>
+          <w:rFonts w:ascii="Aptos" w:hAnsi="Aptos" w:eastAsia="Aptos" w:cs="Aptos"/>
+          <w:noProof w:val="0"/>
+          <w:sz w:val="24"/>
+          <w:szCs w:val="24"/>
+          <w:lang w:val="en-US"/>
+        </w:rPr>
+        <w:t>Lifecycle filtering UI (checkbox‑based)</w:t>
+      </w:r>
+    </w:p>
+    <w:p>
+      <w:pPr>
+        <w:pStyle w:val="ListParagraph"/>
+        <w:numPr>
+          <w:ilvl w:val="1"/>
+          <w:numId w:val="102"/>
+        </w:numPr>
+        <w:spacing w:before="0" w:beforeAutospacing="off" w:after="0" w:afterAutospacing="off"/>
+        <w:rPr>
+          <w:rFonts w:ascii="Consolas" w:hAnsi="Consolas" w:eastAsia="Consolas" w:cs="Consolas"/>
+          <w:noProof w:val="0"/>
+          <w:sz w:val="24"/>
+          <w:szCs w:val="24"/>
+          <w:lang w:val="en-US"/>
+        </w:rPr>
+      </w:pPr>
+      <w:r>
+        <w:rPr>
+          <w:rFonts w:ascii="Aptos" w:hAnsi="Aptos" w:eastAsia="Aptos" w:cs="Aptos"/>
+          <w:noProof w:val="0"/>
+          <w:sz w:val="24"/>
+          <w:szCs w:val="24"/>
+          <w:lang w:val="en-US"/>
+        </w:rPr>
+        <w:t xml:space="preserve">Public demo auto‑deploys from </w:t>
+      </w:r>
+      <w:r>
+        <w:rPr>
+          <w:rFonts w:ascii="Consolas" w:hAnsi="Consolas" w:eastAsia="Consolas" w:cs="Consolas"/>
+          <w:noProof w:val="0"/>
+          <w:sz w:val="24"/>
+          <w:szCs w:val="24"/>
+          <w:lang w:val="en-US"/>
+        </w:rPr>
+        <w:t>main</w:t>
+      </w:r>
+    </w:p>
+    <w:p>
+      <w:pPr>
+        <w:pStyle w:val="ListParagraph"/>
+        <w:numPr>
+          <w:ilvl w:val="0"/>
+          <w:numId w:val="102"/>
+        </w:numPr>
+        <w:spacing w:before="0" w:beforeAutospacing="off" w:after="0" w:afterAutospacing="off"/>
+        <w:rPr>
+          <w:rFonts w:ascii="Aptos" w:hAnsi="Aptos" w:eastAsia="Aptos" w:cs="Aptos"/>
+          <w:b w:val="1"/>
+          <w:bCs w:val="1"/>
+          <w:noProof w:val="0"/>
+          <w:sz w:val="24"/>
+          <w:szCs w:val="24"/>
+          <w:lang w:val="en-US"/>
+        </w:rPr>
+      </w:pPr>
+      <w:r>
+        <w:rPr>
+          <w:rFonts w:ascii="Aptos" w:hAnsi="Aptos" w:eastAsia="Aptos" w:cs="Aptos"/>
+          <w:b w:val="1"/>
+          <w:bCs w:val="1"/>
+          <w:noProof w:val="0"/>
+          <w:sz w:val="24"/>
+          <w:szCs w:val="24"/>
+          <w:lang w:val="en-US"/>
+        </w:rPr>
+        <w:t>Known constraints:</w:t>
+      </w:r>
+    </w:p>
+    <w:p>
+      <w:pPr>
+        <w:pStyle w:val="ListParagraph"/>
+        <w:numPr>
+          <w:ilvl w:val="1"/>
+          <w:numId w:val="102"/>
+        </w:numPr>
+        <w:spacing w:before="0" w:beforeAutospacing="off" w:after="0" w:afterAutospacing="off"/>
+        <w:rPr>
+          <w:rFonts w:ascii="Aptos" w:hAnsi="Aptos" w:eastAsia="Aptos" w:cs="Aptos"/>
+          <w:noProof w:val="0"/>
+          <w:sz w:val="24"/>
+          <w:szCs w:val="24"/>
+          <w:lang w:val="en-US"/>
+        </w:rPr>
+      </w:pPr>
+      <w:r>
+        <w:rPr>
+          <w:rFonts w:ascii="Aptos" w:hAnsi="Aptos" w:eastAsia="Aptos" w:cs="Aptos"/>
+          <w:noProof w:val="0"/>
+          <w:sz w:val="24"/>
+          <w:szCs w:val="24"/>
+          <w:lang w:val="en-US"/>
+        </w:rPr>
+        <w:t>Runtime still consumes legacy Excel input</w:t>
+      </w:r>
+    </w:p>
+    <w:p>
+      <w:pPr>
+        <w:pStyle w:val="ListParagraph"/>
+        <w:numPr>
+          <w:ilvl w:val="1"/>
+          <w:numId w:val="102"/>
+        </w:numPr>
+        <w:spacing w:before="0" w:beforeAutospacing="off" w:after="0" w:afterAutospacing="off"/>
+        <w:rPr>
+          <w:rFonts w:ascii="Aptos" w:hAnsi="Aptos" w:eastAsia="Aptos" w:cs="Aptos"/>
+          <w:noProof w:val="0"/>
+          <w:sz w:val="24"/>
+          <w:szCs w:val="24"/>
+          <w:lang w:val="en-US"/>
+        </w:rPr>
+      </w:pPr>
+      <w:r>
+        <w:rPr>
+          <w:rFonts w:ascii="Aptos" w:hAnsi="Aptos" w:eastAsia="Aptos" w:cs="Aptos"/>
+          <w:noProof w:val="0"/>
+          <w:sz w:val="24"/>
+          <w:szCs w:val="24"/>
+          <w:lang w:val="en-US"/>
+        </w:rPr>
+        <w:t>Transformed JSON pipeline not yet wired</w:t>
+      </w:r>
+    </w:p>
+    <w:p>
+      <w:pPr>
+        <w:pStyle w:val="ListParagraph"/>
+        <w:numPr>
+          <w:ilvl w:val="1"/>
+          <w:numId w:val="102"/>
+        </w:numPr>
+        <w:spacing w:before="0" w:beforeAutospacing="off" w:after="0" w:afterAutospacing="off"/>
+        <w:rPr>
+          <w:rFonts w:ascii="Aptos" w:hAnsi="Aptos" w:eastAsia="Aptos" w:cs="Aptos"/>
+          <w:noProof w:val="0"/>
+          <w:sz w:val="24"/>
+          <w:szCs w:val="24"/>
+          <w:lang w:val="en-US"/>
+        </w:rPr>
+      </w:pPr>
+      <w:r>
+        <w:rPr>
+          <w:rFonts w:ascii="Aptos" w:hAnsi="Aptos" w:eastAsia="Aptos" w:cs="Aptos"/>
+          <w:noProof w:val="0"/>
+          <w:sz w:val="24"/>
+          <w:szCs w:val="24"/>
+          <w:lang w:val="en-US"/>
+        </w:rPr>
+        <w:t>One confirmed won‑opportunity visibility defect remains</w:t>
+      </w:r>
+    </w:p>
+    <w:p>
+      <w:pPr>
+        <w:spacing w:before="0" w:beforeAutospacing="off" w:after="0" w:afterAutospacing="off"/>
+      </w:pPr>
+    </w:p>
+    <w:p>
+      <w:pPr>
+        <w:pStyle w:val="Heading2"/>
+        <w:spacing w:before="299" w:beforeAutospacing="off" w:after="299" w:afterAutospacing="off"/>
+        <w:jc w:val="left"/>
+      </w:pPr>
+      <w:r>
+        <w:rPr>
+          <w:rFonts w:ascii="Aptos" w:hAnsi="Aptos" w:eastAsia="Aptos" w:cs="Aptos"/>
+          <w:b w:val="1"/>
+          <w:bCs w:val="1"/>
+          <w:noProof w:val="0"/>
+          <w:sz w:val="36"/>
+          <w:szCs w:val="36"/>
+          <w:lang w:val="en-US"/>
+        </w:rPr>
+        <w:t>3. What We Shipped (Chronological, newest first)</w:t>
+      </w:r>
+    </w:p>
+    <w:p>
+      <w:pPr>
+        <w:pStyle w:val="ListParagraph"/>
+        <w:numPr>
+          <w:ilvl w:val="0"/>
+          <w:numId w:val="103"/>
+        </w:numPr>
+        <w:spacing w:before="0" w:beforeAutospacing="off" w:after="0" w:afterAutospacing="off"/>
+        <w:rPr>
+          <w:rFonts w:ascii="Aptos" w:hAnsi="Aptos" w:eastAsia="Aptos" w:cs="Aptos"/>
+          <w:noProof w:val="0"/>
+          <w:sz w:val="24"/>
+          <w:szCs w:val="24"/>
+          <w:lang w:val="en-US"/>
+        </w:rPr>
+      </w:pPr>
+      <w:r>
+        <w:rPr>
+          <w:rFonts w:ascii="Aptos" w:hAnsi="Aptos" w:eastAsia="Aptos" w:cs="Aptos"/>
+          <w:b w:val="1"/>
+          <w:bCs w:val="1"/>
+          <w:noProof w:val="0"/>
+          <w:sz w:val="24"/>
+          <w:szCs w:val="24"/>
+          <w:lang w:val="en-US"/>
+        </w:rPr>
+        <w:t>Date:</w:t>
+      </w:r>
+      <w:r>
+        <w:rPr>
+          <w:rFonts w:ascii="Aptos" w:hAnsi="Aptos" w:eastAsia="Aptos" w:cs="Aptos"/>
+          <w:noProof w:val="0"/>
+          <w:sz w:val="24"/>
+          <w:szCs w:val="24"/>
+          <w:lang w:val="en-US"/>
+        </w:rPr>
+        <w:t xml:space="preserve"> April 2026 </w:t>
+      </w:r>
+    </w:p>
+    <w:p>
+      <w:pPr>
+        <w:pStyle w:val="ListParagraph"/>
+        <w:numPr>
+          <w:ilvl w:val="1"/>
+          <w:numId w:val="103"/>
+        </w:numPr>
+        <w:spacing w:before="0" w:beforeAutospacing="off" w:after="0" w:afterAutospacing="off"/>
+        <w:rPr>
+          <w:rFonts w:ascii="Aptos" w:hAnsi="Aptos" w:eastAsia="Aptos" w:cs="Aptos"/>
+          <w:noProof w:val="0"/>
+          <w:sz w:val="24"/>
+          <w:szCs w:val="24"/>
+          <w:lang w:val="en-US"/>
+        </w:rPr>
+      </w:pPr>
+      <w:r>
+        <w:rPr>
+          <w:rFonts w:ascii="Aptos" w:hAnsi="Aptos" w:eastAsia="Aptos" w:cs="Aptos"/>
+          <w:noProof w:val="0"/>
+          <w:sz w:val="24"/>
+          <w:szCs w:val="24"/>
+          <w:lang w:val="en-US"/>
+        </w:rPr>
+        <w:t xml:space="preserve">✅ </w:t>
+      </w:r>
+      <w:r>
+        <w:rPr>
+          <w:rFonts w:ascii="Aptos" w:hAnsi="Aptos" w:eastAsia="Aptos" w:cs="Aptos"/>
+          <w:b w:val="1"/>
+          <w:bCs w:val="1"/>
+          <w:noProof w:val="0"/>
+          <w:sz w:val="24"/>
+          <w:szCs w:val="24"/>
+          <w:lang w:val="en-US"/>
+        </w:rPr>
+        <w:t>Change:</w:t>
+      </w:r>
+      <w:r>
+        <w:rPr>
+          <w:rFonts w:ascii="Aptos" w:hAnsi="Aptos" w:eastAsia="Aptos" w:cs="Aptos"/>
+          <w:noProof w:val="0"/>
+          <w:sz w:val="24"/>
+          <w:szCs w:val="24"/>
+          <w:lang w:val="en-US"/>
+        </w:rPr>
+        <w:t xml:space="preserve"> Stabilized build, refactored lifecycle filters, formalized semantics contract</w:t>
+      </w:r>
+    </w:p>
+    <w:p>
+      <w:pPr>
+        <w:pStyle w:val="ListParagraph"/>
+        <w:numPr>
+          <w:ilvl w:val="1"/>
+          <w:numId w:val="103"/>
+        </w:numPr>
+        <w:spacing w:before="0" w:beforeAutospacing="off" w:after="0" w:afterAutospacing="off"/>
+        <w:rPr>
+          <w:rFonts w:ascii="Aptos" w:hAnsi="Aptos" w:eastAsia="Aptos" w:cs="Aptos"/>
+          <w:noProof w:val="0"/>
+          <w:sz w:val="24"/>
+          <w:szCs w:val="24"/>
+          <w:lang w:val="en-US"/>
+        </w:rPr>
+      </w:pPr>
+      <w:r>
+        <w:rPr>
+          <w:rFonts w:ascii="Aptos" w:hAnsi="Aptos" w:eastAsia="Aptos" w:cs="Aptos"/>
+          <w:noProof w:val="0"/>
+          <w:sz w:val="24"/>
+          <w:szCs w:val="24"/>
+          <w:lang w:val="en-US"/>
+        </w:rPr>
+        <w:t xml:space="preserve">✅ </w:t>
+      </w:r>
+      <w:r>
+        <w:rPr>
+          <w:rFonts w:ascii="Aptos" w:hAnsi="Aptos" w:eastAsia="Aptos" w:cs="Aptos"/>
+          <w:b w:val="1"/>
+          <w:bCs w:val="1"/>
+          <w:noProof w:val="0"/>
+          <w:sz w:val="24"/>
+          <w:szCs w:val="24"/>
+          <w:lang w:val="en-US"/>
+        </w:rPr>
+        <w:t>Impact:</w:t>
+      </w:r>
+      <w:r>
+        <w:rPr>
+          <w:rFonts w:ascii="Aptos" w:hAnsi="Aptos" w:eastAsia="Aptos" w:cs="Aptos"/>
+          <w:noProof w:val="0"/>
+          <w:sz w:val="24"/>
+          <w:szCs w:val="24"/>
+          <w:lang w:val="en-US"/>
+        </w:rPr>
+        <w:t xml:space="preserve"> Semantic clarity improved; debugging surface narrowed</w:t>
+      </w:r>
+    </w:p>
+    <w:p>
+      <w:pPr>
+        <w:pStyle w:val="ListParagraph"/>
+        <w:numPr>
+          <w:ilvl w:val="1"/>
+          <w:numId w:val="103"/>
+        </w:numPr>
+        <w:spacing w:before="0" w:beforeAutospacing="off" w:after="0" w:afterAutospacing="off"/>
+        <w:rPr>
+          <w:rFonts w:ascii="Aptos" w:hAnsi="Aptos" w:eastAsia="Aptos" w:cs="Aptos"/>
+          <w:noProof w:val="0"/>
+          <w:sz w:val="24"/>
+          <w:szCs w:val="24"/>
+          <w:lang w:val="en-US"/>
+        </w:rPr>
+      </w:pPr>
+      <w:r>
+        <w:rPr>
+          <w:rFonts w:ascii="Aptos" w:hAnsi="Aptos" w:eastAsia="Aptos" w:cs="Aptos"/>
+          <w:noProof w:val="0"/>
+          <w:sz w:val="24"/>
+          <w:szCs w:val="24"/>
+          <w:lang w:val="en-US"/>
+        </w:rPr>
+        <w:t xml:space="preserve">✅ </w:t>
+      </w:r>
+      <w:r>
+        <w:rPr>
+          <w:rFonts w:ascii="Aptos" w:hAnsi="Aptos" w:eastAsia="Aptos" w:cs="Aptos"/>
+          <w:b w:val="1"/>
+          <w:bCs w:val="1"/>
+          <w:noProof w:val="0"/>
+          <w:sz w:val="24"/>
+          <w:szCs w:val="24"/>
+          <w:lang w:val="en-US"/>
+        </w:rPr>
+        <w:t>Verified how:</w:t>
+      </w:r>
+      <w:r>
+        <w:rPr>
+          <w:rFonts w:ascii="Aptos" w:hAnsi="Aptos" w:eastAsia="Aptos" w:cs="Aptos"/>
+          <w:noProof w:val="0"/>
+          <w:sz w:val="24"/>
+          <w:szCs w:val="24"/>
+          <w:lang w:val="en-US"/>
+        </w:rPr>
+        <w:t xml:space="preserve"> Local runtime + strict build gate</w:t>
+      </w:r>
+    </w:p>
+    <w:p>
+      <w:pPr>
+        <w:spacing w:before="0" w:beforeAutospacing="off" w:after="0" w:afterAutospacing="off"/>
+      </w:pPr>
+    </w:p>
+    <w:p>
+      <w:pPr>
+        <w:pStyle w:val="Heading2"/>
+        <w:spacing w:before="299" w:beforeAutospacing="off" w:after="299" w:afterAutospacing="off"/>
+        <w:jc w:val="left"/>
+      </w:pPr>
+      <w:r>
+        <w:rPr>
+          <w:rFonts w:ascii="Aptos" w:hAnsi="Aptos" w:eastAsia="Aptos" w:cs="Aptos"/>
+          <w:b w:val="1"/>
+          <w:bCs w:val="1"/>
+          <w:noProof w:val="0"/>
+          <w:sz w:val="36"/>
+          <w:szCs w:val="36"/>
+          <w:lang w:val="en-US"/>
+        </w:rPr>
+        <w:t>4. Key Decisions (Locked)</w:t>
+      </w:r>
+    </w:p>
+    <w:p>
+      <w:pPr>
+        <w:pStyle w:val="ListParagraph"/>
+        <w:numPr>
+          <w:ilvl w:val="0"/>
+          <w:numId w:val="104"/>
+        </w:numPr>
+        <w:spacing w:before="0" w:beforeAutospacing="off" w:after="0" w:afterAutospacing="off"/>
+        <w:rPr>
+          <w:rFonts w:ascii="Aptos" w:hAnsi="Aptos" w:eastAsia="Aptos" w:cs="Aptos"/>
+          <w:noProof w:val="0"/>
+          <w:sz w:val="24"/>
+          <w:szCs w:val="24"/>
+          <w:lang w:val="en-US"/>
+        </w:rPr>
+      </w:pPr>
+      <w:r>
+        <w:rPr>
+          <w:rFonts w:ascii="Aptos" w:hAnsi="Aptos" w:eastAsia="Aptos" w:cs="Aptos"/>
+          <w:b w:val="1"/>
+          <w:bCs w:val="1"/>
+          <w:noProof w:val="0"/>
+          <w:sz w:val="24"/>
+          <w:szCs w:val="24"/>
+          <w:lang w:val="en-US"/>
+        </w:rPr>
+        <w:t>Decision:</w:t>
+      </w:r>
+      <w:r>
+        <w:rPr>
+          <w:rFonts w:ascii="Aptos" w:hAnsi="Aptos" w:eastAsia="Aptos" w:cs="Aptos"/>
+          <w:noProof w:val="0"/>
+          <w:sz w:val="24"/>
+          <w:szCs w:val="24"/>
+          <w:lang w:val="en-US"/>
+        </w:rPr>
+        <w:t xml:space="preserve"> Use strict TypeScript builds as a hard gate.</w:t>
+      </w:r>
+    </w:p>
+    <w:p>
+      <w:pPr>
+        <w:pStyle w:val="ListParagraph"/>
+        <w:numPr>
+          <w:ilvl w:val="0"/>
+          <w:numId w:val="104"/>
+        </w:numPr>
+        <w:spacing w:before="0" w:beforeAutospacing="off" w:after="0" w:afterAutospacing="off"/>
+        <w:rPr>
+          <w:rFonts w:ascii="Aptos" w:hAnsi="Aptos" w:eastAsia="Aptos" w:cs="Aptos"/>
+          <w:noProof w:val="0"/>
+          <w:sz w:val="24"/>
+          <w:szCs w:val="24"/>
+          <w:lang w:val="en-US"/>
+        </w:rPr>
+      </w:pPr>
+      <w:r>
+        <w:rPr>
+          <w:rFonts w:ascii="Aptos" w:hAnsi="Aptos" w:eastAsia="Aptos" w:cs="Aptos"/>
+          <w:b w:val="1"/>
+          <w:bCs w:val="1"/>
+          <w:noProof w:val="0"/>
+          <w:sz w:val="24"/>
+          <w:szCs w:val="24"/>
+          <w:lang w:val="en-US"/>
+        </w:rPr>
+        <w:t>Why it was made:</w:t>
+      </w:r>
+      <w:r>
+        <w:rPr>
+          <w:rFonts w:ascii="Aptos" w:hAnsi="Aptos" w:eastAsia="Aptos" w:cs="Aptos"/>
+          <w:noProof w:val="0"/>
+          <w:sz w:val="24"/>
+          <w:szCs w:val="24"/>
+          <w:lang w:val="en-US"/>
+        </w:rPr>
+        <w:t xml:space="preserve"> Prevent silent semantic regressions.</w:t>
+      </w:r>
+    </w:p>
+    <w:p>
+      <w:pPr>
+        <w:pStyle w:val="ListParagraph"/>
+        <w:numPr>
+          <w:ilvl w:val="0"/>
+          <w:numId w:val="104"/>
+        </w:numPr>
+        <w:spacing w:before="0" w:beforeAutospacing="off" w:after="0" w:afterAutospacing="off"/>
+        <w:rPr>
+          <w:rFonts w:ascii="Aptos" w:hAnsi="Aptos" w:eastAsia="Aptos" w:cs="Aptos"/>
+          <w:noProof w:val="0"/>
+          <w:sz w:val="24"/>
+          <w:szCs w:val="24"/>
+          <w:lang w:val="en-US"/>
+        </w:rPr>
+      </w:pPr>
+      <w:r>
+        <w:rPr>
+          <w:rFonts w:ascii="Aptos" w:hAnsi="Aptos" w:eastAsia="Aptos" w:cs="Aptos"/>
+          <w:b w:val="1"/>
+          <w:bCs w:val="1"/>
+          <w:noProof w:val="0"/>
+          <w:sz w:val="24"/>
+          <w:szCs w:val="24"/>
+          <w:lang w:val="en-US"/>
+        </w:rPr>
+        <w:t>Alternatives rejected:</w:t>
+      </w:r>
+      <w:r>
+        <w:rPr>
+          <w:rFonts w:ascii="Aptos" w:hAnsi="Aptos" w:eastAsia="Aptos" w:cs="Aptos"/>
+          <w:noProof w:val="0"/>
+          <w:sz w:val="24"/>
+          <w:szCs w:val="24"/>
+          <w:lang w:val="en-US"/>
+        </w:rPr>
+        <w:t xml:space="preserve"> Loosening TS rules; shipping with ambiguity.</w:t>
+      </w:r>
+    </w:p>
+    <w:p>
+      <w:pPr>
+        <w:spacing w:before="0" w:beforeAutospacing="off" w:after="0" w:afterAutospacing="off"/>
+      </w:pPr>
+    </w:p>
+    <w:p>
+      <w:pPr>
+        <w:pStyle w:val="Heading2"/>
+        <w:spacing w:before="299" w:beforeAutospacing="off" w:after="299" w:afterAutospacing="off"/>
+        <w:jc w:val="left"/>
+      </w:pPr>
+      <w:r>
+        <w:rPr>
+          <w:rFonts w:ascii="Aptos" w:hAnsi="Aptos" w:eastAsia="Aptos" w:cs="Aptos"/>
+          <w:b w:val="1"/>
+          <w:bCs w:val="1"/>
+          <w:noProof w:val="0"/>
+          <w:sz w:val="36"/>
+          <w:szCs w:val="36"/>
+          <w:lang w:val="en-US"/>
+        </w:rPr>
+        <w:t>5. Open Threads / Risks</w:t>
+      </w:r>
+    </w:p>
+    <w:p>
+      <w:pPr>
+        <w:pStyle w:val="ListParagraph"/>
+        <w:numPr>
+          <w:ilvl w:val="0"/>
+          <w:numId w:val="105"/>
+        </w:numPr>
+        <w:spacing w:before="0" w:beforeAutospacing="off" w:after="0" w:afterAutospacing="off"/>
+        <w:rPr>
+          <w:rFonts w:ascii="Aptos" w:hAnsi="Aptos" w:eastAsia="Aptos" w:cs="Aptos"/>
+          <w:noProof w:val="0"/>
+          <w:sz w:val="24"/>
+          <w:szCs w:val="24"/>
+          <w:lang w:val="en-US"/>
+        </w:rPr>
+      </w:pPr>
+      <w:r>
+        <w:rPr>
+          <w:rFonts w:ascii="Aptos" w:hAnsi="Aptos" w:eastAsia="Aptos" w:cs="Aptos"/>
+          <w:noProof w:val="0"/>
+          <w:sz w:val="24"/>
+          <w:szCs w:val="24"/>
+          <w:lang w:val="en-US"/>
+        </w:rPr>
+        <w:t>Won opportunity not surfacing in lifecycle filter despite confirmed win</w:t>
+      </w:r>
+    </w:p>
+    <w:p>
+      <w:pPr>
+        <w:pStyle w:val="ListParagraph"/>
+        <w:numPr>
+          <w:ilvl w:val="0"/>
+          <w:numId w:val="105"/>
+        </w:numPr>
+        <w:spacing w:before="0" w:beforeAutospacing="off" w:after="0" w:afterAutospacing="off"/>
+        <w:rPr>
+          <w:rFonts w:ascii="Aptos" w:hAnsi="Aptos" w:eastAsia="Aptos" w:cs="Aptos"/>
+          <w:noProof w:val="0"/>
+          <w:sz w:val="24"/>
+          <w:szCs w:val="24"/>
+          <w:lang w:val="en-US"/>
+        </w:rPr>
+      </w:pPr>
+      <w:r>
+        <w:rPr>
+          <w:rFonts w:ascii="Aptos" w:hAnsi="Aptos" w:eastAsia="Aptos" w:cs="Aptos"/>
+          <w:noProof w:val="0"/>
+          <w:sz w:val="24"/>
+          <w:szCs w:val="24"/>
+          <w:lang w:val="en-US"/>
+        </w:rPr>
+        <w:t>Runtime still bound to legacy Excel input</w:t>
+      </w:r>
+    </w:p>
+    <w:p>
+      <w:pPr>
+        <w:pStyle w:val="ListParagraph"/>
+        <w:numPr>
+          <w:ilvl w:val="0"/>
+          <w:numId w:val="105"/>
+        </w:numPr>
+        <w:spacing w:before="0" w:beforeAutospacing="off" w:after="0" w:afterAutospacing="off"/>
+        <w:rPr>
+          <w:rFonts w:ascii="Aptos" w:hAnsi="Aptos" w:eastAsia="Aptos" w:cs="Aptos"/>
+          <w:noProof w:val="0"/>
+          <w:sz w:val="24"/>
+          <w:szCs w:val="24"/>
+          <w:lang w:val="en-US"/>
+        </w:rPr>
+      </w:pPr>
+      <w:r>
+        <w:rPr>
+          <w:rFonts w:ascii="Aptos" w:hAnsi="Aptos" w:eastAsia="Aptos" w:cs="Aptos"/>
+          <w:noProof w:val="0"/>
+          <w:sz w:val="24"/>
+          <w:szCs w:val="24"/>
+          <w:lang w:val="en-US"/>
+        </w:rPr>
+        <w:t>JSON pipeline not yet authoritative</w:t>
+      </w:r>
+    </w:p>
+    <w:p>
+      <w:pPr>
+        <w:spacing w:before="0" w:beforeAutospacing="off" w:after="0" w:afterAutospacing="off"/>
+      </w:pPr>
+    </w:p>
+    <w:p>
+      <w:pPr>
+        <w:pStyle w:val="Heading2"/>
+        <w:spacing w:before="299" w:beforeAutospacing="off" w:after="299" w:afterAutospacing="off"/>
+        <w:jc w:val="left"/>
+      </w:pPr>
+      <w:r>
+        <w:rPr>
+          <w:rFonts w:ascii="Aptos" w:hAnsi="Aptos" w:eastAsia="Aptos" w:cs="Aptos"/>
+          <w:b w:val="1"/>
+          <w:bCs w:val="1"/>
+          <w:noProof w:val="0"/>
+          <w:sz w:val="36"/>
+          <w:szCs w:val="36"/>
+          <w:lang w:val="en-US"/>
+        </w:rPr>
+        <w:t>6. Next Session Entry Point</w:t>
+      </w:r>
+    </w:p>
+    <w:p>
+      <w:pPr>
+        <w:spacing w:before="0" w:beforeAutospacing="off" w:after="0" w:afterAutospacing="off"/>
+      </w:pPr>
+      <w:r>
+        <w:rPr>
+          <w:rFonts w:ascii="Aptos" w:hAnsi="Aptos" w:eastAsia="Aptos" w:cs="Aptos"/>
+          <w:noProof w:val="0"/>
+          <w:sz w:val="24"/>
+          <w:szCs w:val="24"/>
+          <w:lang w:val="en-US"/>
+        </w:rPr>
+        <w:t xml:space="preserve">👉 </w:t>
+      </w:r>
+      <w:r>
+        <w:rPr>
+          <w:rFonts w:ascii="Aptos" w:hAnsi="Aptos" w:eastAsia="Aptos" w:cs="Aptos"/>
+          <w:b w:val="1"/>
+          <w:bCs w:val="1"/>
+          <w:noProof w:val="0"/>
+          <w:sz w:val="24"/>
+          <w:szCs w:val="24"/>
+          <w:lang w:val="en-US"/>
+        </w:rPr>
+        <w:t>“When resuming, start here:</w:t>
+      </w:r>
+    </w:p>
+    <w:p>
+      <w:pPr>
+        <w:spacing w:before="0" w:beforeAutospacing="off" w:after="0" w:afterAutospacing="off"/>
+      </w:pPr>
+      <w:r>
+        <w:rPr>
+          <w:rFonts w:ascii="Aptos" w:hAnsi="Aptos" w:eastAsia="Aptos" w:cs="Aptos"/>
+          <w:noProof w:val="0"/>
+          <w:sz w:val="24"/>
+          <w:szCs w:val="24"/>
+          <w:lang w:val="en-US"/>
+        </w:rPr>
+        <w:t>Perform a targeted investigation of the remaining Won‑opportunity visibility bug using the canonical dataset and lifecycle predicates — with frequent commits after each validated hypothesis.”</w:t>
+      </w:r>
+    </w:p>
+    <w:p/>
+    <w:p/>
     <w:p>
       <w:r>
         <w:rPr/>
@@ -13653,6 +17536,2416 @@
 
 <file path=word/numbering.xml><?xml version="1.0" encoding="utf-8"?>
 <w:numbering xmlns:wpc="http://schemas.microsoft.com/office/word/2010/wordprocessingCanvas" xmlns:cx="http://schemas.microsoft.com/office/drawing/2014/chartex" xmlns:cx1="http://schemas.microsoft.com/office/drawing/2015/9/8/chartex" xmlns:cx2="http://schemas.microsoft.com/office/drawing/2015/10/21/chartex" xmlns:cx3="http://schemas.microsoft.com/office/drawing/2016/5/9/chartex" xmlns:cx4="http://schemas.microsoft.com/office/drawing/2016/5/10/chartex" xmlns:cx5="http://schemas.microsoft.com/office/drawing/2016/5/11/chartex" xmlns:cx6="http://schemas.microsoft.com/office/drawing/2016/5/12/chartex" xmlns:cx7="http://schemas.microsoft.com/office/drawing/2016/5/13/chartex" xmlns:cx8="http://schemas.microsoft.com/office/drawing/2016/5/14/chartex" xmlns:mc="http://schemas.openxmlformats.org/markup-compatibility/2006" xmlns:aink="http://schemas.microsoft.com/office/drawing/2016/ink" xmlns:am3d="http://schemas.microsoft.com/office/drawing/2017/model3d" xmlns:o="urn:schemas-microsoft-com:office:office" xmlns:oel="http://schemas.microsoft.com/office/2019/extlst" xmlns:r="http://schemas.openxmlformats.org/officeDocument/2006/relationships" xmlns:m="http://schemas.openxmlformats.org/officeDocument/2006/math" xmlns:v="urn:schemas-microsoft-com:vml" xmlns:wp14="http://schemas.microsoft.com/office/word/2010/wordprocessingDrawing" xmlns:wp="http://schemas.openxmlformats.org/drawingml/2006/wordprocessingDrawing" xmlns:w10="urn:schemas-microsoft-com:office:word" xmlns:w="http://schemas.openxmlformats.org/wordprocessingml/2006/main" xmlns:w14="http://schemas.microsoft.com/office/word/2010/wordml" xmlns:w15="http://schemas.microsoft.com/office/word/2012/wordml" xmlns:w16cex="http://schemas.microsoft.com/office/word/2018/wordml/cex" xmlns:w16cid="http://schemas.microsoft.com/office/word/2016/wordml/cid" xmlns:w16="http://schemas.microsoft.com/office/word/2018/wordml" xmlns:w16du="http://schemas.microsoft.com/office/word/2023/wordml/word16du" xmlns:w16sdtdh="http://schemas.microsoft.com/office/word/2020/wordml/sdtdatahash" xmlns:w16sdtfl="http://schemas.microsoft.com/office/word/2024/wordml/sdtformatlock" xmlns:w16se="http://schemas.microsoft.com/office/word/2015/wordml/symex" xmlns:wpg="http://schemas.microsoft.com/office/word/2010/wordprocessingGroup" xmlns:wpi="http://schemas.microsoft.com/office/word/2010/wordprocessingInk" xmlns:wne="http://schemas.microsoft.com/office/word/2006/wordml" xmlns:wps="http://schemas.microsoft.com/office/word/2010/wordprocessingShape" mc:Ignorable="w14 w15 w16se w16cid w16 w16cex w16sdtdh w16sdtfl w16du wp14">
+  <w:abstractNum xmlns:w="http://schemas.openxmlformats.org/wordprocessingml/2006/main" w:abstractNumId="104">
+    <w:nsid w:val="494e73b9"/>
+    <w:multiLevelType xmlns:w="http://schemas.openxmlformats.org/wordprocessingml/2006/main" w:val="hybridMultilevel"/>
+    <w:lvl xmlns:w="http://schemas.openxmlformats.org/wordprocessingml/2006/main" w:ilvl="0">
+      <w:start w:val="1"/>
+      <w:numFmt w:val="bullet"/>
+      <w:lvlText w:val=""/>
+      <w:lvlJc w:val="left"/>
+      <w:pPr>
+        <w:ind w:left="720" w:hanging="360"/>
+      </w:pPr>
+      <w:rPr>
+        <w:rFonts w:hint="default" w:ascii="Symbol" w:hAnsi="Symbol"/>
+      </w:rPr>
+    </w:lvl>
+    <w:lvl xmlns:w="http://schemas.openxmlformats.org/wordprocessingml/2006/main" w:ilvl="1">
+      <w:start w:val="1"/>
+      <w:numFmt w:val="bullet"/>
+      <w:lvlText w:val="o"/>
+      <w:lvlJc w:val="left"/>
+      <w:pPr>
+        <w:ind w:left="1440" w:hanging="360"/>
+      </w:pPr>
+      <w:rPr>
+        <w:rFonts w:hint="default" w:ascii="Courier New" w:hAnsi="Courier New"/>
+      </w:rPr>
+    </w:lvl>
+    <w:lvl xmlns:w="http://schemas.openxmlformats.org/wordprocessingml/2006/main" w:ilvl="2">
+      <w:start w:val="1"/>
+      <w:numFmt w:val="bullet"/>
+      <w:lvlText w:val=""/>
+      <w:lvlJc w:val="left"/>
+      <w:pPr>
+        <w:ind w:left="2160" w:hanging="360"/>
+      </w:pPr>
+      <w:rPr>
+        <w:rFonts w:hint="default" w:ascii="Wingdings" w:hAnsi="Wingdings"/>
+      </w:rPr>
+    </w:lvl>
+    <w:lvl xmlns:w="http://schemas.openxmlformats.org/wordprocessingml/2006/main" w:ilvl="3">
+      <w:start w:val="1"/>
+      <w:numFmt w:val="bullet"/>
+      <w:lvlText w:val=""/>
+      <w:lvlJc w:val="left"/>
+      <w:pPr>
+        <w:ind w:left="2880" w:hanging="360"/>
+      </w:pPr>
+      <w:rPr>
+        <w:rFonts w:hint="default" w:ascii="Symbol" w:hAnsi="Symbol"/>
+      </w:rPr>
+    </w:lvl>
+    <w:lvl xmlns:w="http://schemas.openxmlformats.org/wordprocessingml/2006/main" w:ilvl="4">
+      <w:start w:val="1"/>
+      <w:numFmt w:val="bullet"/>
+      <w:lvlText w:val="o"/>
+      <w:lvlJc w:val="left"/>
+      <w:pPr>
+        <w:ind w:left="3600" w:hanging="360"/>
+      </w:pPr>
+      <w:rPr>
+        <w:rFonts w:hint="default" w:ascii="Courier New" w:hAnsi="Courier New"/>
+      </w:rPr>
+    </w:lvl>
+    <w:lvl xmlns:w="http://schemas.openxmlformats.org/wordprocessingml/2006/main" w:ilvl="5">
+      <w:start w:val="1"/>
+      <w:numFmt w:val="bullet"/>
+      <w:lvlText w:val=""/>
+      <w:lvlJc w:val="left"/>
+      <w:pPr>
+        <w:ind w:left="4320" w:hanging="360"/>
+      </w:pPr>
+      <w:rPr>
+        <w:rFonts w:hint="default" w:ascii="Wingdings" w:hAnsi="Wingdings"/>
+      </w:rPr>
+    </w:lvl>
+    <w:lvl xmlns:w="http://schemas.openxmlformats.org/wordprocessingml/2006/main" w:ilvl="6">
+      <w:start w:val="1"/>
+      <w:numFmt w:val="bullet"/>
+      <w:lvlText w:val=""/>
+      <w:lvlJc w:val="left"/>
+      <w:pPr>
+        <w:ind w:left="5040" w:hanging="360"/>
+      </w:pPr>
+      <w:rPr>
+        <w:rFonts w:hint="default" w:ascii="Symbol" w:hAnsi="Symbol"/>
+      </w:rPr>
+    </w:lvl>
+    <w:lvl xmlns:w="http://schemas.openxmlformats.org/wordprocessingml/2006/main" w:ilvl="7">
+      <w:start w:val="1"/>
+      <w:numFmt w:val="bullet"/>
+      <w:lvlText w:val="o"/>
+      <w:lvlJc w:val="left"/>
+      <w:pPr>
+        <w:ind w:left="5760" w:hanging="360"/>
+      </w:pPr>
+      <w:rPr>
+        <w:rFonts w:hint="default" w:ascii="Courier New" w:hAnsi="Courier New"/>
+      </w:rPr>
+    </w:lvl>
+    <w:lvl xmlns:w="http://schemas.openxmlformats.org/wordprocessingml/2006/main" w:ilvl="8">
+      <w:start w:val="1"/>
+      <w:numFmt w:val="bullet"/>
+      <w:lvlText w:val=""/>
+      <w:lvlJc w:val="left"/>
+      <w:pPr>
+        <w:ind w:left="6480" w:hanging="360"/>
+      </w:pPr>
+      <w:rPr>
+        <w:rFonts w:hint="default" w:ascii="Wingdings" w:hAnsi="Wingdings"/>
+      </w:rPr>
+    </w:lvl>
+  </w:abstractNum>
+  <w:abstractNum xmlns:w="http://schemas.openxmlformats.org/wordprocessingml/2006/main" w:abstractNumId="103">
+    <w:nsid w:val="571be3b6"/>
+    <w:multiLevelType xmlns:w="http://schemas.openxmlformats.org/wordprocessingml/2006/main" w:val="hybridMultilevel"/>
+    <w:lvl xmlns:w="http://schemas.openxmlformats.org/wordprocessingml/2006/main" w:ilvl="0">
+      <w:start w:val="1"/>
+      <w:numFmt w:val="bullet"/>
+      <w:lvlText w:val=""/>
+      <w:lvlJc w:val="left"/>
+      <w:pPr>
+        <w:ind w:left="720" w:hanging="360"/>
+      </w:pPr>
+      <w:rPr>
+        <w:rFonts w:hint="default" w:ascii="Symbol" w:hAnsi="Symbol"/>
+      </w:rPr>
+    </w:lvl>
+    <w:lvl xmlns:w="http://schemas.openxmlformats.org/wordprocessingml/2006/main" w:ilvl="1">
+      <w:start w:val="1"/>
+      <w:numFmt w:val="bullet"/>
+      <w:lvlText w:val="o"/>
+      <w:lvlJc w:val="left"/>
+      <w:pPr>
+        <w:ind w:left="1440" w:hanging="360"/>
+      </w:pPr>
+      <w:rPr>
+        <w:rFonts w:hint="default" w:ascii="Courier New" w:hAnsi="Courier New"/>
+      </w:rPr>
+    </w:lvl>
+    <w:lvl xmlns:w="http://schemas.openxmlformats.org/wordprocessingml/2006/main" w:ilvl="2">
+      <w:start w:val="1"/>
+      <w:numFmt w:val="bullet"/>
+      <w:lvlText w:val=""/>
+      <w:lvlJc w:val="left"/>
+      <w:pPr>
+        <w:ind w:left="2160" w:hanging="360"/>
+      </w:pPr>
+      <w:rPr>
+        <w:rFonts w:hint="default" w:ascii="Wingdings" w:hAnsi="Wingdings"/>
+      </w:rPr>
+    </w:lvl>
+    <w:lvl xmlns:w="http://schemas.openxmlformats.org/wordprocessingml/2006/main" w:ilvl="3">
+      <w:start w:val="1"/>
+      <w:numFmt w:val="bullet"/>
+      <w:lvlText w:val=""/>
+      <w:lvlJc w:val="left"/>
+      <w:pPr>
+        <w:ind w:left="2880" w:hanging="360"/>
+      </w:pPr>
+      <w:rPr>
+        <w:rFonts w:hint="default" w:ascii="Symbol" w:hAnsi="Symbol"/>
+      </w:rPr>
+    </w:lvl>
+    <w:lvl xmlns:w="http://schemas.openxmlformats.org/wordprocessingml/2006/main" w:ilvl="4">
+      <w:start w:val="1"/>
+      <w:numFmt w:val="bullet"/>
+      <w:lvlText w:val="o"/>
+      <w:lvlJc w:val="left"/>
+      <w:pPr>
+        <w:ind w:left="3600" w:hanging="360"/>
+      </w:pPr>
+      <w:rPr>
+        <w:rFonts w:hint="default" w:ascii="Courier New" w:hAnsi="Courier New"/>
+      </w:rPr>
+    </w:lvl>
+    <w:lvl xmlns:w="http://schemas.openxmlformats.org/wordprocessingml/2006/main" w:ilvl="5">
+      <w:start w:val="1"/>
+      <w:numFmt w:val="bullet"/>
+      <w:lvlText w:val=""/>
+      <w:lvlJc w:val="left"/>
+      <w:pPr>
+        <w:ind w:left="4320" w:hanging="360"/>
+      </w:pPr>
+      <w:rPr>
+        <w:rFonts w:hint="default" w:ascii="Wingdings" w:hAnsi="Wingdings"/>
+      </w:rPr>
+    </w:lvl>
+    <w:lvl xmlns:w="http://schemas.openxmlformats.org/wordprocessingml/2006/main" w:ilvl="6">
+      <w:start w:val="1"/>
+      <w:numFmt w:val="bullet"/>
+      <w:lvlText w:val=""/>
+      <w:lvlJc w:val="left"/>
+      <w:pPr>
+        <w:ind w:left="5040" w:hanging="360"/>
+      </w:pPr>
+      <w:rPr>
+        <w:rFonts w:hint="default" w:ascii="Symbol" w:hAnsi="Symbol"/>
+      </w:rPr>
+    </w:lvl>
+    <w:lvl xmlns:w="http://schemas.openxmlformats.org/wordprocessingml/2006/main" w:ilvl="7">
+      <w:start w:val="1"/>
+      <w:numFmt w:val="bullet"/>
+      <w:lvlText w:val="o"/>
+      <w:lvlJc w:val="left"/>
+      <w:pPr>
+        <w:ind w:left="5760" w:hanging="360"/>
+      </w:pPr>
+      <w:rPr>
+        <w:rFonts w:hint="default" w:ascii="Courier New" w:hAnsi="Courier New"/>
+      </w:rPr>
+    </w:lvl>
+    <w:lvl xmlns:w="http://schemas.openxmlformats.org/wordprocessingml/2006/main" w:ilvl="8">
+      <w:start w:val="1"/>
+      <w:numFmt w:val="bullet"/>
+      <w:lvlText w:val=""/>
+      <w:lvlJc w:val="left"/>
+      <w:pPr>
+        <w:ind w:left="6480" w:hanging="360"/>
+      </w:pPr>
+      <w:rPr>
+        <w:rFonts w:hint="default" w:ascii="Wingdings" w:hAnsi="Wingdings"/>
+      </w:rPr>
+    </w:lvl>
+  </w:abstractNum>
+  <w:abstractNum xmlns:w="http://schemas.openxmlformats.org/wordprocessingml/2006/main" w:abstractNumId="102">
+    <w:nsid w:val="32d10121"/>
+    <w:multiLevelType xmlns:w="http://schemas.openxmlformats.org/wordprocessingml/2006/main" w:val="hybridMultilevel"/>
+    <w:lvl xmlns:w="http://schemas.openxmlformats.org/wordprocessingml/2006/main" w:ilvl="0">
+      <w:start w:val="1"/>
+      <w:numFmt w:val="bullet"/>
+      <w:lvlText w:val=""/>
+      <w:lvlJc w:val="left"/>
+      <w:pPr>
+        <w:ind w:left="720" w:hanging="360"/>
+      </w:pPr>
+      <w:rPr>
+        <w:rFonts w:hint="default" w:ascii="Symbol" w:hAnsi="Symbol"/>
+      </w:rPr>
+    </w:lvl>
+    <w:lvl xmlns:w="http://schemas.openxmlformats.org/wordprocessingml/2006/main" w:ilvl="1">
+      <w:start w:val="1"/>
+      <w:numFmt w:val="bullet"/>
+      <w:lvlText w:val="o"/>
+      <w:lvlJc w:val="left"/>
+      <w:pPr>
+        <w:ind w:left="1440" w:hanging="360"/>
+      </w:pPr>
+      <w:rPr>
+        <w:rFonts w:hint="default" w:ascii="Courier New" w:hAnsi="Courier New"/>
+      </w:rPr>
+    </w:lvl>
+    <w:lvl xmlns:w="http://schemas.openxmlformats.org/wordprocessingml/2006/main" w:ilvl="2">
+      <w:start w:val="1"/>
+      <w:numFmt w:val="bullet"/>
+      <w:lvlText w:val=""/>
+      <w:lvlJc w:val="left"/>
+      <w:pPr>
+        <w:ind w:left="2160" w:hanging="360"/>
+      </w:pPr>
+      <w:rPr>
+        <w:rFonts w:hint="default" w:ascii="Wingdings" w:hAnsi="Wingdings"/>
+      </w:rPr>
+    </w:lvl>
+    <w:lvl xmlns:w="http://schemas.openxmlformats.org/wordprocessingml/2006/main" w:ilvl="3">
+      <w:start w:val="1"/>
+      <w:numFmt w:val="bullet"/>
+      <w:lvlText w:val=""/>
+      <w:lvlJc w:val="left"/>
+      <w:pPr>
+        <w:ind w:left="2880" w:hanging="360"/>
+      </w:pPr>
+      <w:rPr>
+        <w:rFonts w:hint="default" w:ascii="Symbol" w:hAnsi="Symbol"/>
+      </w:rPr>
+    </w:lvl>
+    <w:lvl xmlns:w="http://schemas.openxmlformats.org/wordprocessingml/2006/main" w:ilvl="4">
+      <w:start w:val="1"/>
+      <w:numFmt w:val="bullet"/>
+      <w:lvlText w:val="o"/>
+      <w:lvlJc w:val="left"/>
+      <w:pPr>
+        <w:ind w:left="3600" w:hanging="360"/>
+      </w:pPr>
+      <w:rPr>
+        <w:rFonts w:hint="default" w:ascii="Courier New" w:hAnsi="Courier New"/>
+      </w:rPr>
+    </w:lvl>
+    <w:lvl xmlns:w="http://schemas.openxmlformats.org/wordprocessingml/2006/main" w:ilvl="5">
+      <w:start w:val="1"/>
+      <w:numFmt w:val="bullet"/>
+      <w:lvlText w:val=""/>
+      <w:lvlJc w:val="left"/>
+      <w:pPr>
+        <w:ind w:left="4320" w:hanging="360"/>
+      </w:pPr>
+      <w:rPr>
+        <w:rFonts w:hint="default" w:ascii="Wingdings" w:hAnsi="Wingdings"/>
+      </w:rPr>
+    </w:lvl>
+    <w:lvl xmlns:w="http://schemas.openxmlformats.org/wordprocessingml/2006/main" w:ilvl="6">
+      <w:start w:val="1"/>
+      <w:numFmt w:val="bullet"/>
+      <w:lvlText w:val=""/>
+      <w:lvlJc w:val="left"/>
+      <w:pPr>
+        <w:ind w:left="5040" w:hanging="360"/>
+      </w:pPr>
+      <w:rPr>
+        <w:rFonts w:hint="default" w:ascii="Symbol" w:hAnsi="Symbol"/>
+      </w:rPr>
+    </w:lvl>
+    <w:lvl xmlns:w="http://schemas.openxmlformats.org/wordprocessingml/2006/main" w:ilvl="7">
+      <w:start w:val="1"/>
+      <w:numFmt w:val="bullet"/>
+      <w:lvlText w:val="o"/>
+      <w:lvlJc w:val="left"/>
+      <w:pPr>
+        <w:ind w:left="5760" w:hanging="360"/>
+      </w:pPr>
+      <w:rPr>
+        <w:rFonts w:hint="default" w:ascii="Courier New" w:hAnsi="Courier New"/>
+      </w:rPr>
+    </w:lvl>
+    <w:lvl xmlns:w="http://schemas.openxmlformats.org/wordprocessingml/2006/main" w:ilvl="8">
+      <w:start w:val="1"/>
+      <w:numFmt w:val="bullet"/>
+      <w:lvlText w:val=""/>
+      <w:lvlJc w:val="left"/>
+      <w:pPr>
+        <w:ind w:left="6480" w:hanging="360"/>
+      </w:pPr>
+      <w:rPr>
+        <w:rFonts w:hint="default" w:ascii="Wingdings" w:hAnsi="Wingdings"/>
+      </w:rPr>
+    </w:lvl>
+  </w:abstractNum>
+  <w:abstractNum xmlns:w="http://schemas.openxmlformats.org/wordprocessingml/2006/main" w:abstractNumId="101">
+    <w:nsid w:val="37d5dd32"/>
+    <w:multiLevelType xmlns:w="http://schemas.openxmlformats.org/wordprocessingml/2006/main" w:val="hybridMultilevel"/>
+    <w:lvl xmlns:w="http://schemas.openxmlformats.org/wordprocessingml/2006/main" w:ilvl="0">
+      <w:start w:val="1"/>
+      <w:numFmt w:val="bullet"/>
+      <w:lvlText w:val=""/>
+      <w:lvlJc w:val="left"/>
+      <w:pPr>
+        <w:ind w:left="720" w:hanging="360"/>
+      </w:pPr>
+      <w:rPr>
+        <w:rFonts w:hint="default" w:ascii="Symbol" w:hAnsi="Symbol"/>
+      </w:rPr>
+    </w:lvl>
+    <w:lvl xmlns:w="http://schemas.openxmlformats.org/wordprocessingml/2006/main" w:ilvl="1">
+      <w:start w:val="1"/>
+      <w:numFmt w:val="bullet"/>
+      <w:lvlText w:val="o"/>
+      <w:lvlJc w:val="left"/>
+      <w:pPr>
+        <w:ind w:left="1440" w:hanging="360"/>
+      </w:pPr>
+      <w:rPr>
+        <w:rFonts w:hint="default" w:ascii="Courier New" w:hAnsi="Courier New"/>
+      </w:rPr>
+    </w:lvl>
+    <w:lvl xmlns:w="http://schemas.openxmlformats.org/wordprocessingml/2006/main" w:ilvl="2">
+      <w:start w:val="1"/>
+      <w:numFmt w:val="bullet"/>
+      <w:lvlText w:val=""/>
+      <w:lvlJc w:val="left"/>
+      <w:pPr>
+        <w:ind w:left="2160" w:hanging="360"/>
+      </w:pPr>
+      <w:rPr>
+        <w:rFonts w:hint="default" w:ascii="Wingdings" w:hAnsi="Wingdings"/>
+      </w:rPr>
+    </w:lvl>
+    <w:lvl xmlns:w="http://schemas.openxmlformats.org/wordprocessingml/2006/main" w:ilvl="3">
+      <w:start w:val="1"/>
+      <w:numFmt w:val="bullet"/>
+      <w:lvlText w:val=""/>
+      <w:lvlJc w:val="left"/>
+      <w:pPr>
+        <w:ind w:left="2880" w:hanging="360"/>
+      </w:pPr>
+      <w:rPr>
+        <w:rFonts w:hint="default" w:ascii="Symbol" w:hAnsi="Symbol"/>
+      </w:rPr>
+    </w:lvl>
+    <w:lvl xmlns:w="http://schemas.openxmlformats.org/wordprocessingml/2006/main" w:ilvl="4">
+      <w:start w:val="1"/>
+      <w:numFmt w:val="bullet"/>
+      <w:lvlText w:val="o"/>
+      <w:lvlJc w:val="left"/>
+      <w:pPr>
+        <w:ind w:left="3600" w:hanging="360"/>
+      </w:pPr>
+      <w:rPr>
+        <w:rFonts w:hint="default" w:ascii="Courier New" w:hAnsi="Courier New"/>
+      </w:rPr>
+    </w:lvl>
+    <w:lvl xmlns:w="http://schemas.openxmlformats.org/wordprocessingml/2006/main" w:ilvl="5">
+      <w:start w:val="1"/>
+      <w:numFmt w:val="bullet"/>
+      <w:lvlText w:val=""/>
+      <w:lvlJc w:val="left"/>
+      <w:pPr>
+        <w:ind w:left="4320" w:hanging="360"/>
+      </w:pPr>
+      <w:rPr>
+        <w:rFonts w:hint="default" w:ascii="Wingdings" w:hAnsi="Wingdings"/>
+      </w:rPr>
+    </w:lvl>
+    <w:lvl xmlns:w="http://schemas.openxmlformats.org/wordprocessingml/2006/main" w:ilvl="6">
+      <w:start w:val="1"/>
+      <w:numFmt w:val="bullet"/>
+      <w:lvlText w:val=""/>
+      <w:lvlJc w:val="left"/>
+      <w:pPr>
+        <w:ind w:left="5040" w:hanging="360"/>
+      </w:pPr>
+      <w:rPr>
+        <w:rFonts w:hint="default" w:ascii="Symbol" w:hAnsi="Symbol"/>
+      </w:rPr>
+    </w:lvl>
+    <w:lvl xmlns:w="http://schemas.openxmlformats.org/wordprocessingml/2006/main" w:ilvl="7">
+      <w:start w:val="1"/>
+      <w:numFmt w:val="bullet"/>
+      <w:lvlText w:val="o"/>
+      <w:lvlJc w:val="left"/>
+      <w:pPr>
+        <w:ind w:left="5760" w:hanging="360"/>
+      </w:pPr>
+      <w:rPr>
+        <w:rFonts w:hint="default" w:ascii="Courier New" w:hAnsi="Courier New"/>
+      </w:rPr>
+    </w:lvl>
+    <w:lvl xmlns:w="http://schemas.openxmlformats.org/wordprocessingml/2006/main" w:ilvl="8">
+      <w:start w:val="1"/>
+      <w:numFmt w:val="bullet"/>
+      <w:lvlText w:val=""/>
+      <w:lvlJc w:val="left"/>
+      <w:pPr>
+        <w:ind w:left="6480" w:hanging="360"/>
+      </w:pPr>
+      <w:rPr>
+        <w:rFonts w:hint="default" w:ascii="Wingdings" w:hAnsi="Wingdings"/>
+      </w:rPr>
+    </w:lvl>
+  </w:abstractNum>
+  <w:abstractNum xmlns:w="http://schemas.openxmlformats.org/wordprocessingml/2006/main" w:abstractNumId="100">
+    <w:nsid w:val="5a383aa3"/>
+    <w:multiLevelType xmlns:w="http://schemas.openxmlformats.org/wordprocessingml/2006/main" w:val="hybridMultilevel"/>
+    <w:lvl xmlns:w="http://schemas.openxmlformats.org/wordprocessingml/2006/main" w:ilvl="0">
+      <w:start w:val="1"/>
+      <w:numFmt w:val="bullet"/>
+      <w:lvlText w:val=""/>
+      <w:lvlJc w:val="left"/>
+      <w:pPr>
+        <w:ind w:left="720" w:hanging="360"/>
+      </w:pPr>
+      <w:rPr>
+        <w:rFonts w:hint="default" w:ascii="Symbol" w:hAnsi="Symbol"/>
+      </w:rPr>
+    </w:lvl>
+    <w:lvl xmlns:w="http://schemas.openxmlformats.org/wordprocessingml/2006/main" w:ilvl="1">
+      <w:start w:val="1"/>
+      <w:numFmt w:val="bullet"/>
+      <w:lvlText w:val="o"/>
+      <w:lvlJc w:val="left"/>
+      <w:pPr>
+        <w:ind w:left="1440" w:hanging="360"/>
+      </w:pPr>
+      <w:rPr>
+        <w:rFonts w:hint="default" w:ascii="Courier New" w:hAnsi="Courier New"/>
+      </w:rPr>
+    </w:lvl>
+    <w:lvl xmlns:w="http://schemas.openxmlformats.org/wordprocessingml/2006/main" w:ilvl="2">
+      <w:start w:val="1"/>
+      <w:numFmt w:val="bullet"/>
+      <w:lvlText w:val=""/>
+      <w:lvlJc w:val="left"/>
+      <w:pPr>
+        <w:ind w:left="2160" w:hanging="360"/>
+      </w:pPr>
+      <w:rPr>
+        <w:rFonts w:hint="default" w:ascii="Wingdings" w:hAnsi="Wingdings"/>
+      </w:rPr>
+    </w:lvl>
+    <w:lvl xmlns:w="http://schemas.openxmlformats.org/wordprocessingml/2006/main" w:ilvl="3">
+      <w:start w:val="1"/>
+      <w:numFmt w:val="bullet"/>
+      <w:lvlText w:val=""/>
+      <w:lvlJc w:val="left"/>
+      <w:pPr>
+        <w:ind w:left="2880" w:hanging="360"/>
+      </w:pPr>
+      <w:rPr>
+        <w:rFonts w:hint="default" w:ascii="Symbol" w:hAnsi="Symbol"/>
+      </w:rPr>
+    </w:lvl>
+    <w:lvl xmlns:w="http://schemas.openxmlformats.org/wordprocessingml/2006/main" w:ilvl="4">
+      <w:start w:val="1"/>
+      <w:numFmt w:val="bullet"/>
+      <w:lvlText w:val="o"/>
+      <w:lvlJc w:val="left"/>
+      <w:pPr>
+        <w:ind w:left="3600" w:hanging="360"/>
+      </w:pPr>
+      <w:rPr>
+        <w:rFonts w:hint="default" w:ascii="Courier New" w:hAnsi="Courier New"/>
+      </w:rPr>
+    </w:lvl>
+    <w:lvl xmlns:w="http://schemas.openxmlformats.org/wordprocessingml/2006/main" w:ilvl="5">
+      <w:start w:val="1"/>
+      <w:numFmt w:val="bullet"/>
+      <w:lvlText w:val=""/>
+      <w:lvlJc w:val="left"/>
+      <w:pPr>
+        <w:ind w:left="4320" w:hanging="360"/>
+      </w:pPr>
+      <w:rPr>
+        <w:rFonts w:hint="default" w:ascii="Wingdings" w:hAnsi="Wingdings"/>
+      </w:rPr>
+    </w:lvl>
+    <w:lvl xmlns:w="http://schemas.openxmlformats.org/wordprocessingml/2006/main" w:ilvl="6">
+      <w:start w:val="1"/>
+      <w:numFmt w:val="bullet"/>
+      <w:lvlText w:val=""/>
+      <w:lvlJc w:val="left"/>
+      <w:pPr>
+        <w:ind w:left="5040" w:hanging="360"/>
+      </w:pPr>
+      <w:rPr>
+        <w:rFonts w:hint="default" w:ascii="Symbol" w:hAnsi="Symbol"/>
+      </w:rPr>
+    </w:lvl>
+    <w:lvl xmlns:w="http://schemas.openxmlformats.org/wordprocessingml/2006/main" w:ilvl="7">
+      <w:start w:val="1"/>
+      <w:numFmt w:val="bullet"/>
+      <w:lvlText w:val="o"/>
+      <w:lvlJc w:val="left"/>
+      <w:pPr>
+        <w:ind w:left="5760" w:hanging="360"/>
+      </w:pPr>
+      <w:rPr>
+        <w:rFonts w:hint="default" w:ascii="Courier New" w:hAnsi="Courier New"/>
+      </w:rPr>
+    </w:lvl>
+    <w:lvl xmlns:w="http://schemas.openxmlformats.org/wordprocessingml/2006/main" w:ilvl="8">
+      <w:start w:val="1"/>
+      <w:numFmt w:val="bullet"/>
+      <w:lvlText w:val=""/>
+      <w:lvlJc w:val="left"/>
+      <w:pPr>
+        <w:ind w:left="6480" w:hanging="360"/>
+      </w:pPr>
+      <w:rPr>
+        <w:rFonts w:hint="default" w:ascii="Wingdings" w:hAnsi="Wingdings"/>
+      </w:rPr>
+    </w:lvl>
+  </w:abstractNum>
+  <w:abstractNum xmlns:w="http://schemas.openxmlformats.org/wordprocessingml/2006/main" w:abstractNumId="99">
+    <w:nsid w:val="56c49220"/>
+    <w:multiLevelType xmlns:w="http://schemas.openxmlformats.org/wordprocessingml/2006/main" w:val="hybridMultilevel"/>
+    <w:lvl xmlns:w="http://schemas.openxmlformats.org/wordprocessingml/2006/main" w:ilvl="0">
+      <w:start w:val="1"/>
+      <w:numFmt w:val="bullet"/>
+      <w:lvlText w:val=""/>
+      <w:lvlJc w:val="left"/>
+      <w:pPr>
+        <w:ind w:left="720" w:hanging="360"/>
+      </w:pPr>
+      <w:rPr>
+        <w:rFonts w:hint="default" w:ascii="Symbol" w:hAnsi="Symbol"/>
+      </w:rPr>
+    </w:lvl>
+    <w:lvl xmlns:w="http://schemas.openxmlformats.org/wordprocessingml/2006/main" w:ilvl="1">
+      <w:start w:val="1"/>
+      <w:numFmt w:val="bullet"/>
+      <w:lvlText w:val="o"/>
+      <w:lvlJc w:val="left"/>
+      <w:pPr>
+        <w:ind w:left="1440" w:hanging="360"/>
+      </w:pPr>
+      <w:rPr>
+        <w:rFonts w:hint="default" w:ascii="Courier New" w:hAnsi="Courier New"/>
+      </w:rPr>
+    </w:lvl>
+    <w:lvl xmlns:w="http://schemas.openxmlformats.org/wordprocessingml/2006/main" w:ilvl="2">
+      <w:start w:val="1"/>
+      <w:numFmt w:val="bullet"/>
+      <w:lvlText w:val=""/>
+      <w:lvlJc w:val="left"/>
+      <w:pPr>
+        <w:ind w:left="2160" w:hanging="360"/>
+      </w:pPr>
+      <w:rPr>
+        <w:rFonts w:hint="default" w:ascii="Wingdings" w:hAnsi="Wingdings"/>
+      </w:rPr>
+    </w:lvl>
+    <w:lvl xmlns:w="http://schemas.openxmlformats.org/wordprocessingml/2006/main" w:ilvl="3">
+      <w:start w:val="1"/>
+      <w:numFmt w:val="bullet"/>
+      <w:lvlText w:val=""/>
+      <w:lvlJc w:val="left"/>
+      <w:pPr>
+        <w:ind w:left="2880" w:hanging="360"/>
+      </w:pPr>
+      <w:rPr>
+        <w:rFonts w:hint="default" w:ascii="Symbol" w:hAnsi="Symbol"/>
+      </w:rPr>
+    </w:lvl>
+    <w:lvl xmlns:w="http://schemas.openxmlformats.org/wordprocessingml/2006/main" w:ilvl="4">
+      <w:start w:val="1"/>
+      <w:numFmt w:val="bullet"/>
+      <w:lvlText w:val="o"/>
+      <w:lvlJc w:val="left"/>
+      <w:pPr>
+        <w:ind w:left="3600" w:hanging="360"/>
+      </w:pPr>
+      <w:rPr>
+        <w:rFonts w:hint="default" w:ascii="Courier New" w:hAnsi="Courier New"/>
+      </w:rPr>
+    </w:lvl>
+    <w:lvl xmlns:w="http://schemas.openxmlformats.org/wordprocessingml/2006/main" w:ilvl="5">
+      <w:start w:val="1"/>
+      <w:numFmt w:val="bullet"/>
+      <w:lvlText w:val=""/>
+      <w:lvlJc w:val="left"/>
+      <w:pPr>
+        <w:ind w:left="4320" w:hanging="360"/>
+      </w:pPr>
+      <w:rPr>
+        <w:rFonts w:hint="default" w:ascii="Wingdings" w:hAnsi="Wingdings"/>
+      </w:rPr>
+    </w:lvl>
+    <w:lvl xmlns:w="http://schemas.openxmlformats.org/wordprocessingml/2006/main" w:ilvl="6">
+      <w:start w:val="1"/>
+      <w:numFmt w:val="bullet"/>
+      <w:lvlText w:val=""/>
+      <w:lvlJc w:val="left"/>
+      <w:pPr>
+        <w:ind w:left="5040" w:hanging="360"/>
+      </w:pPr>
+      <w:rPr>
+        <w:rFonts w:hint="default" w:ascii="Symbol" w:hAnsi="Symbol"/>
+      </w:rPr>
+    </w:lvl>
+    <w:lvl xmlns:w="http://schemas.openxmlformats.org/wordprocessingml/2006/main" w:ilvl="7">
+      <w:start w:val="1"/>
+      <w:numFmt w:val="bullet"/>
+      <w:lvlText w:val="o"/>
+      <w:lvlJc w:val="left"/>
+      <w:pPr>
+        <w:ind w:left="5760" w:hanging="360"/>
+      </w:pPr>
+      <w:rPr>
+        <w:rFonts w:hint="default" w:ascii="Courier New" w:hAnsi="Courier New"/>
+      </w:rPr>
+    </w:lvl>
+    <w:lvl xmlns:w="http://schemas.openxmlformats.org/wordprocessingml/2006/main" w:ilvl="8">
+      <w:start w:val="1"/>
+      <w:numFmt w:val="bullet"/>
+      <w:lvlText w:val=""/>
+      <w:lvlJc w:val="left"/>
+      <w:pPr>
+        <w:ind w:left="6480" w:hanging="360"/>
+      </w:pPr>
+      <w:rPr>
+        <w:rFonts w:hint="default" w:ascii="Wingdings" w:hAnsi="Wingdings"/>
+      </w:rPr>
+    </w:lvl>
+  </w:abstractNum>
+  <w:abstractNum xmlns:w="http://schemas.openxmlformats.org/wordprocessingml/2006/main" w:abstractNumId="98">
+    <w:nsid w:val="7ededf99"/>
+    <w:multiLevelType xmlns:w="http://schemas.openxmlformats.org/wordprocessingml/2006/main" w:val="hybridMultilevel"/>
+    <w:lvl xmlns:w="http://schemas.openxmlformats.org/wordprocessingml/2006/main" w:ilvl="0">
+      <w:start w:val="1"/>
+      <w:numFmt w:val="bullet"/>
+      <w:lvlText w:val=""/>
+      <w:lvlJc w:val="left"/>
+      <w:pPr>
+        <w:ind w:left="720" w:hanging="360"/>
+      </w:pPr>
+      <w:rPr>
+        <w:rFonts w:hint="default" w:ascii="Symbol" w:hAnsi="Symbol"/>
+      </w:rPr>
+    </w:lvl>
+    <w:lvl xmlns:w="http://schemas.openxmlformats.org/wordprocessingml/2006/main" w:ilvl="1">
+      <w:start w:val="1"/>
+      <w:numFmt w:val="bullet"/>
+      <w:lvlText w:val="o"/>
+      <w:lvlJc w:val="left"/>
+      <w:pPr>
+        <w:ind w:left="1440" w:hanging="360"/>
+      </w:pPr>
+      <w:rPr>
+        <w:rFonts w:hint="default" w:ascii="Courier New" w:hAnsi="Courier New"/>
+      </w:rPr>
+    </w:lvl>
+    <w:lvl xmlns:w="http://schemas.openxmlformats.org/wordprocessingml/2006/main" w:ilvl="2">
+      <w:start w:val="1"/>
+      <w:numFmt w:val="bullet"/>
+      <w:lvlText w:val=""/>
+      <w:lvlJc w:val="left"/>
+      <w:pPr>
+        <w:ind w:left="2160" w:hanging="360"/>
+      </w:pPr>
+      <w:rPr>
+        <w:rFonts w:hint="default" w:ascii="Wingdings" w:hAnsi="Wingdings"/>
+      </w:rPr>
+    </w:lvl>
+    <w:lvl xmlns:w="http://schemas.openxmlformats.org/wordprocessingml/2006/main" w:ilvl="3">
+      <w:start w:val="1"/>
+      <w:numFmt w:val="bullet"/>
+      <w:lvlText w:val=""/>
+      <w:lvlJc w:val="left"/>
+      <w:pPr>
+        <w:ind w:left="2880" w:hanging="360"/>
+      </w:pPr>
+      <w:rPr>
+        <w:rFonts w:hint="default" w:ascii="Symbol" w:hAnsi="Symbol"/>
+      </w:rPr>
+    </w:lvl>
+    <w:lvl xmlns:w="http://schemas.openxmlformats.org/wordprocessingml/2006/main" w:ilvl="4">
+      <w:start w:val="1"/>
+      <w:numFmt w:val="bullet"/>
+      <w:lvlText w:val="o"/>
+      <w:lvlJc w:val="left"/>
+      <w:pPr>
+        <w:ind w:left="3600" w:hanging="360"/>
+      </w:pPr>
+      <w:rPr>
+        <w:rFonts w:hint="default" w:ascii="Courier New" w:hAnsi="Courier New"/>
+      </w:rPr>
+    </w:lvl>
+    <w:lvl xmlns:w="http://schemas.openxmlformats.org/wordprocessingml/2006/main" w:ilvl="5">
+      <w:start w:val="1"/>
+      <w:numFmt w:val="bullet"/>
+      <w:lvlText w:val=""/>
+      <w:lvlJc w:val="left"/>
+      <w:pPr>
+        <w:ind w:left="4320" w:hanging="360"/>
+      </w:pPr>
+      <w:rPr>
+        <w:rFonts w:hint="default" w:ascii="Wingdings" w:hAnsi="Wingdings"/>
+      </w:rPr>
+    </w:lvl>
+    <w:lvl xmlns:w="http://schemas.openxmlformats.org/wordprocessingml/2006/main" w:ilvl="6">
+      <w:start w:val="1"/>
+      <w:numFmt w:val="bullet"/>
+      <w:lvlText w:val=""/>
+      <w:lvlJc w:val="left"/>
+      <w:pPr>
+        <w:ind w:left="5040" w:hanging="360"/>
+      </w:pPr>
+      <w:rPr>
+        <w:rFonts w:hint="default" w:ascii="Symbol" w:hAnsi="Symbol"/>
+      </w:rPr>
+    </w:lvl>
+    <w:lvl xmlns:w="http://schemas.openxmlformats.org/wordprocessingml/2006/main" w:ilvl="7">
+      <w:start w:val="1"/>
+      <w:numFmt w:val="bullet"/>
+      <w:lvlText w:val="o"/>
+      <w:lvlJc w:val="left"/>
+      <w:pPr>
+        <w:ind w:left="5760" w:hanging="360"/>
+      </w:pPr>
+      <w:rPr>
+        <w:rFonts w:hint="default" w:ascii="Courier New" w:hAnsi="Courier New"/>
+      </w:rPr>
+    </w:lvl>
+    <w:lvl xmlns:w="http://schemas.openxmlformats.org/wordprocessingml/2006/main" w:ilvl="8">
+      <w:start w:val="1"/>
+      <w:numFmt w:val="bullet"/>
+      <w:lvlText w:val=""/>
+      <w:lvlJc w:val="left"/>
+      <w:pPr>
+        <w:ind w:left="6480" w:hanging="360"/>
+      </w:pPr>
+      <w:rPr>
+        <w:rFonts w:hint="default" w:ascii="Wingdings" w:hAnsi="Wingdings"/>
+      </w:rPr>
+    </w:lvl>
+  </w:abstractNum>
+  <w:abstractNum xmlns:w="http://schemas.openxmlformats.org/wordprocessingml/2006/main" w:abstractNumId="97">
+    <w:nsid w:val="30e0e50e"/>
+    <w:multiLevelType xmlns:w="http://schemas.openxmlformats.org/wordprocessingml/2006/main" w:val="hybridMultilevel"/>
+    <w:lvl xmlns:w="http://schemas.openxmlformats.org/wordprocessingml/2006/main" w:ilvl="0">
+      <w:start w:val="1"/>
+      <w:numFmt w:val="bullet"/>
+      <w:lvlText w:val=""/>
+      <w:lvlJc w:val="left"/>
+      <w:pPr>
+        <w:ind w:left="720" w:hanging="360"/>
+      </w:pPr>
+      <w:rPr>
+        <w:rFonts w:hint="default" w:ascii="Symbol" w:hAnsi="Symbol"/>
+      </w:rPr>
+    </w:lvl>
+    <w:lvl xmlns:w="http://schemas.openxmlformats.org/wordprocessingml/2006/main" w:ilvl="1">
+      <w:start w:val="1"/>
+      <w:numFmt w:val="bullet"/>
+      <w:lvlText w:val="o"/>
+      <w:lvlJc w:val="left"/>
+      <w:pPr>
+        <w:ind w:left="1440" w:hanging="360"/>
+      </w:pPr>
+      <w:rPr>
+        <w:rFonts w:hint="default" w:ascii="Courier New" w:hAnsi="Courier New"/>
+      </w:rPr>
+    </w:lvl>
+    <w:lvl xmlns:w="http://schemas.openxmlformats.org/wordprocessingml/2006/main" w:ilvl="2">
+      <w:start w:val="1"/>
+      <w:numFmt w:val="bullet"/>
+      <w:lvlText w:val=""/>
+      <w:lvlJc w:val="left"/>
+      <w:pPr>
+        <w:ind w:left="2160" w:hanging="360"/>
+      </w:pPr>
+      <w:rPr>
+        <w:rFonts w:hint="default" w:ascii="Wingdings" w:hAnsi="Wingdings"/>
+      </w:rPr>
+    </w:lvl>
+    <w:lvl xmlns:w="http://schemas.openxmlformats.org/wordprocessingml/2006/main" w:ilvl="3">
+      <w:start w:val="1"/>
+      <w:numFmt w:val="bullet"/>
+      <w:lvlText w:val=""/>
+      <w:lvlJc w:val="left"/>
+      <w:pPr>
+        <w:ind w:left="2880" w:hanging="360"/>
+      </w:pPr>
+      <w:rPr>
+        <w:rFonts w:hint="default" w:ascii="Symbol" w:hAnsi="Symbol"/>
+      </w:rPr>
+    </w:lvl>
+    <w:lvl xmlns:w="http://schemas.openxmlformats.org/wordprocessingml/2006/main" w:ilvl="4">
+      <w:start w:val="1"/>
+      <w:numFmt w:val="bullet"/>
+      <w:lvlText w:val="o"/>
+      <w:lvlJc w:val="left"/>
+      <w:pPr>
+        <w:ind w:left="3600" w:hanging="360"/>
+      </w:pPr>
+      <w:rPr>
+        <w:rFonts w:hint="default" w:ascii="Courier New" w:hAnsi="Courier New"/>
+      </w:rPr>
+    </w:lvl>
+    <w:lvl xmlns:w="http://schemas.openxmlformats.org/wordprocessingml/2006/main" w:ilvl="5">
+      <w:start w:val="1"/>
+      <w:numFmt w:val="bullet"/>
+      <w:lvlText w:val=""/>
+      <w:lvlJc w:val="left"/>
+      <w:pPr>
+        <w:ind w:left="4320" w:hanging="360"/>
+      </w:pPr>
+      <w:rPr>
+        <w:rFonts w:hint="default" w:ascii="Wingdings" w:hAnsi="Wingdings"/>
+      </w:rPr>
+    </w:lvl>
+    <w:lvl xmlns:w="http://schemas.openxmlformats.org/wordprocessingml/2006/main" w:ilvl="6">
+      <w:start w:val="1"/>
+      <w:numFmt w:val="bullet"/>
+      <w:lvlText w:val=""/>
+      <w:lvlJc w:val="left"/>
+      <w:pPr>
+        <w:ind w:left="5040" w:hanging="360"/>
+      </w:pPr>
+      <w:rPr>
+        <w:rFonts w:hint="default" w:ascii="Symbol" w:hAnsi="Symbol"/>
+      </w:rPr>
+    </w:lvl>
+    <w:lvl xmlns:w="http://schemas.openxmlformats.org/wordprocessingml/2006/main" w:ilvl="7">
+      <w:start w:val="1"/>
+      <w:numFmt w:val="bullet"/>
+      <w:lvlText w:val="o"/>
+      <w:lvlJc w:val="left"/>
+      <w:pPr>
+        <w:ind w:left="5760" w:hanging="360"/>
+      </w:pPr>
+      <w:rPr>
+        <w:rFonts w:hint="default" w:ascii="Courier New" w:hAnsi="Courier New"/>
+      </w:rPr>
+    </w:lvl>
+    <w:lvl xmlns:w="http://schemas.openxmlformats.org/wordprocessingml/2006/main" w:ilvl="8">
+      <w:start w:val="1"/>
+      <w:numFmt w:val="bullet"/>
+      <w:lvlText w:val=""/>
+      <w:lvlJc w:val="left"/>
+      <w:pPr>
+        <w:ind w:left="6480" w:hanging="360"/>
+      </w:pPr>
+      <w:rPr>
+        <w:rFonts w:hint="default" w:ascii="Wingdings" w:hAnsi="Wingdings"/>
+      </w:rPr>
+    </w:lvl>
+  </w:abstractNum>
+  <w:abstractNum xmlns:w="http://schemas.openxmlformats.org/wordprocessingml/2006/main" w:abstractNumId="96">
+    <w:nsid w:val="6c385e4a"/>
+    <w:multiLevelType xmlns:w="http://schemas.openxmlformats.org/wordprocessingml/2006/main" w:val="hybridMultilevel"/>
+    <w:lvl xmlns:w="http://schemas.openxmlformats.org/wordprocessingml/2006/main" w:ilvl="0">
+      <w:start w:val="1"/>
+      <w:numFmt w:val="bullet"/>
+      <w:lvlText w:val=""/>
+      <w:lvlJc w:val="left"/>
+      <w:pPr>
+        <w:ind w:left="720" w:hanging="360"/>
+      </w:pPr>
+      <w:rPr>
+        <w:rFonts w:hint="default" w:ascii="Symbol" w:hAnsi="Symbol"/>
+      </w:rPr>
+    </w:lvl>
+    <w:lvl xmlns:w="http://schemas.openxmlformats.org/wordprocessingml/2006/main" w:ilvl="1">
+      <w:start w:val="1"/>
+      <w:numFmt w:val="bullet"/>
+      <w:lvlText w:val="o"/>
+      <w:lvlJc w:val="left"/>
+      <w:pPr>
+        <w:ind w:left="1440" w:hanging="360"/>
+      </w:pPr>
+      <w:rPr>
+        <w:rFonts w:hint="default" w:ascii="Courier New" w:hAnsi="Courier New"/>
+      </w:rPr>
+    </w:lvl>
+    <w:lvl xmlns:w="http://schemas.openxmlformats.org/wordprocessingml/2006/main" w:ilvl="2">
+      <w:start w:val="1"/>
+      <w:numFmt w:val="bullet"/>
+      <w:lvlText w:val=""/>
+      <w:lvlJc w:val="left"/>
+      <w:pPr>
+        <w:ind w:left="2160" w:hanging="360"/>
+      </w:pPr>
+      <w:rPr>
+        <w:rFonts w:hint="default" w:ascii="Wingdings" w:hAnsi="Wingdings"/>
+      </w:rPr>
+    </w:lvl>
+    <w:lvl xmlns:w="http://schemas.openxmlformats.org/wordprocessingml/2006/main" w:ilvl="3">
+      <w:start w:val="1"/>
+      <w:numFmt w:val="bullet"/>
+      <w:lvlText w:val=""/>
+      <w:lvlJc w:val="left"/>
+      <w:pPr>
+        <w:ind w:left="2880" w:hanging="360"/>
+      </w:pPr>
+      <w:rPr>
+        <w:rFonts w:hint="default" w:ascii="Symbol" w:hAnsi="Symbol"/>
+      </w:rPr>
+    </w:lvl>
+    <w:lvl xmlns:w="http://schemas.openxmlformats.org/wordprocessingml/2006/main" w:ilvl="4">
+      <w:start w:val="1"/>
+      <w:numFmt w:val="bullet"/>
+      <w:lvlText w:val="o"/>
+      <w:lvlJc w:val="left"/>
+      <w:pPr>
+        <w:ind w:left="3600" w:hanging="360"/>
+      </w:pPr>
+      <w:rPr>
+        <w:rFonts w:hint="default" w:ascii="Courier New" w:hAnsi="Courier New"/>
+      </w:rPr>
+    </w:lvl>
+    <w:lvl xmlns:w="http://schemas.openxmlformats.org/wordprocessingml/2006/main" w:ilvl="5">
+      <w:start w:val="1"/>
+      <w:numFmt w:val="bullet"/>
+      <w:lvlText w:val=""/>
+      <w:lvlJc w:val="left"/>
+      <w:pPr>
+        <w:ind w:left="4320" w:hanging="360"/>
+      </w:pPr>
+      <w:rPr>
+        <w:rFonts w:hint="default" w:ascii="Wingdings" w:hAnsi="Wingdings"/>
+      </w:rPr>
+    </w:lvl>
+    <w:lvl xmlns:w="http://schemas.openxmlformats.org/wordprocessingml/2006/main" w:ilvl="6">
+      <w:start w:val="1"/>
+      <w:numFmt w:val="bullet"/>
+      <w:lvlText w:val=""/>
+      <w:lvlJc w:val="left"/>
+      <w:pPr>
+        <w:ind w:left="5040" w:hanging="360"/>
+      </w:pPr>
+      <w:rPr>
+        <w:rFonts w:hint="default" w:ascii="Symbol" w:hAnsi="Symbol"/>
+      </w:rPr>
+    </w:lvl>
+    <w:lvl xmlns:w="http://schemas.openxmlformats.org/wordprocessingml/2006/main" w:ilvl="7">
+      <w:start w:val="1"/>
+      <w:numFmt w:val="bullet"/>
+      <w:lvlText w:val="o"/>
+      <w:lvlJc w:val="left"/>
+      <w:pPr>
+        <w:ind w:left="5760" w:hanging="360"/>
+      </w:pPr>
+      <w:rPr>
+        <w:rFonts w:hint="default" w:ascii="Courier New" w:hAnsi="Courier New"/>
+      </w:rPr>
+    </w:lvl>
+    <w:lvl xmlns:w="http://schemas.openxmlformats.org/wordprocessingml/2006/main" w:ilvl="8">
+      <w:start w:val="1"/>
+      <w:numFmt w:val="bullet"/>
+      <w:lvlText w:val=""/>
+      <w:lvlJc w:val="left"/>
+      <w:pPr>
+        <w:ind w:left="6480" w:hanging="360"/>
+      </w:pPr>
+      <w:rPr>
+        <w:rFonts w:hint="default" w:ascii="Wingdings" w:hAnsi="Wingdings"/>
+      </w:rPr>
+    </w:lvl>
+  </w:abstractNum>
+  <w:abstractNum xmlns:w="http://schemas.openxmlformats.org/wordprocessingml/2006/main" w:abstractNumId="95">
+    <w:nsid w:val="e858226"/>
+    <w:multiLevelType xmlns:w="http://schemas.openxmlformats.org/wordprocessingml/2006/main" w:val="hybridMultilevel"/>
+    <w:lvl xmlns:w="http://schemas.openxmlformats.org/wordprocessingml/2006/main" w:ilvl="0">
+      <w:start w:val="1"/>
+      <w:numFmt w:val="decimal"/>
+      <w:lvlText w:val="%1."/>
+      <w:lvlJc w:val="left"/>
+      <w:pPr>
+        <w:ind w:left="720" w:hanging="360"/>
+      </w:pPr>
+    </w:lvl>
+    <w:lvl xmlns:w="http://schemas.openxmlformats.org/wordprocessingml/2006/main" w:ilvl="1">
+      <w:start w:val="1"/>
+      <w:numFmt w:val="lowerLetter"/>
+      <w:lvlText w:val="%2."/>
+      <w:lvlJc w:val="left"/>
+      <w:pPr>
+        <w:ind w:left="1440" w:hanging="360"/>
+      </w:pPr>
+    </w:lvl>
+    <w:lvl xmlns:w="http://schemas.openxmlformats.org/wordprocessingml/2006/main" w:ilvl="2">
+      <w:start w:val="1"/>
+      <w:numFmt w:val="lowerRoman"/>
+      <w:lvlText w:val="%3."/>
+      <w:lvlJc w:val="right"/>
+      <w:pPr>
+        <w:ind w:left="2160" w:hanging="180"/>
+      </w:pPr>
+    </w:lvl>
+    <w:lvl xmlns:w="http://schemas.openxmlformats.org/wordprocessingml/2006/main" w:ilvl="3">
+      <w:start w:val="1"/>
+      <w:numFmt w:val="decimal"/>
+      <w:lvlText w:val="%4."/>
+      <w:lvlJc w:val="left"/>
+      <w:pPr>
+        <w:ind w:left="2880" w:hanging="360"/>
+      </w:pPr>
+    </w:lvl>
+    <w:lvl xmlns:w="http://schemas.openxmlformats.org/wordprocessingml/2006/main" w:ilvl="4">
+      <w:start w:val="1"/>
+      <w:numFmt w:val="lowerLetter"/>
+      <w:lvlText w:val="%5."/>
+      <w:lvlJc w:val="left"/>
+      <w:pPr>
+        <w:ind w:left="3600" w:hanging="360"/>
+      </w:pPr>
+    </w:lvl>
+    <w:lvl xmlns:w="http://schemas.openxmlformats.org/wordprocessingml/2006/main" w:ilvl="5">
+      <w:start w:val="1"/>
+      <w:numFmt w:val="lowerRoman"/>
+      <w:lvlText w:val="%6."/>
+      <w:lvlJc w:val="right"/>
+      <w:pPr>
+        <w:ind w:left="4320" w:hanging="180"/>
+      </w:pPr>
+    </w:lvl>
+    <w:lvl xmlns:w="http://schemas.openxmlformats.org/wordprocessingml/2006/main" w:ilvl="6">
+      <w:start w:val="1"/>
+      <w:numFmt w:val="decimal"/>
+      <w:lvlText w:val="%7."/>
+      <w:lvlJc w:val="left"/>
+      <w:pPr>
+        <w:ind w:left="5040" w:hanging="360"/>
+      </w:pPr>
+    </w:lvl>
+    <w:lvl xmlns:w="http://schemas.openxmlformats.org/wordprocessingml/2006/main" w:ilvl="7">
+      <w:start w:val="1"/>
+      <w:numFmt w:val="lowerLetter"/>
+      <w:lvlText w:val="%8."/>
+      <w:lvlJc w:val="left"/>
+      <w:pPr>
+        <w:ind w:left="5760" w:hanging="360"/>
+      </w:pPr>
+    </w:lvl>
+    <w:lvl xmlns:w="http://schemas.openxmlformats.org/wordprocessingml/2006/main" w:ilvl="8">
+      <w:start w:val="1"/>
+      <w:numFmt w:val="lowerRoman"/>
+      <w:lvlText w:val="%9."/>
+      <w:lvlJc w:val="right"/>
+      <w:pPr>
+        <w:ind w:left="6480" w:hanging="180"/>
+      </w:pPr>
+    </w:lvl>
+  </w:abstractNum>
+  <w:abstractNum xmlns:w="http://schemas.openxmlformats.org/wordprocessingml/2006/main" w:abstractNumId="94">
+    <w:nsid w:val="3fa65492"/>
+    <w:multiLevelType xmlns:w="http://schemas.openxmlformats.org/wordprocessingml/2006/main" w:val="hybridMultilevel"/>
+    <w:lvl xmlns:w="http://schemas.openxmlformats.org/wordprocessingml/2006/main" w:ilvl="0">
+      <w:start w:val="1"/>
+      <w:numFmt w:val="bullet"/>
+      <w:lvlText w:val=""/>
+      <w:lvlJc w:val="left"/>
+      <w:pPr>
+        <w:ind w:left="720" w:hanging="360"/>
+      </w:pPr>
+      <w:rPr>
+        <w:rFonts w:hint="default" w:ascii="Symbol" w:hAnsi="Symbol"/>
+      </w:rPr>
+    </w:lvl>
+    <w:lvl xmlns:w="http://schemas.openxmlformats.org/wordprocessingml/2006/main" w:ilvl="1">
+      <w:start w:val="1"/>
+      <w:numFmt w:val="bullet"/>
+      <w:lvlText w:val="o"/>
+      <w:lvlJc w:val="left"/>
+      <w:pPr>
+        <w:ind w:left="1440" w:hanging="360"/>
+      </w:pPr>
+      <w:rPr>
+        <w:rFonts w:hint="default" w:ascii="Courier New" w:hAnsi="Courier New"/>
+      </w:rPr>
+    </w:lvl>
+    <w:lvl xmlns:w="http://schemas.openxmlformats.org/wordprocessingml/2006/main" w:ilvl="2">
+      <w:start w:val="1"/>
+      <w:numFmt w:val="bullet"/>
+      <w:lvlText w:val=""/>
+      <w:lvlJc w:val="left"/>
+      <w:pPr>
+        <w:ind w:left="2160" w:hanging="360"/>
+      </w:pPr>
+      <w:rPr>
+        <w:rFonts w:hint="default" w:ascii="Wingdings" w:hAnsi="Wingdings"/>
+      </w:rPr>
+    </w:lvl>
+    <w:lvl xmlns:w="http://schemas.openxmlformats.org/wordprocessingml/2006/main" w:ilvl="3">
+      <w:start w:val="1"/>
+      <w:numFmt w:val="bullet"/>
+      <w:lvlText w:val=""/>
+      <w:lvlJc w:val="left"/>
+      <w:pPr>
+        <w:ind w:left="2880" w:hanging="360"/>
+      </w:pPr>
+      <w:rPr>
+        <w:rFonts w:hint="default" w:ascii="Symbol" w:hAnsi="Symbol"/>
+      </w:rPr>
+    </w:lvl>
+    <w:lvl xmlns:w="http://schemas.openxmlformats.org/wordprocessingml/2006/main" w:ilvl="4">
+      <w:start w:val="1"/>
+      <w:numFmt w:val="bullet"/>
+      <w:lvlText w:val="o"/>
+      <w:lvlJc w:val="left"/>
+      <w:pPr>
+        <w:ind w:left="3600" w:hanging="360"/>
+      </w:pPr>
+      <w:rPr>
+        <w:rFonts w:hint="default" w:ascii="Courier New" w:hAnsi="Courier New"/>
+      </w:rPr>
+    </w:lvl>
+    <w:lvl xmlns:w="http://schemas.openxmlformats.org/wordprocessingml/2006/main" w:ilvl="5">
+      <w:start w:val="1"/>
+      <w:numFmt w:val="bullet"/>
+      <w:lvlText w:val=""/>
+      <w:lvlJc w:val="left"/>
+      <w:pPr>
+        <w:ind w:left="4320" w:hanging="360"/>
+      </w:pPr>
+      <w:rPr>
+        <w:rFonts w:hint="default" w:ascii="Wingdings" w:hAnsi="Wingdings"/>
+      </w:rPr>
+    </w:lvl>
+    <w:lvl xmlns:w="http://schemas.openxmlformats.org/wordprocessingml/2006/main" w:ilvl="6">
+      <w:start w:val="1"/>
+      <w:numFmt w:val="bullet"/>
+      <w:lvlText w:val=""/>
+      <w:lvlJc w:val="left"/>
+      <w:pPr>
+        <w:ind w:left="5040" w:hanging="360"/>
+      </w:pPr>
+      <w:rPr>
+        <w:rFonts w:hint="default" w:ascii="Symbol" w:hAnsi="Symbol"/>
+      </w:rPr>
+    </w:lvl>
+    <w:lvl xmlns:w="http://schemas.openxmlformats.org/wordprocessingml/2006/main" w:ilvl="7">
+      <w:start w:val="1"/>
+      <w:numFmt w:val="bullet"/>
+      <w:lvlText w:val="o"/>
+      <w:lvlJc w:val="left"/>
+      <w:pPr>
+        <w:ind w:left="5760" w:hanging="360"/>
+      </w:pPr>
+      <w:rPr>
+        <w:rFonts w:hint="default" w:ascii="Courier New" w:hAnsi="Courier New"/>
+      </w:rPr>
+    </w:lvl>
+    <w:lvl xmlns:w="http://schemas.openxmlformats.org/wordprocessingml/2006/main" w:ilvl="8">
+      <w:start w:val="1"/>
+      <w:numFmt w:val="bullet"/>
+      <w:lvlText w:val=""/>
+      <w:lvlJc w:val="left"/>
+      <w:pPr>
+        <w:ind w:left="6480" w:hanging="360"/>
+      </w:pPr>
+      <w:rPr>
+        <w:rFonts w:hint="default" w:ascii="Wingdings" w:hAnsi="Wingdings"/>
+      </w:rPr>
+    </w:lvl>
+  </w:abstractNum>
+  <w:abstractNum xmlns:w="http://schemas.openxmlformats.org/wordprocessingml/2006/main" w:abstractNumId="93">
+    <w:nsid w:val="43082a08"/>
+    <w:multiLevelType xmlns:w="http://schemas.openxmlformats.org/wordprocessingml/2006/main" w:val="hybridMultilevel"/>
+    <w:lvl xmlns:w="http://schemas.openxmlformats.org/wordprocessingml/2006/main" w:ilvl="0">
+      <w:start w:val="1"/>
+      <w:numFmt w:val="bullet"/>
+      <w:lvlText w:val=""/>
+      <w:lvlJc w:val="left"/>
+      <w:pPr>
+        <w:ind w:left="720" w:hanging="360"/>
+      </w:pPr>
+      <w:rPr>
+        <w:rFonts w:hint="default" w:ascii="Symbol" w:hAnsi="Symbol"/>
+      </w:rPr>
+    </w:lvl>
+    <w:lvl xmlns:w="http://schemas.openxmlformats.org/wordprocessingml/2006/main" w:ilvl="1">
+      <w:start w:val="1"/>
+      <w:numFmt w:val="bullet"/>
+      <w:lvlText w:val="o"/>
+      <w:lvlJc w:val="left"/>
+      <w:pPr>
+        <w:ind w:left="1440" w:hanging="360"/>
+      </w:pPr>
+      <w:rPr>
+        <w:rFonts w:hint="default" w:ascii="Courier New" w:hAnsi="Courier New"/>
+      </w:rPr>
+    </w:lvl>
+    <w:lvl xmlns:w="http://schemas.openxmlformats.org/wordprocessingml/2006/main" w:ilvl="2">
+      <w:start w:val="1"/>
+      <w:numFmt w:val="bullet"/>
+      <w:lvlText w:val=""/>
+      <w:lvlJc w:val="left"/>
+      <w:pPr>
+        <w:ind w:left="2160" w:hanging="360"/>
+      </w:pPr>
+      <w:rPr>
+        <w:rFonts w:hint="default" w:ascii="Wingdings" w:hAnsi="Wingdings"/>
+      </w:rPr>
+    </w:lvl>
+    <w:lvl xmlns:w="http://schemas.openxmlformats.org/wordprocessingml/2006/main" w:ilvl="3">
+      <w:start w:val="1"/>
+      <w:numFmt w:val="bullet"/>
+      <w:lvlText w:val=""/>
+      <w:lvlJc w:val="left"/>
+      <w:pPr>
+        <w:ind w:left="2880" w:hanging="360"/>
+      </w:pPr>
+      <w:rPr>
+        <w:rFonts w:hint="default" w:ascii="Symbol" w:hAnsi="Symbol"/>
+      </w:rPr>
+    </w:lvl>
+    <w:lvl xmlns:w="http://schemas.openxmlformats.org/wordprocessingml/2006/main" w:ilvl="4">
+      <w:start w:val="1"/>
+      <w:numFmt w:val="bullet"/>
+      <w:lvlText w:val="o"/>
+      <w:lvlJc w:val="left"/>
+      <w:pPr>
+        <w:ind w:left="3600" w:hanging="360"/>
+      </w:pPr>
+      <w:rPr>
+        <w:rFonts w:hint="default" w:ascii="Courier New" w:hAnsi="Courier New"/>
+      </w:rPr>
+    </w:lvl>
+    <w:lvl xmlns:w="http://schemas.openxmlformats.org/wordprocessingml/2006/main" w:ilvl="5">
+      <w:start w:val="1"/>
+      <w:numFmt w:val="bullet"/>
+      <w:lvlText w:val=""/>
+      <w:lvlJc w:val="left"/>
+      <w:pPr>
+        <w:ind w:left="4320" w:hanging="360"/>
+      </w:pPr>
+      <w:rPr>
+        <w:rFonts w:hint="default" w:ascii="Wingdings" w:hAnsi="Wingdings"/>
+      </w:rPr>
+    </w:lvl>
+    <w:lvl xmlns:w="http://schemas.openxmlformats.org/wordprocessingml/2006/main" w:ilvl="6">
+      <w:start w:val="1"/>
+      <w:numFmt w:val="bullet"/>
+      <w:lvlText w:val=""/>
+      <w:lvlJc w:val="left"/>
+      <w:pPr>
+        <w:ind w:left="5040" w:hanging="360"/>
+      </w:pPr>
+      <w:rPr>
+        <w:rFonts w:hint="default" w:ascii="Symbol" w:hAnsi="Symbol"/>
+      </w:rPr>
+    </w:lvl>
+    <w:lvl xmlns:w="http://schemas.openxmlformats.org/wordprocessingml/2006/main" w:ilvl="7">
+      <w:start w:val="1"/>
+      <w:numFmt w:val="bullet"/>
+      <w:lvlText w:val="o"/>
+      <w:lvlJc w:val="left"/>
+      <w:pPr>
+        <w:ind w:left="5760" w:hanging="360"/>
+      </w:pPr>
+      <w:rPr>
+        <w:rFonts w:hint="default" w:ascii="Courier New" w:hAnsi="Courier New"/>
+      </w:rPr>
+    </w:lvl>
+    <w:lvl xmlns:w="http://schemas.openxmlformats.org/wordprocessingml/2006/main" w:ilvl="8">
+      <w:start w:val="1"/>
+      <w:numFmt w:val="bullet"/>
+      <w:lvlText w:val=""/>
+      <w:lvlJc w:val="left"/>
+      <w:pPr>
+        <w:ind w:left="6480" w:hanging="360"/>
+      </w:pPr>
+      <w:rPr>
+        <w:rFonts w:hint="default" w:ascii="Wingdings" w:hAnsi="Wingdings"/>
+      </w:rPr>
+    </w:lvl>
+  </w:abstractNum>
+  <w:abstractNum xmlns:w="http://schemas.openxmlformats.org/wordprocessingml/2006/main" w:abstractNumId="92">
+    <w:nsid w:val="3b2d62aa"/>
+    <w:multiLevelType xmlns:w="http://schemas.openxmlformats.org/wordprocessingml/2006/main" w:val="hybridMultilevel"/>
+    <w:lvl xmlns:w="http://schemas.openxmlformats.org/wordprocessingml/2006/main" w:ilvl="0">
+      <w:start w:val="1"/>
+      <w:numFmt w:val="decimal"/>
+      <w:lvlText w:val="%1."/>
+      <w:lvlJc w:val="left"/>
+      <w:pPr>
+        <w:ind w:left="720" w:hanging="360"/>
+      </w:pPr>
+    </w:lvl>
+    <w:lvl xmlns:w="http://schemas.openxmlformats.org/wordprocessingml/2006/main" w:ilvl="1">
+      <w:start w:val="1"/>
+      <w:numFmt w:val="lowerLetter"/>
+      <w:lvlText w:val="%2."/>
+      <w:lvlJc w:val="left"/>
+      <w:pPr>
+        <w:ind w:left="1440" w:hanging="360"/>
+      </w:pPr>
+    </w:lvl>
+    <w:lvl xmlns:w="http://schemas.openxmlformats.org/wordprocessingml/2006/main" w:ilvl="2">
+      <w:start w:val="1"/>
+      <w:numFmt w:val="lowerRoman"/>
+      <w:lvlText w:val="%3."/>
+      <w:lvlJc w:val="right"/>
+      <w:pPr>
+        <w:ind w:left="2160" w:hanging="180"/>
+      </w:pPr>
+    </w:lvl>
+    <w:lvl xmlns:w="http://schemas.openxmlformats.org/wordprocessingml/2006/main" w:ilvl="3">
+      <w:start w:val="1"/>
+      <w:numFmt w:val="decimal"/>
+      <w:lvlText w:val="%4."/>
+      <w:lvlJc w:val="left"/>
+      <w:pPr>
+        <w:ind w:left="2880" w:hanging="360"/>
+      </w:pPr>
+    </w:lvl>
+    <w:lvl xmlns:w="http://schemas.openxmlformats.org/wordprocessingml/2006/main" w:ilvl="4">
+      <w:start w:val="1"/>
+      <w:numFmt w:val="lowerLetter"/>
+      <w:lvlText w:val="%5."/>
+      <w:lvlJc w:val="left"/>
+      <w:pPr>
+        <w:ind w:left="3600" w:hanging="360"/>
+      </w:pPr>
+    </w:lvl>
+    <w:lvl xmlns:w="http://schemas.openxmlformats.org/wordprocessingml/2006/main" w:ilvl="5">
+      <w:start w:val="1"/>
+      <w:numFmt w:val="lowerRoman"/>
+      <w:lvlText w:val="%6."/>
+      <w:lvlJc w:val="right"/>
+      <w:pPr>
+        <w:ind w:left="4320" w:hanging="180"/>
+      </w:pPr>
+    </w:lvl>
+    <w:lvl xmlns:w="http://schemas.openxmlformats.org/wordprocessingml/2006/main" w:ilvl="6">
+      <w:start w:val="1"/>
+      <w:numFmt w:val="decimal"/>
+      <w:lvlText w:val="%7."/>
+      <w:lvlJc w:val="left"/>
+      <w:pPr>
+        <w:ind w:left="5040" w:hanging="360"/>
+      </w:pPr>
+    </w:lvl>
+    <w:lvl xmlns:w="http://schemas.openxmlformats.org/wordprocessingml/2006/main" w:ilvl="7">
+      <w:start w:val="1"/>
+      <w:numFmt w:val="lowerLetter"/>
+      <w:lvlText w:val="%8."/>
+      <w:lvlJc w:val="left"/>
+      <w:pPr>
+        <w:ind w:left="5760" w:hanging="360"/>
+      </w:pPr>
+    </w:lvl>
+    <w:lvl xmlns:w="http://schemas.openxmlformats.org/wordprocessingml/2006/main" w:ilvl="8">
+      <w:start w:val="1"/>
+      <w:numFmt w:val="lowerRoman"/>
+      <w:lvlText w:val="%9."/>
+      <w:lvlJc w:val="right"/>
+      <w:pPr>
+        <w:ind w:left="6480" w:hanging="180"/>
+      </w:pPr>
+    </w:lvl>
+  </w:abstractNum>
+  <w:abstractNum xmlns:w="http://schemas.openxmlformats.org/wordprocessingml/2006/main" w:abstractNumId="91">
+    <w:nsid w:val="18dd0930"/>
+    <w:multiLevelType xmlns:w="http://schemas.openxmlformats.org/wordprocessingml/2006/main" w:val="hybridMultilevel"/>
+    <w:lvl xmlns:w="http://schemas.openxmlformats.org/wordprocessingml/2006/main" w:ilvl="0">
+      <w:start w:val="1"/>
+      <w:numFmt w:val="bullet"/>
+      <w:lvlText w:val=""/>
+      <w:lvlJc w:val="left"/>
+      <w:pPr>
+        <w:ind w:left="720" w:hanging="360"/>
+      </w:pPr>
+      <w:rPr>
+        <w:rFonts w:hint="default" w:ascii="Symbol" w:hAnsi="Symbol"/>
+      </w:rPr>
+    </w:lvl>
+    <w:lvl xmlns:w="http://schemas.openxmlformats.org/wordprocessingml/2006/main" w:ilvl="1">
+      <w:start w:val="1"/>
+      <w:numFmt w:val="bullet"/>
+      <w:lvlText w:val="o"/>
+      <w:lvlJc w:val="left"/>
+      <w:pPr>
+        <w:ind w:left="1440" w:hanging="360"/>
+      </w:pPr>
+      <w:rPr>
+        <w:rFonts w:hint="default" w:ascii="Courier New" w:hAnsi="Courier New"/>
+      </w:rPr>
+    </w:lvl>
+    <w:lvl xmlns:w="http://schemas.openxmlformats.org/wordprocessingml/2006/main" w:ilvl="2">
+      <w:start w:val="1"/>
+      <w:numFmt w:val="bullet"/>
+      <w:lvlText w:val=""/>
+      <w:lvlJc w:val="left"/>
+      <w:pPr>
+        <w:ind w:left="2160" w:hanging="360"/>
+      </w:pPr>
+      <w:rPr>
+        <w:rFonts w:hint="default" w:ascii="Wingdings" w:hAnsi="Wingdings"/>
+      </w:rPr>
+    </w:lvl>
+    <w:lvl xmlns:w="http://schemas.openxmlformats.org/wordprocessingml/2006/main" w:ilvl="3">
+      <w:start w:val="1"/>
+      <w:numFmt w:val="bullet"/>
+      <w:lvlText w:val=""/>
+      <w:lvlJc w:val="left"/>
+      <w:pPr>
+        <w:ind w:left="2880" w:hanging="360"/>
+      </w:pPr>
+      <w:rPr>
+        <w:rFonts w:hint="default" w:ascii="Symbol" w:hAnsi="Symbol"/>
+      </w:rPr>
+    </w:lvl>
+    <w:lvl xmlns:w="http://schemas.openxmlformats.org/wordprocessingml/2006/main" w:ilvl="4">
+      <w:start w:val="1"/>
+      <w:numFmt w:val="bullet"/>
+      <w:lvlText w:val="o"/>
+      <w:lvlJc w:val="left"/>
+      <w:pPr>
+        <w:ind w:left="3600" w:hanging="360"/>
+      </w:pPr>
+      <w:rPr>
+        <w:rFonts w:hint="default" w:ascii="Courier New" w:hAnsi="Courier New"/>
+      </w:rPr>
+    </w:lvl>
+    <w:lvl xmlns:w="http://schemas.openxmlformats.org/wordprocessingml/2006/main" w:ilvl="5">
+      <w:start w:val="1"/>
+      <w:numFmt w:val="bullet"/>
+      <w:lvlText w:val=""/>
+      <w:lvlJc w:val="left"/>
+      <w:pPr>
+        <w:ind w:left="4320" w:hanging="360"/>
+      </w:pPr>
+      <w:rPr>
+        <w:rFonts w:hint="default" w:ascii="Wingdings" w:hAnsi="Wingdings"/>
+      </w:rPr>
+    </w:lvl>
+    <w:lvl xmlns:w="http://schemas.openxmlformats.org/wordprocessingml/2006/main" w:ilvl="6">
+      <w:start w:val="1"/>
+      <w:numFmt w:val="bullet"/>
+      <w:lvlText w:val=""/>
+      <w:lvlJc w:val="left"/>
+      <w:pPr>
+        <w:ind w:left="5040" w:hanging="360"/>
+      </w:pPr>
+      <w:rPr>
+        <w:rFonts w:hint="default" w:ascii="Symbol" w:hAnsi="Symbol"/>
+      </w:rPr>
+    </w:lvl>
+    <w:lvl xmlns:w="http://schemas.openxmlformats.org/wordprocessingml/2006/main" w:ilvl="7">
+      <w:start w:val="1"/>
+      <w:numFmt w:val="bullet"/>
+      <w:lvlText w:val="o"/>
+      <w:lvlJc w:val="left"/>
+      <w:pPr>
+        <w:ind w:left="5760" w:hanging="360"/>
+      </w:pPr>
+      <w:rPr>
+        <w:rFonts w:hint="default" w:ascii="Courier New" w:hAnsi="Courier New"/>
+      </w:rPr>
+    </w:lvl>
+    <w:lvl xmlns:w="http://schemas.openxmlformats.org/wordprocessingml/2006/main" w:ilvl="8">
+      <w:start w:val="1"/>
+      <w:numFmt w:val="bullet"/>
+      <w:lvlText w:val=""/>
+      <w:lvlJc w:val="left"/>
+      <w:pPr>
+        <w:ind w:left="6480" w:hanging="360"/>
+      </w:pPr>
+      <w:rPr>
+        <w:rFonts w:hint="default" w:ascii="Wingdings" w:hAnsi="Wingdings"/>
+      </w:rPr>
+    </w:lvl>
+  </w:abstractNum>
+  <w:abstractNum xmlns:w="http://schemas.openxmlformats.org/wordprocessingml/2006/main" w:abstractNumId="90">
+    <w:nsid w:val="7d1916ea"/>
+    <w:multiLevelType xmlns:w="http://schemas.openxmlformats.org/wordprocessingml/2006/main" w:val="hybridMultilevel"/>
+    <w:lvl xmlns:w="http://schemas.openxmlformats.org/wordprocessingml/2006/main" w:ilvl="0">
+      <w:start w:val="1"/>
+      <w:numFmt w:val="bullet"/>
+      <w:lvlText w:val=""/>
+      <w:lvlJc w:val="left"/>
+      <w:pPr>
+        <w:ind w:left="720" w:hanging="360"/>
+      </w:pPr>
+      <w:rPr>
+        <w:rFonts w:hint="default" w:ascii="Symbol" w:hAnsi="Symbol"/>
+      </w:rPr>
+    </w:lvl>
+    <w:lvl xmlns:w="http://schemas.openxmlformats.org/wordprocessingml/2006/main" w:ilvl="1">
+      <w:start w:val="1"/>
+      <w:numFmt w:val="bullet"/>
+      <w:lvlText w:val="o"/>
+      <w:lvlJc w:val="left"/>
+      <w:pPr>
+        <w:ind w:left="1440" w:hanging="360"/>
+      </w:pPr>
+      <w:rPr>
+        <w:rFonts w:hint="default" w:ascii="Courier New" w:hAnsi="Courier New"/>
+      </w:rPr>
+    </w:lvl>
+    <w:lvl xmlns:w="http://schemas.openxmlformats.org/wordprocessingml/2006/main" w:ilvl="2">
+      <w:start w:val="1"/>
+      <w:numFmt w:val="bullet"/>
+      <w:lvlText w:val=""/>
+      <w:lvlJc w:val="left"/>
+      <w:pPr>
+        <w:ind w:left="2160" w:hanging="360"/>
+      </w:pPr>
+      <w:rPr>
+        <w:rFonts w:hint="default" w:ascii="Wingdings" w:hAnsi="Wingdings"/>
+      </w:rPr>
+    </w:lvl>
+    <w:lvl xmlns:w="http://schemas.openxmlformats.org/wordprocessingml/2006/main" w:ilvl="3">
+      <w:start w:val="1"/>
+      <w:numFmt w:val="bullet"/>
+      <w:lvlText w:val=""/>
+      <w:lvlJc w:val="left"/>
+      <w:pPr>
+        <w:ind w:left="2880" w:hanging="360"/>
+      </w:pPr>
+      <w:rPr>
+        <w:rFonts w:hint="default" w:ascii="Symbol" w:hAnsi="Symbol"/>
+      </w:rPr>
+    </w:lvl>
+    <w:lvl xmlns:w="http://schemas.openxmlformats.org/wordprocessingml/2006/main" w:ilvl="4">
+      <w:start w:val="1"/>
+      <w:numFmt w:val="bullet"/>
+      <w:lvlText w:val="o"/>
+      <w:lvlJc w:val="left"/>
+      <w:pPr>
+        <w:ind w:left="3600" w:hanging="360"/>
+      </w:pPr>
+      <w:rPr>
+        <w:rFonts w:hint="default" w:ascii="Courier New" w:hAnsi="Courier New"/>
+      </w:rPr>
+    </w:lvl>
+    <w:lvl xmlns:w="http://schemas.openxmlformats.org/wordprocessingml/2006/main" w:ilvl="5">
+      <w:start w:val="1"/>
+      <w:numFmt w:val="bullet"/>
+      <w:lvlText w:val=""/>
+      <w:lvlJc w:val="left"/>
+      <w:pPr>
+        <w:ind w:left="4320" w:hanging="360"/>
+      </w:pPr>
+      <w:rPr>
+        <w:rFonts w:hint="default" w:ascii="Wingdings" w:hAnsi="Wingdings"/>
+      </w:rPr>
+    </w:lvl>
+    <w:lvl xmlns:w="http://schemas.openxmlformats.org/wordprocessingml/2006/main" w:ilvl="6">
+      <w:start w:val="1"/>
+      <w:numFmt w:val="bullet"/>
+      <w:lvlText w:val=""/>
+      <w:lvlJc w:val="left"/>
+      <w:pPr>
+        <w:ind w:left="5040" w:hanging="360"/>
+      </w:pPr>
+      <w:rPr>
+        <w:rFonts w:hint="default" w:ascii="Symbol" w:hAnsi="Symbol"/>
+      </w:rPr>
+    </w:lvl>
+    <w:lvl xmlns:w="http://schemas.openxmlformats.org/wordprocessingml/2006/main" w:ilvl="7">
+      <w:start w:val="1"/>
+      <w:numFmt w:val="bullet"/>
+      <w:lvlText w:val="o"/>
+      <w:lvlJc w:val="left"/>
+      <w:pPr>
+        <w:ind w:left="5760" w:hanging="360"/>
+      </w:pPr>
+      <w:rPr>
+        <w:rFonts w:hint="default" w:ascii="Courier New" w:hAnsi="Courier New"/>
+      </w:rPr>
+    </w:lvl>
+    <w:lvl xmlns:w="http://schemas.openxmlformats.org/wordprocessingml/2006/main" w:ilvl="8">
+      <w:start w:val="1"/>
+      <w:numFmt w:val="bullet"/>
+      <w:lvlText w:val=""/>
+      <w:lvlJc w:val="left"/>
+      <w:pPr>
+        <w:ind w:left="6480" w:hanging="360"/>
+      </w:pPr>
+      <w:rPr>
+        <w:rFonts w:hint="default" w:ascii="Wingdings" w:hAnsi="Wingdings"/>
+      </w:rPr>
+    </w:lvl>
+  </w:abstractNum>
+  <w:abstractNum xmlns:w="http://schemas.openxmlformats.org/wordprocessingml/2006/main" w:abstractNumId="89">
+    <w:nsid w:val="6aa2d624"/>
+    <w:multiLevelType xmlns:w="http://schemas.openxmlformats.org/wordprocessingml/2006/main" w:val="hybridMultilevel"/>
+    <w:lvl xmlns:w="http://schemas.openxmlformats.org/wordprocessingml/2006/main" w:ilvl="0">
+      <w:start w:val="1"/>
+      <w:numFmt w:val="bullet"/>
+      <w:lvlText w:val=""/>
+      <w:lvlJc w:val="left"/>
+      <w:pPr>
+        <w:ind w:left="720" w:hanging="360"/>
+      </w:pPr>
+      <w:rPr>
+        <w:rFonts w:hint="default" w:ascii="Symbol" w:hAnsi="Symbol"/>
+      </w:rPr>
+    </w:lvl>
+    <w:lvl xmlns:w="http://schemas.openxmlformats.org/wordprocessingml/2006/main" w:ilvl="1">
+      <w:start w:val="1"/>
+      <w:numFmt w:val="bullet"/>
+      <w:lvlText w:val="o"/>
+      <w:lvlJc w:val="left"/>
+      <w:pPr>
+        <w:ind w:left="1440" w:hanging="360"/>
+      </w:pPr>
+      <w:rPr>
+        <w:rFonts w:hint="default" w:ascii="Courier New" w:hAnsi="Courier New"/>
+      </w:rPr>
+    </w:lvl>
+    <w:lvl xmlns:w="http://schemas.openxmlformats.org/wordprocessingml/2006/main" w:ilvl="2">
+      <w:start w:val="1"/>
+      <w:numFmt w:val="bullet"/>
+      <w:lvlText w:val=""/>
+      <w:lvlJc w:val="left"/>
+      <w:pPr>
+        <w:ind w:left="2160" w:hanging="360"/>
+      </w:pPr>
+      <w:rPr>
+        <w:rFonts w:hint="default" w:ascii="Wingdings" w:hAnsi="Wingdings"/>
+      </w:rPr>
+    </w:lvl>
+    <w:lvl xmlns:w="http://schemas.openxmlformats.org/wordprocessingml/2006/main" w:ilvl="3">
+      <w:start w:val="1"/>
+      <w:numFmt w:val="bullet"/>
+      <w:lvlText w:val=""/>
+      <w:lvlJc w:val="left"/>
+      <w:pPr>
+        <w:ind w:left="2880" w:hanging="360"/>
+      </w:pPr>
+      <w:rPr>
+        <w:rFonts w:hint="default" w:ascii="Symbol" w:hAnsi="Symbol"/>
+      </w:rPr>
+    </w:lvl>
+    <w:lvl xmlns:w="http://schemas.openxmlformats.org/wordprocessingml/2006/main" w:ilvl="4">
+      <w:start w:val="1"/>
+      <w:numFmt w:val="bullet"/>
+      <w:lvlText w:val="o"/>
+      <w:lvlJc w:val="left"/>
+      <w:pPr>
+        <w:ind w:left="3600" w:hanging="360"/>
+      </w:pPr>
+      <w:rPr>
+        <w:rFonts w:hint="default" w:ascii="Courier New" w:hAnsi="Courier New"/>
+      </w:rPr>
+    </w:lvl>
+    <w:lvl xmlns:w="http://schemas.openxmlformats.org/wordprocessingml/2006/main" w:ilvl="5">
+      <w:start w:val="1"/>
+      <w:numFmt w:val="bullet"/>
+      <w:lvlText w:val=""/>
+      <w:lvlJc w:val="left"/>
+      <w:pPr>
+        <w:ind w:left="4320" w:hanging="360"/>
+      </w:pPr>
+      <w:rPr>
+        <w:rFonts w:hint="default" w:ascii="Wingdings" w:hAnsi="Wingdings"/>
+      </w:rPr>
+    </w:lvl>
+    <w:lvl xmlns:w="http://schemas.openxmlformats.org/wordprocessingml/2006/main" w:ilvl="6">
+      <w:start w:val="1"/>
+      <w:numFmt w:val="bullet"/>
+      <w:lvlText w:val=""/>
+      <w:lvlJc w:val="left"/>
+      <w:pPr>
+        <w:ind w:left="5040" w:hanging="360"/>
+      </w:pPr>
+      <w:rPr>
+        <w:rFonts w:hint="default" w:ascii="Symbol" w:hAnsi="Symbol"/>
+      </w:rPr>
+    </w:lvl>
+    <w:lvl xmlns:w="http://schemas.openxmlformats.org/wordprocessingml/2006/main" w:ilvl="7">
+      <w:start w:val="1"/>
+      <w:numFmt w:val="bullet"/>
+      <w:lvlText w:val="o"/>
+      <w:lvlJc w:val="left"/>
+      <w:pPr>
+        <w:ind w:left="5760" w:hanging="360"/>
+      </w:pPr>
+      <w:rPr>
+        <w:rFonts w:hint="default" w:ascii="Courier New" w:hAnsi="Courier New"/>
+      </w:rPr>
+    </w:lvl>
+    <w:lvl xmlns:w="http://schemas.openxmlformats.org/wordprocessingml/2006/main" w:ilvl="8">
+      <w:start w:val="1"/>
+      <w:numFmt w:val="bullet"/>
+      <w:lvlText w:val=""/>
+      <w:lvlJc w:val="left"/>
+      <w:pPr>
+        <w:ind w:left="6480" w:hanging="360"/>
+      </w:pPr>
+      <w:rPr>
+        <w:rFonts w:hint="default" w:ascii="Wingdings" w:hAnsi="Wingdings"/>
+      </w:rPr>
+    </w:lvl>
+  </w:abstractNum>
+  <w:abstractNum xmlns:w="http://schemas.openxmlformats.org/wordprocessingml/2006/main" w:abstractNumId="88">
+    <w:nsid w:val="1c0fdb2d"/>
+    <w:multiLevelType xmlns:w="http://schemas.openxmlformats.org/wordprocessingml/2006/main" w:val="hybridMultilevel"/>
+    <w:lvl xmlns:w="http://schemas.openxmlformats.org/wordprocessingml/2006/main" w:ilvl="0">
+      <w:start w:val="1"/>
+      <w:numFmt w:val="bullet"/>
+      <w:lvlText w:val=""/>
+      <w:lvlJc w:val="left"/>
+      <w:pPr>
+        <w:ind w:left="720" w:hanging="360"/>
+      </w:pPr>
+      <w:rPr>
+        <w:rFonts w:hint="default" w:ascii="Symbol" w:hAnsi="Symbol"/>
+      </w:rPr>
+    </w:lvl>
+    <w:lvl xmlns:w="http://schemas.openxmlformats.org/wordprocessingml/2006/main" w:ilvl="1">
+      <w:start w:val="1"/>
+      <w:numFmt w:val="bullet"/>
+      <w:lvlText w:val="o"/>
+      <w:lvlJc w:val="left"/>
+      <w:pPr>
+        <w:ind w:left="1440" w:hanging="360"/>
+      </w:pPr>
+      <w:rPr>
+        <w:rFonts w:hint="default" w:ascii="Courier New" w:hAnsi="Courier New"/>
+      </w:rPr>
+    </w:lvl>
+    <w:lvl xmlns:w="http://schemas.openxmlformats.org/wordprocessingml/2006/main" w:ilvl="2">
+      <w:start w:val="1"/>
+      <w:numFmt w:val="bullet"/>
+      <w:lvlText w:val=""/>
+      <w:lvlJc w:val="left"/>
+      <w:pPr>
+        <w:ind w:left="2160" w:hanging="360"/>
+      </w:pPr>
+      <w:rPr>
+        <w:rFonts w:hint="default" w:ascii="Wingdings" w:hAnsi="Wingdings"/>
+      </w:rPr>
+    </w:lvl>
+    <w:lvl xmlns:w="http://schemas.openxmlformats.org/wordprocessingml/2006/main" w:ilvl="3">
+      <w:start w:val="1"/>
+      <w:numFmt w:val="bullet"/>
+      <w:lvlText w:val=""/>
+      <w:lvlJc w:val="left"/>
+      <w:pPr>
+        <w:ind w:left="2880" w:hanging="360"/>
+      </w:pPr>
+      <w:rPr>
+        <w:rFonts w:hint="default" w:ascii="Symbol" w:hAnsi="Symbol"/>
+      </w:rPr>
+    </w:lvl>
+    <w:lvl xmlns:w="http://schemas.openxmlformats.org/wordprocessingml/2006/main" w:ilvl="4">
+      <w:start w:val="1"/>
+      <w:numFmt w:val="bullet"/>
+      <w:lvlText w:val="o"/>
+      <w:lvlJc w:val="left"/>
+      <w:pPr>
+        <w:ind w:left="3600" w:hanging="360"/>
+      </w:pPr>
+      <w:rPr>
+        <w:rFonts w:hint="default" w:ascii="Courier New" w:hAnsi="Courier New"/>
+      </w:rPr>
+    </w:lvl>
+    <w:lvl xmlns:w="http://schemas.openxmlformats.org/wordprocessingml/2006/main" w:ilvl="5">
+      <w:start w:val="1"/>
+      <w:numFmt w:val="bullet"/>
+      <w:lvlText w:val=""/>
+      <w:lvlJc w:val="left"/>
+      <w:pPr>
+        <w:ind w:left="4320" w:hanging="360"/>
+      </w:pPr>
+      <w:rPr>
+        <w:rFonts w:hint="default" w:ascii="Wingdings" w:hAnsi="Wingdings"/>
+      </w:rPr>
+    </w:lvl>
+    <w:lvl xmlns:w="http://schemas.openxmlformats.org/wordprocessingml/2006/main" w:ilvl="6">
+      <w:start w:val="1"/>
+      <w:numFmt w:val="bullet"/>
+      <w:lvlText w:val=""/>
+      <w:lvlJc w:val="left"/>
+      <w:pPr>
+        <w:ind w:left="5040" w:hanging="360"/>
+      </w:pPr>
+      <w:rPr>
+        <w:rFonts w:hint="default" w:ascii="Symbol" w:hAnsi="Symbol"/>
+      </w:rPr>
+    </w:lvl>
+    <w:lvl xmlns:w="http://schemas.openxmlformats.org/wordprocessingml/2006/main" w:ilvl="7">
+      <w:start w:val="1"/>
+      <w:numFmt w:val="bullet"/>
+      <w:lvlText w:val="o"/>
+      <w:lvlJc w:val="left"/>
+      <w:pPr>
+        <w:ind w:left="5760" w:hanging="360"/>
+      </w:pPr>
+      <w:rPr>
+        <w:rFonts w:hint="default" w:ascii="Courier New" w:hAnsi="Courier New"/>
+      </w:rPr>
+    </w:lvl>
+    <w:lvl xmlns:w="http://schemas.openxmlformats.org/wordprocessingml/2006/main" w:ilvl="8">
+      <w:start w:val="1"/>
+      <w:numFmt w:val="bullet"/>
+      <w:lvlText w:val=""/>
+      <w:lvlJc w:val="left"/>
+      <w:pPr>
+        <w:ind w:left="6480" w:hanging="360"/>
+      </w:pPr>
+      <w:rPr>
+        <w:rFonts w:hint="default" w:ascii="Wingdings" w:hAnsi="Wingdings"/>
+      </w:rPr>
+    </w:lvl>
+  </w:abstractNum>
+  <w:abstractNum xmlns:w="http://schemas.openxmlformats.org/wordprocessingml/2006/main" w:abstractNumId="87">
+    <w:nsid w:val="37ab9421"/>
+    <w:multiLevelType xmlns:w="http://schemas.openxmlformats.org/wordprocessingml/2006/main" w:val="hybridMultilevel"/>
+    <w:lvl xmlns:w="http://schemas.openxmlformats.org/wordprocessingml/2006/main" w:ilvl="0">
+      <w:start w:val="1"/>
+      <w:numFmt w:val="bullet"/>
+      <w:lvlText w:val=""/>
+      <w:lvlJc w:val="left"/>
+      <w:pPr>
+        <w:ind w:left="720" w:hanging="360"/>
+      </w:pPr>
+      <w:rPr>
+        <w:rFonts w:hint="default" w:ascii="Symbol" w:hAnsi="Symbol"/>
+      </w:rPr>
+    </w:lvl>
+    <w:lvl xmlns:w="http://schemas.openxmlformats.org/wordprocessingml/2006/main" w:ilvl="1">
+      <w:start w:val="1"/>
+      <w:numFmt w:val="bullet"/>
+      <w:lvlText w:val="o"/>
+      <w:lvlJc w:val="left"/>
+      <w:pPr>
+        <w:ind w:left="1440" w:hanging="360"/>
+      </w:pPr>
+      <w:rPr>
+        <w:rFonts w:hint="default" w:ascii="Courier New" w:hAnsi="Courier New"/>
+      </w:rPr>
+    </w:lvl>
+    <w:lvl xmlns:w="http://schemas.openxmlformats.org/wordprocessingml/2006/main" w:ilvl="2">
+      <w:start w:val="1"/>
+      <w:numFmt w:val="bullet"/>
+      <w:lvlText w:val=""/>
+      <w:lvlJc w:val="left"/>
+      <w:pPr>
+        <w:ind w:left="2160" w:hanging="360"/>
+      </w:pPr>
+      <w:rPr>
+        <w:rFonts w:hint="default" w:ascii="Wingdings" w:hAnsi="Wingdings"/>
+      </w:rPr>
+    </w:lvl>
+    <w:lvl xmlns:w="http://schemas.openxmlformats.org/wordprocessingml/2006/main" w:ilvl="3">
+      <w:start w:val="1"/>
+      <w:numFmt w:val="bullet"/>
+      <w:lvlText w:val=""/>
+      <w:lvlJc w:val="left"/>
+      <w:pPr>
+        <w:ind w:left="2880" w:hanging="360"/>
+      </w:pPr>
+      <w:rPr>
+        <w:rFonts w:hint="default" w:ascii="Symbol" w:hAnsi="Symbol"/>
+      </w:rPr>
+    </w:lvl>
+    <w:lvl xmlns:w="http://schemas.openxmlformats.org/wordprocessingml/2006/main" w:ilvl="4">
+      <w:start w:val="1"/>
+      <w:numFmt w:val="bullet"/>
+      <w:lvlText w:val="o"/>
+      <w:lvlJc w:val="left"/>
+      <w:pPr>
+        <w:ind w:left="3600" w:hanging="360"/>
+      </w:pPr>
+      <w:rPr>
+        <w:rFonts w:hint="default" w:ascii="Courier New" w:hAnsi="Courier New"/>
+      </w:rPr>
+    </w:lvl>
+    <w:lvl xmlns:w="http://schemas.openxmlformats.org/wordprocessingml/2006/main" w:ilvl="5">
+      <w:start w:val="1"/>
+      <w:numFmt w:val="bullet"/>
+      <w:lvlText w:val=""/>
+      <w:lvlJc w:val="left"/>
+      <w:pPr>
+        <w:ind w:left="4320" w:hanging="360"/>
+      </w:pPr>
+      <w:rPr>
+        <w:rFonts w:hint="default" w:ascii="Wingdings" w:hAnsi="Wingdings"/>
+      </w:rPr>
+    </w:lvl>
+    <w:lvl xmlns:w="http://schemas.openxmlformats.org/wordprocessingml/2006/main" w:ilvl="6">
+      <w:start w:val="1"/>
+      <w:numFmt w:val="bullet"/>
+      <w:lvlText w:val=""/>
+      <w:lvlJc w:val="left"/>
+      <w:pPr>
+        <w:ind w:left="5040" w:hanging="360"/>
+      </w:pPr>
+      <w:rPr>
+        <w:rFonts w:hint="default" w:ascii="Symbol" w:hAnsi="Symbol"/>
+      </w:rPr>
+    </w:lvl>
+    <w:lvl xmlns:w="http://schemas.openxmlformats.org/wordprocessingml/2006/main" w:ilvl="7">
+      <w:start w:val="1"/>
+      <w:numFmt w:val="bullet"/>
+      <w:lvlText w:val="o"/>
+      <w:lvlJc w:val="left"/>
+      <w:pPr>
+        <w:ind w:left="5760" w:hanging="360"/>
+      </w:pPr>
+      <w:rPr>
+        <w:rFonts w:hint="default" w:ascii="Courier New" w:hAnsi="Courier New"/>
+      </w:rPr>
+    </w:lvl>
+    <w:lvl xmlns:w="http://schemas.openxmlformats.org/wordprocessingml/2006/main" w:ilvl="8">
+      <w:start w:val="1"/>
+      <w:numFmt w:val="bullet"/>
+      <w:lvlText w:val=""/>
+      <w:lvlJc w:val="left"/>
+      <w:pPr>
+        <w:ind w:left="6480" w:hanging="360"/>
+      </w:pPr>
+      <w:rPr>
+        <w:rFonts w:hint="default" w:ascii="Wingdings" w:hAnsi="Wingdings"/>
+      </w:rPr>
+    </w:lvl>
+  </w:abstractNum>
+  <w:abstractNum xmlns:w="http://schemas.openxmlformats.org/wordprocessingml/2006/main" w:abstractNumId="86">
+    <w:nsid w:val="6698b4df"/>
+    <w:multiLevelType xmlns:w="http://schemas.openxmlformats.org/wordprocessingml/2006/main" w:val="hybridMultilevel"/>
+    <w:lvl xmlns:w="http://schemas.openxmlformats.org/wordprocessingml/2006/main" w:ilvl="0">
+      <w:start w:val="1"/>
+      <w:numFmt w:val="bullet"/>
+      <w:lvlText w:val=""/>
+      <w:lvlJc w:val="left"/>
+      <w:pPr>
+        <w:ind w:left="720" w:hanging="360"/>
+      </w:pPr>
+      <w:rPr>
+        <w:rFonts w:hint="default" w:ascii="Symbol" w:hAnsi="Symbol"/>
+      </w:rPr>
+    </w:lvl>
+    <w:lvl xmlns:w="http://schemas.openxmlformats.org/wordprocessingml/2006/main" w:ilvl="1">
+      <w:start w:val="1"/>
+      <w:numFmt w:val="bullet"/>
+      <w:lvlText w:val="o"/>
+      <w:lvlJc w:val="left"/>
+      <w:pPr>
+        <w:ind w:left="1440" w:hanging="360"/>
+      </w:pPr>
+      <w:rPr>
+        <w:rFonts w:hint="default" w:ascii="Courier New" w:hAnsi="Courier New"/>
+      </w:rPr>
+    </w:lvl>
+    <w:lvl xmlns:w="http://schemas.openxmlformats.org/wordprocessingml/2006/main" w:ilvl="2">
+      <w:start w:val="1"/>
+      <w:numFmt w:val="bullet"/>
+      <w:lvlText w:val=""/>
+      <w:lvlJc w:val="left"/>
+      <w:pPr>
+        <w:ind w:left="2160" w:hanging="360"/>
+      </w:pPr>
+      <w:rPr>
+        <w:rFonts w:hint="default" w:ascii="Wingdings" w:hAnsi="Wingdings"/>
+      </w:rPr>
+    </w:lvl>
+    <w:lvl xmlns:w="http://schemas.openxmlformats.org/wordprocessingml/2006/main" w:ilvl="3">
+      <w:start w:val="1"/>
+      <w:numFmt w:val="bullet"/>
+      <w:lvlText w:val=""/>
+      <w:lvlJc w:val="left"/>
+      <w:pPr>
+        <w:ind w:left="2880" w:hanging="360"/>
+      </w:pPr>
+      <w:rPr>
+        <w:rFonts w:hint="default" w:ascii="Symbol" w:hAnsi="Symbol"/>
+      </w:rPr>
+    </w:lvl>
+    <w:lvl xmlns:w="http://schemas.openxmlformats.org/wordprocessingml/2006/main" w:ilvl="4">
+      <w:start w:val="1"/>
+      <w:numFmt w:val="bullet"/>
+      <w:lvlText w:val="o"/>
+      <w:lvlJc w:val="left"/>
+      <w:pPr>
+        <w:ind w:left="3600" w:hanging="360"/>
+      </w:pPr>
+      <w:rPr>
+        <w:rFonts w:hint="default" w:ascii="Courier New" w:hAnsi="Courier New"/>
+      </w:rPr>
+    </w:lvl>
+    <w:lvl xmlns:w="http://schemas.openxmlformats.org/wordprocessingml/2006/main" w:ilvl="5">
+      <w:start w:val="1"/>
+      <w:numFmt w:val="bullet"/>
+      <w:lvlText w:val=""/>
+      <w:lvlJc w:val="left"/>
+      <w:pPr>
+        <w:ind w:left="4320" w:hanging="360"/>
+      </w:pPr>
+      <w:rPr>
+        <w:rFonts w:hint="default" w:ascii="Wingdings" w:hAnsi="Wingdings"/>
+      </w:rPr>
+    </w:lvl>
+    <w:lvl xmlns:w="http://schemas.openxmlformats.org/wordprocessingml/2006/main" w:ilvl="6">
+      <w:start w:val="1"/>
+      <w:numFmt w:val="bullet"/>
+      <w:lvlText w:val=""/>
+      <w:lvlJc w:val="left"/>
+      <w:pPr>
+        <w:ind w:left="5040" w:hanging="360"/>
+      </w:pPr>
+      <w:rPr>
+        <w:rFonts w:hint="default" w:ascii="Symbol" w:hAnsi="Symbol"/>
+      </w:rPr>
+    </w:lvl>
+    <w:lvl xmlns:w="http://schemas.openxmlformats.org/wordprocessingml/2006/main" w:ilvl="7">
+      <w:start w:val="1"/>
+      <w:numFmt w:val="bullet"/>
+      <w:lvlText w:val="o"/>
+      <w:lvlJc w:val="left"/>
+      <w:pPr>
+        <w:ind w:left="5760" w:hanging="360"/>
+      </w:pPr>
+      <w:rPr>
+        <w:rFonts w:hint="default" w:ascii="Courier New" w:hAnsi="Courier New"/>
+      </w:rPr>
+    </w:lvl>
+    <w:lvl xmlns:w="http://schemas.openxmlformats.org/wordprocessingml/2006/main" w:ilvl="8">
+      <w:start w:val="1"/>
+      <w:numFmt w:val="bullet"/>
+      <w:lvlText w:val=""/>
+      <w:lvlJc w:val="left"/>
+      <w:pPr>
+        <w:ind w:left="6480" w:hanging="360"/>
+      </w:pPr>
+      <w:rPr>
+        <w:rFonts w:hint="default" w:ascii="Wingdings" w:hAnsi="Wingdings"/>
+      </w:rPr>
+    </w:lvl>
+  </w:abstractNum>
+  <w:abstractNum xmlns:w="http://schemas.openxmlformats.org/wordprocessingml/2006/main" w:abstractNumId="85">
+    <w:nsid w:val="2860a7ed"/>
+    <w:multiLevelType xmlns:w="http://schemas.openxmlformats.org/wordprocessingml/2006/main" w:val="hybridMultilevel"/>
+    <w:lvl xmlns:w="http://schemas.openxmlformats.org/wordprocessingml/2006/main" w:ilvl="0">
+      <w:start w:val="1"/>
+      <w:numFmt w:val="bullet"/>
+      <w:lvlText w:val=""/>
+      <w:lvlJc w:val="left"/>
+      <w:pPr>
+        <w:ind w:left="720" w:hanging="360"/>
+      </w:pPr>
+      <w:rPr>
+        <w:rFonts w:hint="default" w:ascii="Symbol" w:hAnsi="Symbol"/>
+      </w:rPr>
+    </w:lvl>
+    <w:lvl xmlns:w="http://schemas.openxmlformats.org/wordprocessingml/2006/main" w:ilvl="1">
+      <w:start w:val="1"/>
+      <w:numFmt w:val="bullet"/>
+      <w:lvlText w:val="o"/>
+      <w:lvlJc w:val="left"/>
+      <w:pPr>
+        <w:ind w:left="1440" w:hanging="360"/>
+      </w:pPr>
+      <w:rPr>
+        <w:rFonts w:hint="default" w:ascii="Courier New" w:hAnsi="Courier New"/>
+      </w:rPr>
+    </w:lvl>
+    <w:lvl xmlns:w="http://schemas.openxmlformats.org/wordprocessingml/2006/main" w:ilvl="2">
+      <w:start w:val="1"/>
+      <w:numFmt w:val="bullet"/>
+      <w:lvlText w:val=""/>
+      <w:lvlJc w:val="left"/>
+      <w:pPr>
+        <w:ind w:left="2160" w:hanging="360"/>
+      </w:pPr>
+      <w:rPr>
+        <w:rFonts w:hint="default" w:ascii="Wingdings" w:hAnsi="Wingdings"/>
+      </w:rPr>
+    </w:lvl>
+    <w:lvl xmlns:w="http://schemas.openxmlformats.org/wordprocessingml/2006/main" w:ilvl="3">
+      <w:start w:val="1"/>
+      <w:numFmt w:val="bullet"/>
+      <w:lvlText w:val=""/>
+      <w:lvlJc w:val="left"/>
+      <w:pPr>
+        <w:ind w:left="2880" w:hanging="360"/>
+      </w:pPr>
+      <w:rPr>
+        <w:rFonts w:hint="default" w:ascii="Symbol" w:hAnsi="Symbol"/>
+      </w:rPr>
+    </w:lvl>
+    <w:lvl xmlns:w="http://schemas.openxmlformats.org/wordprocessingml/2006/main" w:ilvl="4">
+      <w:start w:val="1"/>
+      <w:numFmt w:val="bullet"/>
+      <w:lvlText w:val="o"/>
+      <w:lvlJc w:val="left"/>
+      <w:pPr>
+        <w:ind w:left="3600" w:hanging="360"/>
+      </w:pPr>
+      <w:rPr>
+        <w:rFonts w:hint="default" w:ascii="Courier New" w:hAnsi="Courier New"/>
+      </w:rPr>
+    </w:lvl>
+    <w:lvl xmlns:w="http://schemas.openxmlformats.org/wordprocessingml/2006/main" w:ilvl="5">
+      <w:start w:val="1"/>
+      <w:numFmt w:val="bullet"/>
+      <w:lvlText w:val=""/>
+      <w:lvlJc w:val="left"/>
+      <w:pPr>
+        <w:ind w:left="4320" w:hanging="360"/>
+      </w:pPr>
+      <w:rPr>
+        <w:rFonts w:hint="default" w:ascii="Wingdings" w:hAnsi="Wingdings"/>
+      </w:rPr>
+    </w:lvl>
+    <w:lvl xmlns:w="http://schemas.openxmlformats.org/wordprocessingml/2006/main" w:ilvl="6">
+      <w:start w:val="1"/>
+      <w:numFmt w:val="bullet"/>
+      <w:lvlText w:val=""/>
+      <w:lvlJc w:val="left"/>
+      <w:pPr>
+        <w:ind w:left="5040" w:hanging="360"/>
+      </w:pPr>
+      <w:rPr>
+        <w:rFonts w:hint="default" w:ascii="Symbol" w:hAnsi="Symbol"/>
+      </w:rPr>
+    </w:lvl>
+    <w:lvl xmlns:w="http://schemas.openxmlformats.org/wordprocessingml/2006/main" w:ilvl="7">
+      <w:start w:val="1"/>
+      <w:numFmt w:val="bullet"/>
+      <w:lvlText w:val="o"/>
+      <w:lvlJc w:val="left"/>
+      <w:pPr>
+        <w:ind w:left="5760" w:hanging="360"/>
+      </w:pPr>
+      <w:rPr>
+        <w:rFonts w:hint="default" w:ascii="Courier New" w:hAnsi="Courier New"/>
+      </w:rPr>
+    </w:lvl>
+    <w:lvl xmlns:w="http://schemas.openxmlformats.org/wordprocessingml/2006/main" w:ilvl="8">
+      <w:start w:val="1"/>
+      <w:numFmt w:val="bullet"/>
+      <w:lvlText w:val=""/>
+      <w:lvlJc w:val="left"/>
+      <w:pPr>
+        <w:ind w:left="6480" w:hanging="360"/>
+      </w:pPr>
+      <w:rPr>
+        <w:rFonts w:hint="default" w:ascii="Wingdings" w:hAnsi="Wingdings"/>
+      </w:rPr>
+    </w:lvl>
+  </w:abstractNum>
+  <w:abstractNum xmlns:w="http://schemas.openxmlformats.org/wordprocessingml/2006/main" w:abstractNumId="84">
+    <w:nsid w:val="1df5bdbc"/>
+    <w:multiLevelType xmlns:w="http://schemas.openxmlformats.org/wordprocessingml/2006/main" w:val="hybridMultilevel"/>
+    <w:lvl xmlns:w="http://schemas.openxmlformats.org/wordprocessingml/2006/main" w:ilvl="0">
+      <w:start w:val="1"/>
+      <w:numFmt w:val="bullet"/>
+      <w:lvlText w:val=""/>
+      <w:lvlJc w:val="left"/>
+      <w:pPr>
+        <w:ind w:left="720" w:hanging="360"/>
+      </w:pPr>
+      <w:rPr>
+        <w:rFonts w:hint="default" w:ascii="Symbol" w:hAnsi="Symbol"/>
+      </w:rPr>
+    </w:lvl>
+    <w:lvl xmlns:w="http://schemas.openxmlformats.org/wordprocessingml/2006/main" w:ilvl="1">
+      <w:start w:val="1"/>
+      <w:numFmt w:val="bullet"/>
+      <w:lvlText w:val="o"/>
+      <w:lvlJc w:val="left"/>
+      <w:pPr>
+        <w:ind w:left="1440" w:hanging="360"/>
+      </w:pPr>
+      <w:rPr>
+        <w:rFonts w:hint="default" w:ascii="Courier New" w:hAnsi="Courier New"/>
+      </w:rPr>
+    </w:lvl>
+    <w:lvl xmlns:w="http://schemas.openxmlformats.org/wordprocessingml/2006/main" w:ilvl="2">
+      <w:start w:val="1"/>
+      <w:numFmt w:val="bullet"/>
+      <w:lvlText w:val=""/>
+      <w:lvlJc w:val="left"/>
+      <w:pPr>
+        <w:ind w:left="2160" w:hanging="360"/>
+      </w:pPr>
+      <w:rPr>
+        <w:rFonts w:hint="default" w:ascii="Wingdings" w:hAnsi="Wingdings"/>
+      </w:rPr>
+    </w:lvl>
+    <w:lvl xmlns:w="http://schemas.openxmlformats.org/wordprocessingml/2006/main" w:ilvl="3">
+      <w:start w:val="1"/>
+      <w:numFmt w:val="bullet"/>
+      <w:lvlText w:val=""/>
+      <w:lvlJc w:val="left"/>
+      <w:pPr>
+        <w:ind w:left="2880" w:hanging="360"/>
+      </w:pPr>
+      <w:rPr>
+        <w:rFonts w:hint="default" w:ascii="Symbol" w:hAnsi="Symbol"/>
+      </w:rPr>
+    </w:lvl>
+    <w:lvl xmlns:w="http://schemas.openxmlformats.org/wordprocessingml/2006/main" w:ilvl="4">
+      <w:start w:val="1"/>
+      <w:numFmt w:val="bullet"/>
+      <w:lvlText w:val="o"/>
+      <w:lvlJc w:val="left"/>
+      <w:pPr>
+        <w:ind w:left="3600" w:hanging="360"/>
+      </w:pPr>
+      <w:rPr>
+        <w:rFonts w:hint="default" w:ascii="Courier New" w:hAnsi="Courier New"/>
+      </w:rPr>
+    </w:lvl>
+    <w:lvl xmlns:w="http://schemas.openxmlformats.org/wordprocessingml/2006/main" w:ilvl="5">
+      <w:start w:val="1"/>
+      <w:numFmt w:val="bullet"/>
+      <w:lvlText w:val=""/>
+      <w:lvlJc w:val="left"/>
+      <w:pPr>
+        <w:ind w:left="4320" w:hanging="360"/>
+      </w:pPr>
+      <w:rPr>
+        <w:rFonts w:hint="default" w:ascii="Wingdings" w:hAnsi="Wingdings"/>
+      </w:rPr>
+    </w:lvl>
+    <w:lvl xmlns:w="http://schemas.openxmlformats.org/wordprocessingml/2006/main" w:ilvl="6">
+      <w:start w:val="1"/>
+      <w:numFmt w:val="bullet"/>
+      <w:lvlText w:val=""/>
+      <w:lvlJc w:val="left"/>
+      <w:pPr>
+        <w:ind w:left="5040" w:hanging="360"/>
+      </w:pPr>
+      <w:rPr>
+        <w:rFonts w:hint="default" w:ascii="Symbol" w:hAnsi="Symbol"/>
+      </w:rPr>
+    </w:lvl>
+    <w:lvl xmlns:w="http://schemas.openxmlformats.org/wordprocessingml/2006/main" w:ilvl="7">
+      <w:start w:val="1"/>
+      <w:numFmt w:val="bullet"/>
+      <w:lvlText w:val="o"/>
+      <w:lvlJc w:val="left"/>
+      <w:pPr>
+        <w:ind w:left="5760" w:hanging="360"/>
+      </w:pPr>
+      <w:rPr>
+        <w:rFonts w:hint="default" w:ascii="Courier New" w:hAnsi="Courier New"/>
+      </w:rPr>
+    </w:lvl>
+    <w:lvl xmlns:w="http://schemas.openxmlformats.org/wordprocessingml/2006/main" w:ilvl="8">
+      <w:start w:val="1"/>
+      <w:numFmt w:val="bullet"/>
+      <w:lvlText w:val=""/>
+      <w:lvlJc w:val="left"/>
+      <w:pPr>
+        <w:ind w:left="6480" w:hanging="360"/>
+      </w:pPr>
+      <w:rPr>
+        <w:rFonts w:hint="default" w:ascii="Wingdings" w:hAnsi="Wingdings"/>
+      </w:rPr>
+    </w:lvl>
+  </w:abstractNum>
+  <w:abstractNum xmlns:w="http://schemas.openxmlformats.org/wordprocessingml/2006/main" w:abstractNumId="83">
+    <w:nsid w:val="3d24878a"/>
+    <w:multiLevelType xmlns:w="http://schemas.openxmlformats.org/wordprocessingml/2006/main" w:val="hybridMultilevel"/>
+    <w:lvl xmlns:w="http://schemas.openxmlformats.org/wordprocessingml/2006/main" w:ilvl="0">
+      <w:start w:val="1"/>
+      <w:numFmt w:val="bullet"/>
+      <w:lvlText w:val=""/>
+      <w:lvlJc w:val="left"/>
+      <w:pPr>
+        <w:ind w:left="720" w:hanging="360"/>
+      </w:pPr>
+      <w:rPr>
+        <w:rFonts w:hint="default" w:ascii="Symbol" w:hAnsi="Symbol"/>
+      </w:rPr>
+    </w:lvl>
+    <w:lvl xmlns:w="http://schemas.openxmlformats.org/wordprocessingml/2006/main" w:ilvl="1">
+      <w:start w:val="1"/>
+      <w:numFmt w:val="bullet"/>
+      <w:lvlText w:val="o"/>
+      <w:lvlJc w:val="left"/>
+      <w:pPr>
+        <w:ind w:left="1440" w:hanging="360"/>
+      </w:pPr>
+      <w:rPr>
+        <w:rFonts w:hint="default" w:ascii="Courier New" w:hAnsi="Courier New"/>
+      </w:rPr>
+    </w:lvl>
+    <w:lvl xmlns:w="http://schemas.openxmlformats.org/wordprocessingml/2006/main" w:ilvl="2">
+      <w:start w:val="1"/>
+      <w:numFmt w:val="bullet"/>
+      <w:lvlText w:val=""/>
+      <w:lvlJc w:val="left"/>
+      <w:pPr>
+        <w:ind w:left="2160" w:hanging="360"/>
+      </w:pPr>
+      <w:rPr>
+        <w:rFonts w:hint="default" w:ascii="Wingdings" w:hAnsi="Wingdings"/>
+      </w:rPr>
+    </w:lvl>
+    <w:lvl xmlns:w="http://schemas.openxmlformats.org/wordprocessingml/2006/main" w:ilvl="3">
+      <w:start w:val="1"/>
+      <w:numFmt w:val="bullet"/>
+      <w:lvlText w:val=""/>
+      <w:lvlJc w:val="left"/>
+      <w:pPr>
+        <w:ind w:left="2880" w:hanging="360"/>
+      </w:pPr>
+      <w:rPr>
+        <w:rFonts w:hint="default" w:ascii="Symbol" w:hAnsi="Symbol"/>
+      </w:rPr>
+    </w:lvl>
+    <w:lvl xmlns:w="http://schemas.openxmlformats.org/wordprocessingml/2006/main" w:ilvl="4">
+      <w:start w:val="1"/>
+      <w:numFmt w:val="bullet"/>
+      <w:lvlText w:val="o"/>
+      <w:lvlJc w:val="left"/>
+      <w:pPr>
+        <w:ind w:left="3600" w:hanging="360"/>
+      </w:pPr>
+      <w:rPr>
+        <w:rFonts w:hint="default" w:ascii="Courier New" w:hAnsi="Courier New"/>
+      </w:rPr>
+    </w:lvl>
+    <w:lvl xmlns:w="http://schemas.openxmlformats.org/wordprocessingml/2006/main" w:ilvl="5">
+      <w:start w:val="1"/>
+      <w:numFmt w:val="bullet"/>
+      <w:lvlText w:val=""/>
+      <w:lvlJc w:val="left"/>
+      <w:pPr>
+        <w:ind w:left="4320" w:hanging="360"/>
+      </w:pPr>
+      <w:rPr>
+        <w:rFonts w:hint="default" w:ascii="Wingdings" w:hAnsi="Wingdings"/>
+      </w:rPr>
+    </w:lvl>
+    <w:lvl xmlns:w="http://schemas.openxmlformats.org/wordprocessingml/2006/main" w:ilvl="6">
+      <w:start w:val="1"/>
+      <w:numFmt w:val="bullet"/>
+      <w:lvlText w:val=""/>
+      <w:lvlJc w:val="left"/>
+      <w:pPr>
+        <w:ind w:left="5040" w:hanging="360"/>
+      </w:pPr>
+      <w:rPr>
+        <w:rFonts w:hint="default" w:ascii="Symbol" w:hAnsi="Symbol"/>
+      </w:rPr>
+    </w:lvl>
+    <w:lvl xmlns:w="http://schemas.openxmlformats.org/wordprocessingml/2006/main" w:ilvl="7">
+      <w:start w:val="1"/>
+      <w:numFmt w:val="bullet"/>
+      <w:lvlText w:val="o"/>
+      <w:lvlJc w:val="left"/>
+      <w:pPr>
+        <w:ind w:left="5760" w:hanging="360"/>
+      </w:pPr>
+      <w:rPr>
+        <w:rFonts w:hint="default" w:ascii="Courier New" w:hAnsi="Courier New"/>
+      </w:rPr>
+    </w:lvl>
+    <w:lvl xmlns:w="http://schemas.openxmlformats.org/wordprocessingml/2006/main" w:ilvl="8">
+      <w:start w:val="1"/>
+      <w:numFmt w:val="bullet"/>
+      <w:lvlText w:val=""/>
+      <w:lvlJc w:val="left"/>
+      <w:pPr>
+        <w:ind w:left="6480" w:hanging="360"/>
+      </w:pPr>
+      <w:rPr>
+        <w:rFonts w:hint="default" w:ascii="Wingdings" w:hAnsi="Wingdings"/>
+      </w:rPr>
+    </w:lvl>
+  </w:abstractNum>
   <w:abstractNum xmlns:w="http://schemas.openxmlformats.org/wordprocessingml/2006/main" w:abstractNumId="82">
     <w:nsid w:val="7bee6afd"/>
     <w:multiLevelType xmlns:w="http://schemas.openxmlformats.org/wordprocessingml/2006/main" w:val="hybridMultilevel"/>
@@ -23614,6 +29907,72 @@
       </w:rPr>
     </w:lvl>
   </w:abstractNum>
+  <w:num w:numId="105">
+    <w:abstractNumId w:val="104"/>
+  </w:num>
+  <w:num w:numId="104">
+    <w:abstractNumId w:val="103"/>
+  </w:num>
+  <w:num w:numId="103">
+    <w:abstractNumId w:val="102"/>
+  </w:num>
+  <w:num w:numId="102">
+    <w:abstractNumId w:val="101"/>
+  </w:num>
+  <w:num w:numId="101">
+    <w:abstractNumId w:val="100"/>
+  </w:num>
+  <w:num w:numId="100">
+    <w:abstractNumId w:val="99"/>
+  </w:num>
+  <w:num w:numId="99">
+    <w:abstractNumId w:val="98"/>
+  </w:num>
+  <w:num w:numId="98">
+    <w:abstractNumId w:val="97"/>
+  </w:num>
+  <w:num w:numId="97">
+    <w:abstractNumId w:val="96"/>
+  </w:num>
+  <w:num w:numId="96">
+    <w:abstractNumId w:val="95"/>
+  </w:num>
+  <w:num w:numId="95">
+    <w:abstractNumId w:val="94"/>
+  </w:num>
+  <w:num w:numId="94">
+    <w:abstractNumId w:val="93"/>
+  </w:num>
+  <w:num w:numId="93">
+    <w:abstractNumId w:val="92"/>
+  </w:num>
+  <w:num w:numId="92">
+    <w:abstractNumId w:val="91"/>
+  </w:num>
+  <w:num w:numId="91">
+    <w:abstractNumId w:val="90"/>
+  </w:num>
+  <w:num w:numId="90">
+    <w:abstractNumId w:val="89"/>
+  </w:num>
+  <w:num w:numId="89">
+    <w:abstractNumId w:val="88"/>
+  </w:num>
+  <w:num w:numId="88">
+    <w:abstractNumId w:val="87"/>
+  </w:num>
+  <w:num w:numId="87">
+    <w:abstractNumId w:val="86"/>
+  </w:num>
+  <w:num w:numId="86">
+    <w:abstractNumId w:val="85"/>
+  </w:num>
+  <w:num w:numId="85">
+    <w:abstractNumId w:val="84"/>
+  </w:num>
+  <w:num w:numId="84">
+    <w:abstractNumId w:val="83"/>
+  </w:num>
   <w:num w:numId="83">
     <w:abstractNumId w:val="82"/>
   </w:num>
